--- a/lessons/6-2/downloads/6-2-notes.docx
+++ b/lessons/6-2/downloads/6-2-notes.docx
@@ -415,6 +415,610 @@
         <w:rPr>
           <w:b/>
           <w:bCs/>
+          <w:color w:val="1FA6A2"/>
+          <w:sz w:val="26"/>
+          <w:szCs w:val="26"/>
+        </w:rPr>
+        <w:t xml:space="preserve">Turn &amp; Talk — Discussion Points  (Level 1 support · Level 2)</w:t>
+      </w:r>
+    </w:p>
+    <w:p>
+      <w:pPr>
+        <w:spacing w:after="60"/>
+      </w:pPr>
+      <w:r>
+        <w:rPr>
+          <w:i/>
+          <w:iCs/>
+          <w:color w:val="5F6F80"/>
+          <w:sz w:val="19"/>
+          <w:szCs w:val="19"/>
+        </w:rPr>
+        <w:t xml:space="preserve">Talk with a partner. Use the Level 1 stems if you need help getting started; try the Level 2 question when you are ready for more.</w:t>
+      </w:r>
+    </w:p>
+    <w:p>
+      <w:pPr>
+        <w:spacing w:after="60"/>
+      </w:pPr>
+      <w:r>
+        <w:rPr>
+          <w:b/>
+          <w:bCs/>
+          <w:color w:val="12355B"/>
+          <w:sz w:val="21"/>
+          <w:szCs w:val="21"/>
+        </w:rPr>
+        <w:t xml:space="preserve">1. [Launch] </w:t>
+      </w:r>
+      <w:r>
+        <w:rPr>
+          <w:b/>
+          <w:bCs/>
+          <w:sz w:val="21"/>
+          <w:szCs w:val="21"/>
+        </w:rPr>
+        <w:t xml:space="preserve">The concert cost is 150 + 12s, where s is the number of speakers. How do you find the cost for 5 speakers, and why does this one expression work for any number of speakers?</w:t>
+      </w:r>
+    </w:p>
+    <w:p>
+      <w:pPr>
+        <w:spacing w:after="60"/>
+      </w:pPr>
+      <w:r>
+        <w:rPr>
+          <w:b/>
+          <w:bCs/>
+          <w:color w:val="1FA6A2"/>
+          <w:sz w:val="20"/>
+          <w:szCs w:val="20"/>
+        </w:rPr>
+        <w:t xml:space="preserve">Level 1 — Start here: </w:t>
+      </w:r>
+      <w:r>
+        <w:rPr>
+          <w:sz w:val="20"/>
+          <w:szCs w:val="20"/>
+        </w:rPr>
+        <w:t xml:space="preserve">Substitute the number of speakers for s, then evaluate.</w:t>
+      </w:r>
+    </w:p>
+    <w:p>
+      <w:pPr>
+        <w:spacing w:after="60"/>
+      </w:pPr>
+      <w:r>
+        <w:rPr>
+          <w:sz w:val="21"/>
+          <w:szCs w:val="21"/>
+        </w:rPr>
+        <w:t xml:space="preserve">I substitute s = 5 into 150 + 12s to get ___.</w:t>
+      </w:r>
+      <w:r>
+        <w:rPr>
+          <w:i/>
+          <w:iCs/>
+          <w:color w:val="5F6F80"/>
+          <w:sz w:val="19"/>
+          <w:szCs w:val="19"/>
+        </w:rPr>
+        <w:br/>
+        <w:t xml:space="preserve">
+Sustituyo s = 5 en 150 + 12s para obtener ___.</w:t>
+      </w:r>
+    </w:p>
+    <w:p>
+      <w:pPr>
+        <w:spacing w:after="60"/>
+      </w:pPr>
+      <w:r>
+        <w:rPr>
+          <w:sz w:val="21"/>
+          <w:szCs w:val="21"/>
+        </w:rPr>
+        <w:t xml:space="preserve">One expression works for any show because s ___.</w:t>
+      </w:r>
+      <w:r>
+        <w:rPr>
+          <w:i/>
+          <w:iCs/>
+          <w:color w:val="5F6F80"/>
+          <w:sz w:val="19"/>
+          <w:szCs w:val="19"/>
+        </w:rPr>
+        <w:br/>
+        <w:t xml:space="preserve">
+Una expresión sirve para cualquier concierto porque s ___.</w:t>
+      </w:r>
+    </w:p>
+    <w:p>
+      <w:pPr>
+        <w:spacing w:after="60"/>
+      </w:pPr>
+      <w:r>
+        <w:rPr>
+          <w:b/>
+          <w:bCs/>
+          <w:color w:val="12355B"/>
+          <w:sz w:val="20"/>
+          <w:szCs w:val="20"/>
+        </w:rPr>
+        <w:t xml:space="preserve">Word bank: </w:t>
+      </w:r>
+      <w:r>
+        <w:rPr>
+          <w:color w:val="1FA6A2"/>
+          <w:sz w:val="20"/>
+          <w:szCs w:val="20"/>
+        </w:rPr>
+        <w:t xml:space="preserve">Variable, Expression, Evaluate, Substitute</w:t>
+      </w:r>
+    </w:p>
+    <w:p>
+      <w:pPr>
+        <w:spacing w:after="60"/>
+      </w:pPr>
+      <w:r>
+        <w:rPr>
+          <w:b/>
+          <w:bCs/>
+          <w:color w:val="12355B"/>
+          <w:sz w:val="19"/>
+          <w:szCs w:val="19"/>
+        </w:rPr>
+        <w:t xml:space="preserve">Listen for: </w:t>
+      </w:r>
+      <w:r>
+        <w:rPr>
+          <w:i/>
+          <w:iCs/>
+          <w:color w:val="5F6F80"/>
+          <w:sz w:val="19"/>
+          <w:szCs w:val="19"/>
+        </w:rPr>
+        <w:t xml:space="preserve">Students substitute s = 5 (150 + 12 × 5 = 210), explain 150 is the fixed venue fee and 12 is the cost per speaker, and note s can be any number.</w:t>
+      </w:r>
+    </w:p>
+    <w:p>
+      <w:pPr>
+        <w:spacing w:after="60"/>
+      </w:pPr>
+      <w:r>
+        <w:rPr>
+          <w:b/>
+          <w:bCs/>
+          <w:color w:val="9A6B12"/>
+          <w:sz w:val="20"/>
+          <w:szCs w:val="20"/>
+        </w:rPr>
+        <w:t xml:space="preserve">Level 2: </w:t>
+      </w:r>
+      <w:r>
+        <w:rPr>
+          <w:sz w:val="20"/>
+          <w:szCs w:val="20"/>
+        </w:rPr>
+        <w:t xml:space="preserve">Predict whether doubling the speakers from 5 to 10 doubles the total cost. Justify using the $150 base fee.</w:t>
+      </w:r>
+    </w:p>
+    <w:p>
+      <w:pPr>
+        <w:spacing w:after="60"/>
+        <w:ind w:left="360"/>
+      </w:pPr>
+      <w:r>
+        <w:rPr>
+          <w:sz w:val="20"/>
+          <w:szCs w:val="20"/>
+        </w:rPr>
+        <w:t xml:space="preserve">• Doubling speakers does ___ double the cost because the 150 ___.</w:t>
+      </w:r>
+    </w:p>
+    <w:p>
+      <w:pPr>
+        <w:spacing w:after="60"/>
+        <w:ind w:left="360"/>
+      </w:pPr>
+      <w:r>
+        <w:rPr>
+          <w:sz w:val="20"/>
+          <w:szCs w:val="20"/>
+        </w:rPr>
+        <w:t xml:space="preserve">• For 10 speakers the cost is ___, which compared to 210 shows ___.</w:t>
+      </w:r>
+    </w:p>
+    <w:p>
+      <w:pPr>
+        <w:spacing w:after="60"/>
+      </w:pPr>
+      <w:r>
+        <w:rPr>
+          <w:b/>
+          <w:bCs/>
+          <w:color w:val="12355B"/>
+          <w:sz w:val="21"/>
+          <w:szCs w:val="21"/>
+        </w:rPr>
+        <w:t xml:space="preserve">2. [Explore] </w:t>
+      </w:r>
+      <w:r>
+        <w:rPr>
+          <w:b/>
+          <w:bCs/>
+          <w:sz w:val="21"/>
+          <w:szCs w:val="21"/>
+        </w:rPr>
+        <w:t xml:space="preserve">When you evaluate an expression like 4x² + 3, what order do you follow, and why must you square before you multiply?</w:t>
+      </w:r>
+    </w:p>
+    <w:p>
+      <w:pPr>
+        <w:spacing w:after="60"/>
+      </w:pPr>
+      <w:r>
+        <w:rPr>
+          <w:b/>
+          <w:bCs/>
+          <w:color w:val="1FA6A2"/>
+          <w:sz w:val="20"/>
+          <w:szCs w:val="20"/>
+        </w:rPr>
+        <w:t xml:space="preserve">Level 1 — Start here: </w:t>
+      </w:r>
+      <w:r>
+        <w:rPr>
+          <w:sz w:val="20"/>
+          <w:szCs w:val="20"/>
+        </w:rPr>
+        <w:t xml:space="preserve">Follow order of operations: substitute, then exponents, then multiply, then add.</w:t>
+      </w:r>
+    </w:p>
+    <w:p>
+      <w:pPr>
+        <w:spacing w:after="60"/>
+      </w:pPr>
+      <w:r>
+        <w:rPr>
+          <w:sz w:val="21"/>
+          <w:szCs w:val="21"/>
+        </w:rPr>
+        <w:t xml:space="preserve">First I substitute, then I do ___ because of the order of operations.</w:t>
+      </w:r>
+      <w:r>
+        <w:rPr>
+          <w:i/>
+          <w:iCs/>
+          <w:color w:val="5F6F80"/>
+          <w:sz w:val="19"/>
+          <w:szCs w:val="19"/>
+        </w:rPr>
+        <w:br/>
+        <w:t xml:space="preserve">
+Primero sustituyo, luego hago ___ por el orden de las operaciones.</w:t>
+      </w:r>
+    </w:p>
+    <w:p>
+      <w:pPr>
+        <w:spacing w:after="60"/>
+      </w:pPr>
+      <w:r>
+        <w:rPr>
+          <w:sz w:val="21"/>
+          <w:szCs w:val="21"/>
+        </w:rPr>
+        <w:t xml:space="preserve">I must square before multiplying because ___.</w:t>
+      </w:r>
+      <w:r>
+        <w:rPr>
+          <w:i/>
+          <w:iCs/>
+          <w:color w:val="5F6F80"/>
+          <w:sz w:val="19"/>
+          <w:szCs w:val="19"/>
+        </w:rPr>
+        <w:br/>
+        <w:t xml:space="preserve">
+Debo elevar al cuadrado antes de multiplicar porque ___.</w:t>
+      </w:r>
+    </w:p>
+    <w:p>
+      <w:pPr>
+        <w:spacing w:after="60"/>
+      </w:pPr>
+      <w:r>
+        <w:rPr>
+          <w:b/>
+          <w:bCs/>
+          <w:color w:val="12355B"/>
+          <w:sz w:val="20"/>
+          <w:szCs w:val="20"/>
+        </w:rPr>
+        <w:t xml:space="preserve">Word bank: </w:t>
+      </w:r>
+      <w:r>
+        <w:rPr>
+          <w:color w:val="1FA6A2"/>
+          <w:sz w:val="20"/>
+          <w:szCs w:val="20"/>
+        </w:rPr>
+        <w:t xml:space="preserve">Evaluate, Substitute, Expression, Variable</w:t>
+      </w:r>
+    </w:p>
+    <w:p>
+      <w:pPr>
+        <w:spacing w:after="60"/>
+      </w:pPr>
+      <w:r>
+        <w:rPr>
+          <w:b/>
+          <w:bCs/>
+          <w:color w:val="12355B"/>
+          <w:sz w:val="19"/>
+          <w:szCs w:val="19"/>
+        </w:rPr>
+        <w:t xml:space="preserve">Listen for: </w:t>
+      </w:r>
+      <w:r>
+        <w:rPr>
+          <w:i/>
+          <w:iCs/>
+          <w:color w:val="5F6F80"/>
+          <w:sz w:val="19"/>
+          <w:szCs w:val="19"/>
+        </w:rPr>
+        <w:t xml:space="preserve">A strong answer substitutes the value first, then applies the exponent before multiplying (e.g., 4 × 2² = 4 × 4 = 16, not (4 × 2)² ), citing order of operations.</w:t>
+      </w:r>
+    </w:p>
+    <w:p>
+      <w:pPr>
+        <w:spacing w:after="60"/>
+      </w:pPr>
+      <w:r>
+        <w:rPr>
+          <w:b/>
+          <w:bCs/>
+          <w:color w:val="9A6B12"/>
+          <w:sz w:val="20"/>
+          <w:szCs w:val="20"/>
+        </w:rPr>
+        <w:t xml:space="preserve">Level 2: </w:t>
+      </w:r>
+      <w:r>
+        <w:rPr>
+          <w:sz w:val="20"/>
+          <w:szCs w:val="20"/>
+        </w:rPr>
+        <w:t xml:space="preserve">A classmate evaluates 4x² + 3 at x = 2 as (4 × 2)² + 3 = 67. Critique the error and give the correct value.</w:t>
+      </w:r>
+    </w:p>
+    <w:p>
+      <w:pPr>
+        <w:spacing w:after="60"/>
+        <w:ind w:left="360"/>
+      </w:pPr>
+      <w:r>
+        <w:rPr>
+          <w:sz w:val="20"/>
+          <w:szCs w:val="20"/>
+        </w:rPr>
+        <w:t xml:space="preserve">• The error is ___ because the exponent applies only to ___.</w:t>
+      </w:r>
+    </w:p>
+    <w:p>
+      <w:pPr>
+        <w:spacing w:after="60"/>
+        <w:ind w:left="360"/>
+      </w:pPr>
+      <w:r>
+        <w:rPr>
+          <w:sz w:val="20"/>
+          <w:szCs w:val="20"/>
+        </w:rPr>
+        <w:t xml:space="preserve">• The correct value is ___ because I do 2² = ___ first, then ___.</w:t>
+      </w:r>
+    </w:p>
+    <w:p>
+      <w:pPr>
+        <w:spacing w:after="60"/>
+      </w:pPr>
+      <w:r>
+        <w:rPr>
+          <w:b/>
+          <w:bCs/>
+          <w:color w:val="12355B"/>
+          <w:sz w:val="21"/>
+          <w:szCs w:val="21"/>
+        </w:rPr>
+        <w:t xml:space="preserve">3. [Connect] </w:t>
+      </w:r>
+      <w:r>
+        <w:rPr>
+          <w:b/>
+          <w:bCs/>
+          <w:sz w:val="21"/>
+          <w:szCs w:val="21"/>
+        </w:rPr>
+        <w:t xml:space="preserve">The rideshare fare is 2.50 + 1.75m for m miles. How much is an 8-mile ride, and what does each part of the expression represent?</w:t>
+      </w:r>
+    </w:p>
+    <w:p>
+      <w:pPr>
+        <w:spacing w:after="60"/>
+      </w:pPr>
+      <w:r>
+        <w:rPr>
+          <w:b/>
+          <w:bCs/>
+          <w:color w:val="1FA6A2"/>
+          <w:sz w:val="20"/>
+          <w:szCs w:val="20"/>
+        </w:rPr>
+        <w:t xml:space="preserve">Level 1 — Start here: </w:t>
+      </w:r>
+      <w:r>
+        <w:rPr>
+          <w:sz w:val="20"/>
+          <w:szCs w:val="20"/>
+        </w:rPr>
+        <w:t xml:space="preserve">Substitute m = 8 and evaluate to get the total fare.</w:t>
+      </w:r>
+    </w:p>
+    <w:p>
+      <w:pPr>
+        <w:spacing w:after="60"/>
+      </w:pPr>
+      <w:r>
+        <w:rPr>
+          <w:sz w:val="21"/>
+          <w:szCs w:val="21"/>
+        </w:rPr>
+        <w:t xml:space="preserve">I substitute m = 8: 2.50 + 1.75 × ___ = ___.</w:t>
+      </w:r>
+      <w:r>
+        <w:rPr>
+          <w:i/>
+          <w:iCs/>
+          <w:color w:val="5F6F80"/>
+          <w:sz w:val="19"/>
+          <w:szCs w:val="19"/>
+        </w:rPr>
+        <w:br/>
+        <w:t xml:space="preserve">
+Sustituyo m = 8: 2.50 + 1.75 × ___ = ___.</w:t>
+      </w:r>
+    </w:p>
+    <w:p>
+      <w:pPr>
+        <w:spacing w:after="60"/>
+      </w:pPr>
+      <w:r>
+        <w:rPr>
+          <w:sz w:val="21"/>
+          <w:szCs w:val="21"/>
+        </w:rPr>
+        <w:t xml:space="preserve">The 2.50 is the ___ and the 1.75 is the ___.</w:t>
+      </w:r>
+      <w:r>
+        <w:rPr>
+          <w:i/>
+          <w:iCs/>
+          <w:color w:val="5F6F80"/>
+          <w:sz w:val="19"/>
+          <w:szCs w:val="19"/>
+        </w:rPr>
+        <w:br/>
+        <w:t xml:space="preserve">
+El 2.50 es la ___ y el 1.75 es la ___.</w:t>
+      </w:r>
+    </w:p>
+    <w:p>
+      <w:pPr>
+        <w:spacing w:after="60"/>
+      </w:pPr>
+      <w:r>
+        <w:rPr>
+          <w:b/>
+          <w:bCs/>
+          <w:color w:val="12355B"/>
+          <w:sz w:val="20"/>
+          <w:szCs w:val="20"/>
+        </w:rPr>
+        <w:t xml:space="preserve">Word bank: </w:t>
+      </w:r>
+      <w:r>
+        <w:rPr>
+          <w:color w:val="1FA6A2"/>
+          <w:sz w:val="20"/>
+          <w:szCs w:val="20"/>
+        </w:rPr>
+        <w:t xml:space="preserve">Substitute, Variable, Evaluate, Expression</w:t>
+      </w:r>
+    </w:p>
+    <w:p>
+      <w:pPr>
+        <w:spacing w:after="60"/>
+      </w:pPr>
+      <w:r>
+        <w:rPr>
+          <w:b/>
+          <w:bCs/>
+          <w:color w:val="12355B"/>
+          <w:sz w:val="19"/>
+          <w:szCs w:val="19"/>
+        </w:rPr>
+        <w:t xml:space="preserve">Listen for: </w:t>
+      </w:r>
+      <w:r>
+        <w:rPr>
+          <w:i/>
+          <w:iCs/>
+          <w:color w:val="5F6F80"/>
+          <w:sz w:val="19"/>
+          <w:szCs w:val="19"/>
+        </w:rPr>
+        <w:t xml:space="preserve">Students evaluate 2.50 + 1.75 × 8 = 16.50 and identify 2.50 as the base fee and 1.75 as the per-mile rate.</w:t>
+      </w:r>
+    </w:p>
+    <w:p>
+      <w:pPr>
+        <w:spacing w:after="60"/>
+      </w:pPr>
+      <w:r>
+        <w:rPr>
+          <w:b/>
+          <w:bCs/>
+          <w:color w:val="9A6B12"/>
+          <w:sz w:val="20"/>
+          <w:szCs w:val="20"/>
+        </w:rPr>
+        <w:t xml:space="preserve">Level 2: </w:t>
+      </w:r>
+      <w:r>
+        <w:rPr>
+          <w:sz w:val="20"/>
+          <w:szCs w:val="20"/>
+        </w:rPr>
+        <w:t xml:space="preserve">Two riders pay the same fare, but one traveled fewer miles. How is that possible with 2.50 + 1.75m? Justify what would have to differ.</w:t>
+      </w:r>
+    </w:p>
+    <w:p>
+      <w:pPr>
+        <w:spacing w:after="60"/>
+        <w:ind w:left="360"/>
+      </w:pPr>
+      <w:r>
+        <w:rPr>
+          <w:sz w:val="20"/>
+          <w:szCs w:val="20"/>
+        </w:rPr>
+        <w:t xml:space="preserve">• That is possible only if ___, because the per-mile rate 1.75 ___.</w:t>
+      </w:r>
+    </w:p>
+    <w:p>
+      <w:pPr>
+        <w:spacing w:after="60"/>
+        <w:ind w:left="360"/>
+      </w:pPr>
+      <w:r>
+        <w:rPr>
+          <w:sz w:val="20"/>
+          <w:szCs w:val="20"/>
+        </w:rPr>
+        <w:t xml:space="preserve">• The base fee 2.50 is the same for both, so any difference comes from ___.</w:t>
+      </w:r>
+    </w:p>
+    <w:p>
+      <w:pPr>
+        <w:pStyle w:val="Heading2"/>
+        <w:pBdr>
+          <w:left w:val="single" w:color="1FA6A2" w:sz="18" w:space="8"/>
+        </w:pBdr>
+        <w:spacing w:after="100" w:before="200"/>
+      </w:pPr>
+      <w:r>
+        <w:rPr>
+          <w:b/>
+          <w:bCs/>
           <w:color w:val="9A6B12"/>
           <w:sz w:val="26"/>
           <w:szCs w:val="26"/>
@@ -987,7 +1591,7 @@
           <w:sz w:val="21"/>
           <w:szCs w:val="21"/>
         </w:rPr>
-        <w:t xml:space="preserve">First I did ___ because ___.</w:t>
+        <w:t xml:space="preserve">I substitute s = 5 into 150 + 12s to get ___.</w:t>
       </w:r>
       <w:r>
         <w:rPr>
@@ -999,19 +1603,19 @@
         </w:rPr>
         <w:br/>
         <w:t xml:space="preserve">
-Primero hice ___ porque ___.</w:t>
-      </w:r>
-    </w:p>
-    <w:p>
-      <w:pPr>
-        <w:spacing w:after="60"/>
-      </w:pPr>
-      <w:r>
-        <w:rPr>
-          <w:sz w:val="21"/>
-          <w:szCs w:val="21"/>
-        </w:rPr>
-        <w:t xml:space="preserve">My answer is ___.</w:t>
+Sustituyo s = 5 en 150 + 12s para obtener ___.</w:t>
+      </w:r>
+    </w:p>
+    <w:p>
+      <w:pPr>
+        <w:spacing w:after="60"/>
+      </w:pPr>
+      <w:r>
+        <w:rPr>
+          <w:sz w:val="21"/>
+          <w:szCs w:val="21"/>
+        </w:rPr>
+        <w:t xml:space="preserve">One expression works for any show because s ___.</w:t>
       </w:r>
       <w:r>
         <w:rPr>
@@ -1023,19 +1627,19 @@
         </w:rPr>
         <w:br/>
         <w:t xml:space="preserve">
-Mi respuesta es ___.</w:t>
-      </w:r>
-    </w:p>
-    <w:p>
-      <w:pPr>
-        <w:spacing w:after="60"/>
-      </w:pPr>
-      <w:r>
-        <w:rPr>
-          <w:sz w:val="21"/>
-          <w:szCs w:val="21"/>
-        </w:rPr>
-        <w:t xml:space="preserve">Order matters when ___.</w:t>
+Una expresión sirve para cualquier concierto porque s ___.</w:t>
+      </w:r>
+    </w:p>
+    <w:p>
+      <w:pPr>
+        <w:spacing w:after="60"/>
+      </w:pPr>
+      <w:r>
+        <w:rPr>
+          <w:sz w:val="21"/>
+          <w:szCs w:val="21"/>
+        </w:rPr>
+        <w:t xml:space="preserve">First I substitute, then I do ___ because of the order of operations.</w:t>
       </w:r>
       <w:r>
         <w:rPr>
@@ -1047,7 +1651,7 @@
         </w:rPr>
         <w:br/>
         <w:t xml:space="preserve">
-El orden importa cuando ___.</w:t>
+Primero sustituyo, luego hago ___ por el orden de las operaciones.</w:t>
       </w:r>
     </w:p>
     <w:p>

--- a/lessons/6-2/downloads/6-2-notes.docx
+++ b/lessons/6-2/downloads/6-2-notes.docx
@@ -489,6 +489,43 @@
       </w:pPr>
       <w:r>
         <w:rPr>
+          <w:b/>
+          <w:bCs/>
+          <w:color w:val="1FA6A2"/>
+          <w:sz w:val="20"/>
+          <w:szCs w:val="20"/>
+        </w:rPr>
+        <w:t xml:space="preserve">Hint (optional): </w:t>
+      </w:r>
+      <w:r>
+        <w:rPr>
+          <w:sz w:val="20"/>
+          <w:szCs w:val="20"/>
+        </w:rPr>
+        <w:t xml:space="preserve">Try starting with the word "Variable" or "Expression". Re-read the question and underline what it is asking you to compare or find. Use one number or word from the problem as your evidence.</w:t>
+      </w:r>
+    </w:p>
+    <w:p>
+      <w:pPr>
+        <w:spacing w:after="60"/>
+      </w:pPr>
+      <w:r>
+        <w:rPr>
+          <w:b/>
+          <w:bCs/>
+          <w:color w:val="12355B"/>
+          <w:sz w:val="19"/>
+          <w:szCs w:val="19"/>
+        </w:rPr>
+        <w:t xml:space="preserve">Sentence starters (optional)</w:t>
+      </w:r>
+    </w:p>
+    <w:p>
+      <w:pPr>
+        <w:spacing w:after="60"/>
+      </w:pPr>
+      <w:r>
+        <w:rPr>
           <w:sz w:val="21"/>
           <w:szCs w:val="21"/>
         </w:rPr>
@@ -679,6 +716,43 @@
       </w:pPr>
       <w:r>
         <w:rPr>
+          <w:b/>
+          <w:bCs/>
+          <w:color w:val="1FA6A2"/>
+          <w:sz w:val="20"/>
+          <w:szCs w:val="20"/>
+        </w:rPr>
+        <w:t xml:space="preserve">Hint (optional): </w:t>
+      </w:r>
+      <w:r>
+        <w:rPr>
+          <w:sz w:val="20"/>
+          <w:szCs w:val="20"/>
+        </w:rPr>
+        <w:t xml:space="preserve">Try starting with the word "Evaluate" or "Substitute". Re-read the question and underline what it is asking you to compare or find. Use one number or word from the problem as your evidence.</w:t>
+      </w:r>
+    </w:p>
+    <w:p>
+      <w:pPr>
+        <w:spacing w:after="60"/>
+      </w:pPr>
+      <w:r>
+        <w:rPr>
+          <w:b/>
+          <w:bCs/>
+          <w:color w:val="12355B"/>
+          <w:sz w:val="19"/>
+          <w:szCs w:val="19"/>
+        </w:rPr>
+        <w:t xml:space="preserve">Sentence starters (optional)</w:t>
+      </w:r>
+    </w:p>
+    <w:p>
+      <w:pPr>
+        <w:spacing w:after="60"/>
+      </w:pPr>
+      <w:r>
+        <w:rPr>
           <w:sz w:val="21"/>
           <w:szCs w:val="21"/>
         </w:rPr>
@@ -861,6 +935,43 @@
           <w:szCs w:val="20"/>
         </w:rPr>
         <w:t xml:space="preserve">Substitute m = 8 and evaluate to get the total fare.</w:t>
+      </w:r>
+    </w:p>
+    <w:p>
+      <w:pPr>
+        <w:spacing w:after="60"/>
+      </w:pPr>
+      <w:r>
+        <w:rPr>
+          <w:b/>
+          <w:bCs/>
+          <w:color w:val="1FA6A2"/>
+          <w:sz w:val="20"/>
+          <w:szCs w:val="20"/>
+        </w:rPr>
+        <w:t xml:space="preserve">Hint (optional): </w:t>
+      </w:r>
+      <w:r>
+        <w:rPr>
+          <w:sz w:val="20"/>
+          <w:szCs w:val="20"/>
+        </w:rPr>
+        <w:t xml:space="preserve">Try starting with the word "Substitute" or "Variable". Re-read the question and underline what it is asking you to compare or find. Use one number or word from the problem as your evidence.</w:t>
+      </w:r>
+    </w:p>
+    <w:p>
+      <w:pPr>
+        <w:spacing w:after="60"/>
+      </w:pPr>
+      <w:r>
+        <w:rPr>
+          <w:b/>
+          <w:bCs/>
+          <w:color w:val="12355B"/>
+          <w:sz w:val="19"/>
+          <w:szCs w:val="19"/>
+        </w:rPr>
+        <w:t xml:space="preserve">Sentence starters (optional)</w:t>
       </w:r>
     </w:p>
     <w:p>

--- a/lessons/6-2/downloads/6-2-notes.docx
+++ b/lessons/6-2/downloads/6-2-notes.docx
@@ -97,6 +97,69 @@
       </w:pPr>
       <w:r>
         <w:rPr>
+          <w:i/>
+          <w:iCs/>
+          <w:color w:val="5F6F80"/>
+          <w:sz w:val="19"/>
+          <w:szCs w:val="19"/>
+        </w:rPr>
+        <w:t xml:space="preserve">Picture first, then the word, then a plain-language meaning.</w:t>
+      </w:r>
+    </w:p>
+    <w:p>
+      <w:pPr>
+        <w:keepNext/>
+        <w:spacing w:after="20" w:before="120"/>
+        <w:jc w:val="center"/>
+      </w:pPr>
+      <w:r>
+        <w:drawing>
+          <wp:inline distT="0" distB="0" distL="0" distR="0">
+            <wp:extent cx="1238250" cy="933450"/>
+            <wp:effectExtent t="0" r="0" b="0" l="0"/>
+            <wp:docPr id="1" name="" descr="" title=""/>
+            <wp:cNvGraphicFramePr>
+              <a:graphicFrameLocks xmlns:a="http://schemas.openxmlformats.org/drawingml/2006/main" noChangeAspect="1"/>
+            </wp:cNvGraphicFramePr>
+            <a:graphic xmlns:a="http://schemas.openxmlformats.org/drawingml/2006/main">
+              <a:graphicData uri="http://schemas.openxmlformats.org/drawingml/2006/picture">
+                <pic:pic xmlns:pic="http://schemas.openxmlformats.org/drawingml/2006/picture">
+                  <pic:nvPicPr>
+                    <pic:cNvPr id="0" name="" descr=""/>
+                    <pic:cNvPicPr>
+                      <a:picLocks noChangeAspect="1" noChangeArrowheads="1"/>
+                    </pic:cNvPicPr>
+                  </pic:nvPicPr>
+                  <pic:blipFill>
+                    <a:blip r:embed="rId9" cstate="none"/>
+                    <a:srcRect/>
+                    <a:stretch>
+                      <a:fillRect/>
+                    </a:stretch>
+                  </pic:blipFill>
+                  <pic:spPr bwMode="auto">
+                    <a:xfrm>
+                      <a:off x="0" y="0"/>
+                      <a:ext cx="1238250" cy="933450"/>
+                    </a:xfrm>
+                    <a:prstGeom prst="rect">
+                      <a:avLst/>
+                    </a:prstGeom>
+                  </pic:spPr>
+                </pic:pic>
+              </a:graphicData>
+            </a:graphic>
+          </wp:inline>
+        </w:drawing>
+      </w:r>
+    </w:p>
+    <w:p>
+      <w:pPr>
+        <w:keepNext/>
+        <w:spacing w:after="20"/>
+      </w:pPr>
+      <w:r>
+        <w:rPr>
           <w:b/>
           <w:bCs/>
           <w:color w:val="12355B"/>
@@ -118,7 +181,7 @@
     </w:p>
     <w:p>
       <w:pPr>
-        <w:spacing w:after="60"/>
+        <w:spacing w:after="160"/>
       </w:pPr>
       <w:r>
         <w:rPr>
@@ -130,22 +193,55 @@
     </w:p>
     <w:p>
       <w:pPr>
-        <w:spacing w:after="60"/>
-      </w:pPr>
-      <w:r>
-        <w:rPr>
-          <w:i/>
-          <w:iCs/>
-          <w:color w:val="5F6F80"/>
-          <w:sz w:val="19"/>
-          <w:szCs w:val="19"/>
-        </w:rPr>
-        <w:t xml:space="preserve">In 3x + 5, x can be any number — if x = 2, the expression equals 11; if x = 10, it equals 35</w:t>
-      </w:r>
-    </w:p>
-    <w:p>
-      <w:pPr>
-        <w:spacing w:after="60"/>
+        <w:keepNext/>
+        <w:spacing w:after="20" w:before="120"/>
+        <w:jc w:val="center"/>
+      </w:pPr>
+      <w:r>
+        <w:drawing>
+          <wp:inline distT="0" distB="0" distL="0" distR="0">
+            <wp:extent cx="1238250" cy="933450"/>
+            <wp:effectExtent t="0" r="0" b="0" l="0"/>
+            <wp:docPr id="1" name="" descr="" title=""/>
+            <wp:cNvGraphicFramePr>
+              <a:graphicFrameLocks xmlns:a="http://schemas.openxmlformats.org/drawingml/2006/main" noChangeAspect="1"/>
+            </wp:cNvGraphicFramePr>
+            <a:graphic xmlns:a="http://schemas.openxmlformats.org/drawingml/2006/main">
+              <a:graphicData uri="http://schemas.openxmlformats.org/drawingml/2006/picture">
+                <pic:pic xmlns:pic="http://schemas.openxmlformats.org/drawingml/2006/picture">
+                  <pic:nvPicPr>
+                    <pic:cNvPr id="0" name="" descr=""/>
+                    <pic:cNvPicPr>
+                      <a:picLocks noChangeAspect="1" noChangeArrowheads="1"/>
+                    </pic:cNvPicPr>
+                  </pic:nvPicPr>
+                  <pic:blipFill>
+                    <a:blip r:embed="rId10" cstate="none"/>
+                    <a:srcRect/>
+                    <a:stretch>
+                      <a:fillRect/>
+                    </a:stretch>
+                  </pic:blipFill>
+                  <pic:spPr bwMode="auto">
+                    <a:xfrm>
+                      <a:off x="0" y="0"/>
+                      <a:ext cx="1238250" cy="933450"/>
+                    </a:xfrm>
+                    <a:prstGeom prst="rect">
+                      <a:avLst/>
+                    </a:prstGeom>
+                  </pic:spPr>
+                </pic:pic>
+              </a:graphicData>
+            </a:graphic>
+          </wp:inline>
+        </w:drawing>
+      </w:r>
+    </w:p>
+    <w:p>
+      <w:pPr>
+        <w:keepNext/>
+        <w:spacing w:after="20"/>
       </w:pPr>
       <w:r>
         <w:rPr>
@@ -170,7 +266,7 @@
     </w:p>
     <w:p>
       <w:pPr>
-        <w:spacing w:after="60"/>
+        <w:spacing w:after="160"/>
       </w:pPr>
       <w:r>
         <w:rPr>
@@ -182,22 +278,55 @@
     </w:p>
     <w:p>
       <w:pPr>
-        <w:spacing w:after="60"/>
-      </w:pPr>
-      <w:r>
-        <w:rPr>
-          <w:i/>
-          <w:iCs/>
-          <w:color w:val="5F6F80"/>
-          <w:sz w:val="19"/>
-          <w:szCs w:val="19"/>
-        </w:rPr>
-        <w:t xml:space="preserve">2n + 7 is an expression: the 2n means '2 times some number' and the + 7 means 'then add 7'</w:t>
-      </w:r>
-    </w:p>
-    <w:p>
-      <w:pPr>
-        <w:spacing w:after="60"/>
+        <w:keepNext/>
+        <w:spacing w:after="20" w:before="120"/>
+        <w:jc w:val="center"/>
+      </w:pPr>
+      <w:r>
+        <w:drawing>
+          <wp:inline distT="0" distB="0" distL="0" distR="0">
+            <wp:extent cx="1238250" cy="933450"/>
+            <wp:effectExtent t="0" r="0" b="0" l="0"/>
+            <wp:docPr id="1" name="" descr="" title=""/>
+            <wp:cNvGraphicFramePr>
+              <a:graphicFrameLocks xmlns:a="http://schemas.openxmlformats.org/drawingml/2006/main" noChangeAspect="1"/>
+            </wp:cNvGraphicFramePr>
+            <a:graphic xmlns:a="http://schemas.openxmlformats.org/drawingml/2006/main">
+              <a:graphicData uri="http://schemas.openxmlformats.org/drawingml/2006/picture">
+                <pic:pic xmlns:pic="http://schemas.openxmlformats.org/drawingml/2006/picture">
+                  <pic:nvPicPr>
+                    <pic:cNvPr id="0" name="" descr=""/>
+                    <pic:cNvPicPr>
+                      <a:picLocks noChangeAspect="1" noChangeArrowheads="1"/>
+                    </pic:cNvPicPr>
+                  </pic:nvPicPr>
+                  <pic:blipFill>
+                    <a:blip r:embed="rId10" cstate="none"/>
+                    <a:srcRect/>
+                    <a:stretch>
+                      <a:fillRect/>
+                    </a:stretch>
+                  </pic:blipFill>
+                  <pic:spPr bwMode="auto">
+                    <a:xfrm>
+                      <a:off x="0" y="0"/>
+                      <a:ext cx="1238250" cy="933450"/>
+                    </a:xfrm>
+                    <a:prstGeom prst="rect">
+                      <a:avLst/>
+                    </a:prstGeom>
+                  </pic:spPr>
+                </pic:pic>
+              </a:graphicData>
+            </a:graphic>
+          </wp:inline>
+        </w:drawing>
+      </w:r>
+    </w:p>
+    <w:p>
+      <w:pPr>
+        <w:keepNext/>
+        <w:spacing w:after="20"/>
       </w:pPr>
       <w:r>
         <w:rPr>
@@ -222,7 +351,7 @@
     </w:p>
     <w:p>
       <w:pPr>
-        <w:spacing w:after="60"/>
+        <w:spacing w:after="160"/>
       </w:pPr>
       <w:r>
         <w:rPr>
@@ -234,22 +363,55 @@
     </w:p>
     <w:p>
       <w:pPr>
-        <w:spacing w:after="60"/>
-      </w:pPr>
-      <w:r>
-        <w:rPr>
-          <w:i/>
-          <w:iCs/>
-          <w:color w:val="5F6F80"/>
-          <w:sz w:val="19"/>
-          <w:szCs w:val="19"/>
-        </w:rPr>
-        <w:t xml:space="preserve">Evaluate 2n + 7 when n = 4: replace n with 4 → 2(4) + 7 = 8 + 7 = 15</w:t>
-      </w:r>
-    </w:p>
-    <w:p>
-      <w:pPr>
-        <w:spacing w:after="60"/>
+        <w:keepNext/>
+        <w:spacing w:after="20" w:before="120"/>
+        <w:jc w:val="center"/>
+      </w:pPr>
+      <w:r>
+        <w:drawing>
+          <wp:inline distT="0" distB="0" distL="0" distR="0">
+            <wp:extent cx="1238250" cy="933450"/>
+            <wp:effectExtent t="0" r="0" b="0" l="0"/>
+            <wp:docPr id="1" name="" descr="" title=""/>
+            <wp:cNvGraphicFramePr>
+              <a:graphicFrameLocks xmlns:a="http://schemas.openxmlformats.org/drawingml/2006/main" noChangeAspect="1"/>
+            </wp:cNvGraphicFramePr>
+            <a:graphic xmlns:a="http://schemas.openxmlformats.org/drawingml/2006/main">
+              <a:graphicData uri="http://schemas.openxmlformats.org/drawingml/2006/picture">
+                <pic:pic xmlns:pic="http://schemas.openxmlformats.org/drawingml/2006/picture">
+                  <pic:nvPicPr>
+                    <pic:cNvPr id="0" name="" descr=""/>
+                    <pic:cNvPicPr>
+                      <a:picLocks noChangeAspect="1" noChangeArrowheads="1"/>
+                    </pic:cNvPicPr>
+                  </pic:nvPicPr>
+                  <pic:blipFill>
+                    <a:blip r:embed="rId9" cstate="none"/>
+                    <a:srcRect/>
+                    <a:stretch>
+                      <a:fillRect/>
+                    </a:stretch>
+                  </pic:blipFill>
+                  <pic:spPr bwMode="auto">
+                    <a:xfrm>
+                      <a:off x="0" y="0"/>
+                      <a:ext cx="1238250" cy="933450"/>
+                    </a:xfrm>
+                    <a:prstGeom prst="rect">
+                      <a:avLst/>
+                    </a:prstGeom>
+                  </pic:spPr>
+                </pic:pic>
+              </a:graphicData>
+            </a:graphic>
+          </wp:inline>
+        </w:drawing>
+      </w:r>
+    </w:p>
+    <w:p>
+      <w:pPr>
+        <w:keepNext/>
+        <w:spacing w:after="20"/>
       </w:pPr>
       <w:r>
         <w:rPr>
@@ -274,7 +436,7 @@
     </w:p>
     <w:p>
       <w:pPr>
-        <w:spacing w:after="60"/>
+        <w:spacing w:after="160"/>
       </w:pPr>
       <w:r>
         <w:rPr>
@@ -286,22 +448,55 @@
     </w:p>
     <w:p>
       <w:pPr>
-        <w:spacing w:after="60"/>
-      </w:pPr>
-      <w:r>
-        <w:rPr>
-          <w:i/>
-          <w:iCs/>
-          <w:color w:val="5F6F80"/>
-          <w:sz w:val="19"/>
-          <w:szCs w:val="19"/>
-        </w:rPr>
-        <w:t xml:space="preserve">Substitute 3 for x in 5x: replace x with 3 → 5(3) = 15</w:t>
-      </w:r>
-    </w:p>
-    <w:p>
-      <w:pPr>
-        <w:spacing w:after="60"/>
+        <w:keepNext/>
+        <w:spacing w:after="20" w:before="120"/>
+        <w:jc w:val="center"/>
+      </w:pPr>
+      <w:r>
+        <w:drawing>
+          <wp:inline distT="0" distB="0" distL="0" distR="0">
+            <wp:extent cx="1238250" cy="933450"/>
+            <wp:effectExtent t="0" r="0" b="0" l="0"/>
+            <wp:docPr id="1" name="" descr="" title=""/>
+            <wp:cNvGraphicFramePr>
+              <a:graphicFrameLocks xmlns:a="http://schemas.openxmlformats.org/drawingml/2006/main" noChangeAspect="1"/>
+            </wp:cNvGraphicFramePr>
+            <a:graphic xmlns:a="http://schemas.openxmlformats.org/drawingml/2006/main">
+              <a:graphicData uri="http://schemas.openxmlformats.org/drawingml/2006/picture">
+                <pic:pic xmlns:pic="http://schemas.openxmlformats.org/drawingml/2006/picture">
+                  <pic:nvPicPr>
+                    <pic:cNvPr id="0" name="" descr=""/>
+                    <pic:cNvPicPr>
+                      <a:picLocks noChangeAspect="1" noChangeArrowheads="1"/>
+                    </pic:cNvPicPr>
+                  </pic:nvPicPr>
+                  <pic:blipFill>
+                    <a:blip r:embed="rId11" cstate="none"/>
+                    <a:srcRect/>
+                    <a:stretch>
+                      <a:fillRect/>
+                    </a:stretch>
+                  </pic:blipFill>
+                  <pic:spPr bwMode="auto">
+                    <a:xfrm>
+                      <a:off x="0" y="0"/>
+                      <a:ext cx="1238250" cy="933450"/>
+                    </a:xfrm>
+                    <a:prstGeom prst="rect">
+                      <a:avLst/>
+                    </a:prstGeom>
+                  </pic:spPr>
+                </pic:pic>
+              </a:graphicData>
+            </a:graphic>
+          </wp:inline>
+        </w:drawing>
+      </w:r>
+    </w:p>
+    <w:p>
+      <w:pPr>
+        <w:keepNext/>
+        <w:spacing w:after="20"/>
       </w:pPr>
       <w:r>
         <w:rPr>
@@ -326,7 +521,7 @@
     </w:p>
     <w:p>
       <w:pPr>
-        <w:spacing w:after="60"/>
+        <w:spacing w:after="160"/>
       </w:pPr>
       <w:r>
         <w:rPr>
@@ -338,22 +533,55 @@
     </w:p>
     <w:p>
       <w:pPr>
-        <w:spacing w:after="60"/>
-      </w:pPr>
-      <w:r>
-        <w:rPr>
-          <w:i/>
-          <w:iCs/>
-          <w:color w:val="5F6F80"/>
-          <w:sz w:val="19"/>
-          <w:szCs w:val="19"/>
-        </w:rPr>
-        <w:t xml:space="preserve">In 7m, the coefficient 7 tells you to multiply m by 7 — if m = 3, then 7m = 21</w:t>
-      </w:r>
-    </w:p>
-    <w:p>
-      <w:pPr>
-        <w:spacing w:after="60"/>
+        <w:keepNext/>
+        <w:spacing w:after="20" w:before="120"/>
+        <w:jc w:val="center"/>
+      </w:pPr>
+      <w:r>
+        <w:drawing>
+          <wp:inline distT="0" distB="0" distL="0" distR="0">
+            <wp:extent cx="1238250" cy="933450"/>
+            <wp:effectExtent t="0" r="0" b="0" l="0"/>
+            <wp:docPr id="1" name="" descr="" title=""/>
+            <wp:cNvGraphicFramePr>
+              <a:graphicFrameLocks xmlns:a="http://schemas.openxmlformats.org/drawingml/2006/main" noChangeAspect="1"/>
+            </wp:cNvGraphicFramePr>
+            <a:graphic xmlns:a="http://schemas.openxmlformats.org/drawingml/2006/main">
+              <a:graphicData uri="http://schemas.openxmlformats.org/drawingml/2006/picture">
+                <pic:pic xmlns:pic="http://schemas.openxmlformats.org/drawingml/2006/picture">
+                  <pic:nvPicPr>
+                    <pic:cNvPr id="0" name="" descr=""/>
+                    <pic:cNvPicPr>
+                      <a:picLocks noChangeAspect="1" noChangeArrowheads="1"/>
+                    </pic:cNvPicPr>
+                  </pic:nvPicPr>
+                  <pic:blipFill>
+                    <a:blip r:embed="rId11" cstate="none"/>
+                    <a:srcRect/>
+                    <a:stretch>
+                      <a:fillRect/>
+                    </a:stretch>
+                  </pic:blipFill>
+                  <pic:spPr bwMode="auto">
+                    <a:xfrm>
+                      <a:off x="0" y="0"/>
+                      <a:ext cx="1238250" cy="933450"/>
+                    </a:xfrm>
+                    <a:prstGeom prst="rect">
+                      <a:avLst/>
+                    </a:prstGeom>
+                  </pic:spPr>
+                </pic:pic>
+              </a:graphicData>
+            </a:graphic>
+          </wp:inline>
+        </w:drawing>
+      </w:r>
+    </w:p>
+    <w:p>
+      <w:pPr>
+        <w:keepNext/>
+        <w:spacing w:after="20"/>
       </w:pPr>
       <w:r>
         <w:rPr>
@@ -378,7 +606,7 @@
     </w:p>
     <w:p>
       <w:pPr>
-        <w:spacing w:after="60"/>
+        <w:spacing w:after="160"/>
       </w:pPr>
       <w:r>
         <w:rPr>
@@ -386,21 +614,6 @@
           <w:szCs w:val="21"/>
         </w:rPr>
         <w:t xml:space="preserve">Terms with the same letter, like 2x and 5x.</w:t>
-      </w:r>
-    </w:p>
-    <w:p>
-      <w:pPr>
-        <w:spacing w:after="60"/>
-      </w:pPr>
-      <w:r>
-        <w:rPr>
-          <w:i/>
-          <w:iCs/>
-          <w:color w:val="5F6F80"/>
-          <w:sz w:val="19"/>
-          <w:szCs w:val="19"/>
-        </w:rPr>
-        <w:t xml:space="preserve">4x and 2x are like terms (both x¹); 4x and 4y are NOT (different variables)</w:t>
       </w:r>
     </w:p>
     <w:p>

--- a/lessons/6-2/downloads/6-2-notes.docx
+++ b/lessons/6-2/downloads/6-2-notes.docx
@@ -1377,7 +1377,7 @@
           <w:sz w:val="24"/>
           <w:szCs w:val="24"/>
         </w:rPr>
-        <w:t xml:space="preserve">Try the Model</w:t>
+        <w:t xml:space="preserve">Solved Example</w:t>
       </w:r>
       <w:r>
         <w:rPr>
@@ -1387,90 +1387,130 @@
           <w:sz w:val="19"/>
           <w:szCs w:val="19"/>
         </w:rPr>
-        <w:t xml:space="preserve">   step through it together</w:t>
-      </w:r>
-    </w:p>
-    <w:p>
-      <w:pPr>
-        <w:spacing w:after="80"/>
-      </w:pPr>
-      <w:r>
-        <w:rPr>
-          <w:sz w:val="21"/>
-          <w:szCs w:val="21"/>
-        </w:rPr>
-        <w:t xml:space="preserve">Evaluate the expression 150 + 12s for each number of speakers.</w:t>
-      </w:r>
-    </w:p>
-    <w:p>
-      <w:pPr>
+        <w:t xml:space="preserve">   I Do — watch each step</w:t>
+      </w:r>
+    </w:p>
+    <w:p>
+      <w:pPr>
+        <w:keepNext/>
         <w:spacing w:after="40"/>
       </w:pPr>
       <w:r>
-        <w:t xml:space="preserve"/>
-      </w:r>
-    </w:p>
-    <w:tbl>
-      <w:tblPr>
-        <w:tblW w:type="pct" w:w="100%"/>
-        <w:tblBorders>
-          <w:top w:val="single" w:color="C7D2DD" w:sz="6"/>
-          <w:left w:val="single" w:color="C7D2DD" w:sz="6"/>
-          <w:bottom w:val="single" w:color="C7D2DD" w:sz="6"/>
-          <w:right w:val="single" w:color="C7D2DD" w:sz="6"/>
-          <w:insideH w:val="single" w:color="auto" w:sz="4"/>
-          <w:insideV w:val="single" w:color="auto" w:sz="4"/>
-        </w:tblBorders>
-      </w:tblPr>
-      <w:tblGrid>
-        <w:gridCol w:w="100"/>
-      </w:tblGrid>
-      <w:tr>
-        <w:tc>
-          <w:tcPr>
-            <w:shd w:fill="E6F4F3" w:color="auto" w:val="clear"/>
-            <w:tcMar>
-              <w:top w:type="dxa" w:w="60"/>
-              <w:left w:type="dxa" w:w="120"/>
-              <w:bottom w:type="dxa" w:w="60"/>
-              <w:right w:type="dxa" w:w="120"/>
-            </w:tcMar>
-          </w:tcPr>
-          <w:p>
-            <w:pPr>
-              <w:spacing w:after="0" w:line="320"/>
-            </w:pPr>
-            <w:r>
-              <w:t xml:space="preserve"/>
-            </w:r>
-          </w:p>
-          <w:p>
-            <w:pPr>
-              <w:spacing w:after="0" w:line="320"/>
-            </w:pPr>
-            <w:r>
-              <w:t xml:space="preserve"/>
-            </w:r>
-          </w:p>
-          <w:p>
-            <w:pPr>
-              <w:spacing w:after="0" w:line="320"/>
-            </w:pPr>
-            <w:r>
-              <w:t xml:space="preserve"/>
-            </w:r>
-          </w:p>
-          <w:p>
-            <w:pPr>
-              <w:spacing w:after="0" w:line="320"/>
-            </w:pPr>
-            <w:r>
-              <w:t xml:space="preserve"/>
-            </w:r>
-          </w:p>
-        </w:tc>
-      </w:tr>
-    </w:tbl>
+        <w:rPr>
+          <w:b/>
+          <w:bCs/>
+          <w:color w:val="12355B"/>
+          <w:sz w:val="21"/>
+          <w:szCs w:val="21"/>
+        </w:rPr>
+        <w:t xml:space="preserve">Problem:  </w:t>
+      </w:r>
+      <w:r>
+        <w:rPr>
+          <w:sz w:val="21"/>
+          <w:szCs w:val="21"/>
+        </w:rPr>
+        <w:t xml:space="preserve">Evaluate 3x + 7 when x = 4.</w:t>
+      </w:r>
+    </w:p>
+    <w:p>
+      <w:pPr>
+        <w:spacing w:after="30"/>
+        <w:ind w:left="420"/>
+      </w:pPr>
+      <w:r>
+        <w:rPr>
+          <w:sz w:val="20"/>
+          <w:szCs w:val="20"/>
+        </w:rPr>
+        <w:t xml:space="preserve">A)  19</w:t>
+      </w:r>
+    </w:p>
+    <w:p>
+      <w:pPr>
+        <w:spacing w:after="30"/>
+        <w:ind w:left="420"/>
+      </w:pPr>
+      <w:r>
+        <w:rPr>
+          <w:sz w:val="20"/>
+          <w:szCs w:val="20"/>
+        </w:rPr>
+        <w:t xml:space="preserve">B)  34</w:t>
+      </w:r>
+    </w:p>
+    <w:p>
+      <w:pPr>
+        <w:spacing w:after="30"/>
+        <w:ind w:left="420"/>
+      </w:pPr>
+      <w:r>
+        <w:rPr>
+          <w:sz w:val="20"/>
+          <w:szCs w:val="20"/>
+        </w:rPr>
+        <w:t xml:space="preserve">C)  12</w:t>
+      </w:r>
+    </w:p>
+    <w:p>
+      <w:pPr>
+        <w:spacing w:after="30"/>
+        <w:ind w:left="420"/>
+      </w:pPr>
+      <w:r>
+        <w:rPr>
+          <w:sz w:val="20"/>
+          <w:szCs w:val="20"/>
+        </w:rPr>
+        <w:t xml:space="preserve">D)  14</w:t>
+      </w:r>
+    </w:p>
+    <w:p>
+      <w:pPr>
+        <w:spacing w:after="20" w:before="50"/>
+      </w:pPr>
+      <w:r>
+        <w:rPr>
+          <w:b/>
+          <w:bCs/>
+          <w:color w:val="1FA6A2"/>
+          <w:sz w:val="21"/>
+          <w:szCs w:val="21"/>
+        </w:rPr>
+        <w:t xml:space="preserve">Step 1:  </w:t>
+      </w:r>
+      <w:r>
+        <w:rPr>
+          <w:sz w:val="21"/>
+          <w:szCs w:val="21"/>
+        </w:rPr>
+        <w:t xml:space="preserve">3(4) + 7 = 12 + 7 = 19.</w:t>
+      </w:r>
+    </w:p>
+    <w:p>
+      <w:pPr>
+        <w:spacing w:after="40" w:before="60"/>
+      </w:pPr>
+      <w:r>
+        <w:rPr>
+          <w:b/>
+          <w:bCs/>
+          <w:color w:val="12355B"/>
+          <w:sz w:val="21"/>
+          <w:szCs w:val="21"/>
+        </w:rPr>
+        <w:t xml:space="preserve">Answer:  </w:t>
+      </w:r>
+      <w:r>
+        <w:rPr>
+          <w:b/>
+          <w:bCs/>
+          <w:sz w:val="21"/>
+          <w:szCs w:val="21"/>
+        </w:rPr>
+        <w:t xml:space="preserve">A. 19</w:t>
+      </w:r>
+    </w:p>
     <w:p>
       <w:pPr>
         <w:pStyle w:val="Heading1"/>
@@ -1515,6 +1555,170 @@
           <w:szCs w:val="19"/>
         </w:rPr>
         <w:t xml:space="preserve">   We Do — work with your class</w:t>
+      </w:r>
+    </w:p>
+    <w:p>
+      <w:pPr>
+        <w:keepNext/>
+        <w:spacing w:after="40" w:before="40"/>
+      </w:pPr>
+      <w:r>
+        <w:rPr>
+          <w:b/>
+          <w:bCs/>
+          <w:color w:val="12355B"/>
+          <w:sz w:val="21"/>
+          <w:szCs w:val="21"/>
+        </w:rPr>
+        <w:t xml:space="preserve">Problem:  </w:t>
+      </w:r>
+      <w:r>
+        <w:rPr>
+          <w:sz w:val="21"/>
+          <w:szCs w:val="21"/>
+        </w:rPr>
+        <w:t xml:space="preserve">Evaluate 20 − 2n when n = 6.</w:t>
+      </w:r>
+    </w:p>
+    <w:p>
+      <w:pPr>
+        <w:spacing w:after="30"/>
+        <w:ind w:left="420"/>
+      </w:pPr>
+      <w:r>
+        <w:rPr>
+          <w:sz w:val="20"/>
+          <w:szCs w:val="20"/>
+        </w:rPr>
+        <w:t xml:space="preserve">A)  8</w:t>
+      </w:r>
+    </w:p>
+    <w:p>
+      <w:pPr>
+        <w:spacing w:after="30"/>
+        <w:ind w:left="420"/>
+      </w:pPr>
+      <w:r>
+        <w:rPr>
+          <w:sz w:val="20"/>
+          <w:szCs w:val="20"/>
+        </w:rPr>
+        <w:t xml:space="preserve">B)  14</w:t>
+      </w:r>
+    </w:p>
+    <w:p>
+      <w:pPr>
+        <w:spacing w:after="30"/>
+        <w:ind w:left="420"/>
+      </w:pPr>
+      <w:r>
+        <w:rPr>
+          <w:sz w:val="20"/>
+          <w:szCs w:val="20"/>
+        </w:rPr>
+        <w:t xml:space="preserve">C)  32</w:t>
+      </w:r>
+    </w:p>
+    <w:p>
+      <w:pPr>
+        <w:spacing w:after="30"/>
+        <w:ind w:left="420"/>
+      </w:pPr>
+      <w:r>
+        <w:rPr>
+          <w:sz w:val="20"/>
+          <w:szCs w:val="20"/>
+        </w:rPr>
+        <w:t xml:space="preserve">D)  12</w:t>
+      </w:r>
+    </w:p>
+    <w:p>
+      <w:pPr>
+        <w:keepNext/>
+        <w:spacing w:after="0" w:before="50"/>
+      </w:pPr>
+      <w:r>
+        <w:rPr>
+          <w:b/>
+          <w:bCs/>
+          <w:color w:val="6B4FA0"/>
+          <w:sz w:val="21"/>
+          <w:szCs w:val="21"/>
+        </w:rPr>
+        <w:t xml:space="preserve">Step 1:</w:t>
+      </w:r>
+    </w:p>
+    <w:p>
+      <w:pPr>
+        <w:pBdr>
+          <w:bottom w:val="single" w:color="AFBECC" w:sz="6"/>
+        </w:pBdr>
+        <w:spacing w:after="30" w:before="150"/>
+      </w:pPr>
+      <w:r>
+        <w:t xml:space="preserve"/>
+      </w:r>
+    </w:p>
+    <w:p>
+      <w:pPr>
+        <w:keepNext/>
+        <w:spacing w:after="0" w:before="50"/>
+      </w:pPr>
+      <w:r>
+        <w:rPr>
+          <w:b/>
+          <w:bCs/>
+          <w:color w:val="6B4FA0"/>
+          <w:sz w:val="21"/>
+          <w:szCs w:val="21"/>
+        </w:rPr>
+        <w:t xml:space="preserve">Step 2:</w:t>
+      </w:r>
+    </w:p>
+    <w:p>
+      <w:pPr>
+        <w:pBdr>
+          <w:bottom w:val="single" w:color="AFBECC" w:sz="6"/>
+        </w:pBdr>
+        <w:spacing w:after="30" w:before="150"/>
+      </w:pPr>
+      <w:r>
+        <w:t xml:space="preserve"/>
+      </w:r>
+    </w:p>
+    <w:p>
+      <w:pPr>
+        <w:keepNext/>
+        <w:spacing w:after="0" w:before="60"/>
+      </w:pPr>
+      <w:r>
+        <w:rPr>
+          <w:b/>
+          <w:bCs/>
+          <w:color w:val="12355B"/>
+          <w:sz w:val="21"/>
+          <w:szCs w:val="21"/>
+        </w:rPr>
+        <w:t xml:space="preserve">Answer:</w:t>
+      </w:r>
+    </w:p>
+    <w:p>
+      <w:pPr>
+        <w:pBdr>
+          <w:bottom w:val="single" w:color="AFBECC" w:sz="6"/>
+        </w:pBdr>
+        <w:spacing w:after="30" w:before="150"/>
+      </w:pPr>
+      <w:r>
+        <w:t xml:space="preserve"/>
+      </w:r>
+    </w:p>
+    <w:p>
+      <w:pPr>
+        <w:spacing w:after="80"/>
+      </w:pPr>
+      <w:r>
+        <w:t xml:space="preserve"/>
       </w:r>
     </w:p>
     <w:tbl>
@@ -2034,7 +2238,7 @@
           <w:sz w:val="21"/>
           <w:szCs w:val="21"/>
         </w:rPr>
-        <w:t xml:space="preserve">Evaluate 3x + 7 when x = 4.</w:t>
+        <w:t xml:space="preserve">Which expression means '5 less than twice a number n'?</w:t>
       </w:r>
     </w:p>
     <w:p>
@@ -2047,7 +2251,7 @@
           <w:sz w:val="20"/>
           <w:szCs w:val="20"/>
         </w:rPr>
-        <w:t xml:space="preserve">A)  19</w:t>
+        <w:t xml:space="preserve">A)  2n − 5</w:t>
       </w:r>
     </w:p>
     <w:p>
@@ -2060,7 +2264,7 @@
           <w:sz w:val="20"/>
           <w:szCs w:val="20"/>
         </w:rPr>
-        <w:t xml:space="preserve">B)  34</w:t>
+        <w:t xml:space="preserve">B)  5 − 2n</w:t>
       </w:r>
     </w:p>
     <w:p>
@@ -2073,7 +2277,7 @@
           <w:sz w:val="20"/>
           <w:szCs w:val="20"/>
         </w:rPr>
-        <w:t xml:space="preserve">C)  12</w:t>
+        <w:t xml:space="preserve">C)  2(n − 5)</w:t>
       </w:r>
     </w:p>
     <w:p>
@@ -2086,7 +2290,7 @@
           <w:sz w:val="20"/>
           <w:szCs w:val="20"/>
         </w:rPr>
-        <w:t xml:space="preserve">D)  14</w:t>
+        <w:t xml:space="preserve">D)  2 − 5n</w:t>
       </w:r>
     </w:p>
     <w:p>
@@ -2164,7 +2368,7 @@
           <w:sz w:val="21"/>
           <w:szCs w:val="21"/>
         </w:rPr>
-        <w:t xml:space="preserve">Evaluate 20 − 2n when n = 6.</w:t>
+        <w:t xml:space="preserve">Evaluate 4m + 1 when m = 5.</w:t>
       </w:r>
     </w:p>
     <w:p>
@@ -2177,7 +2381,7 @@
           <w:sz w:val="20"/>
           <w:szCs w:val="20"/>
         </w:rPr>
-        <w:t xml:space="preserve">A)  8</w:t>
+        <w:t xml:space="preserve">A)  21</w:t>
       </w:r>
     </w:p>
     <w:p>
@@ -2190,7 +2394,7 @@
           <w:sz w:val="20"/>
           <w:szCs w:val="20"/>
         </w:rPr>
-        <w:t xml:space="preserve">B)  14</w:t>
+        <w:t xml:space="preserve">B)  20</w:t>
       </w:r>
     </w:p>
     <w:p>
@@ -2203,7 +2407,7 @@
           <w:sz w:val="20"/>
           <w:szCs w:val="20"/>
         </w:rPr>
-        <w:t xml:space="preserve">C)  32</w:t>
+        <w:t xml:space="preserve">C)  9</w:t>
       </w:r>
     </w:p>
     <w:p>
@@ -2216,7 +2420,7 @@
           <w:sz w:val="20"/>
           <w:szCs w:val="20"/>
         </w:rPr>
-        <w:t xml:space="preserve">D)  12</w:t>
+        <w:t xml:space="preserve">D)  25</w:t>
       </w:r>
     </w:p>
     <w:p>
@@ -2294,7 +2498,7 @@
           <w:sz w:val="21"/>
           <w:szCs w:val="21"/>
         </w:rPr>
-        <w:t xml:space="preserve">Which expression means '5 less than twice a number n'?</w:t>
+        <w:t xml:space="preserve">Evaluate 3 + 4 × 2².</w:t>
       </w:r>
     </w:p>
     <w:p>
@@ -2307,7 +2511,7 @@
           <w:sz w:val="20"/>
           <w:szCs w:val="20"/>
         </w:rPr>
-        <w:t xml:space="preserve">A)  2n − 5</w:t>
+        <w:t xml:space="preserve">A)  19</w:t>
       </w:r>
     </w:p>
     <w:p>
@@ -2320,7 +2524,7 @@
           <w:sz w:val="20"/>
           <w:szCs w:val="20"/>
         </w:rPr>
-        <w:t xml:space="preserve">B)  5 − 2n</w:t>
+        <w:t xml:space="preserve">B)  28</w:t>
       </w:r>
     </w:p>
     <w:p>
@@ -2333,7 +2537,7 @@
           <w:sz w:val="20"/>
           <w:szCs w:val="20"/>
         </w:rPr>
-        <w:t xml:space="preserve">C)  2(n − 5)</w:t>
+        <w:t xml:space="preserve">C)  56</w:t>
       </w:r>
     </w:p>
     <w:p>
@@ -2346,7 +2550,7 @@
           <w:sz w:val="20"/>
           <w:szCs w:val="20"/>
         </w:rPr>
-        <w:t xml:space="preserve">D)  2 − 5n</w:t>
+        <w:t xml:space="preserve">D)  14</w:t>
       </w:r>
     </w:p>
     <w:p>
@@ -2424,7 +2628,7 @@
           <w:sz w:val="21"/>
           <w:szCs w:val="21"/>
         </w:rPr>
-        <w:t xml:space="preserve">Evaluate 4m + 1 when m = 5.</w:t>
+        <w:t xml:space="preserve">Evaluate (8 − 3)² + 6.</w:t>
       </w:r>
     </w:p>
     <w:p>
@@ -2437,7 +2641,7 @@
           <w:sz w:val="20"/>
           <w:szCs w:val="20"/>
         </w:rPr>
-        <w:t xml:space="preserve">A)  21</w:t>
+        <w:t xml:space="preserve">A)  31</w:t>
       </w:r>
     </w:p>
     <w:p>
@@ -2450,7 +2654,7 @@
           <w:sz w:val="20"/>
           <w:szCs w:val="20"/>
         </w:rPr>
-        <w:t xml:space="preserve">B)  20</w:t>
+        <w:t xml:space="preserve">B)  19</w:t>
       </w:r>
     </w:p>
     <w:p>
@@ -2463,7 +2667,7 @@
           <w:sz w:val="20"/>
           <w:szCs w:val="20"/>
         </w:rPr>
-        <w:t xml:space="preserve">C)  9</w:t>
+        <w:t xml:space="preserve">C)  61</w:t>
       </w:r>
     </w:p>
     <w:p>
@@ -3189,6 +3393,64 @@
           <w:sz w:val="24"/>
           <w:szCs w:val="24"/>
         </w:rPr>
+        <w:t xml:space="preserve">Worked Notes (I Do / We Do)</w:t>
+      </w:r>
+    </w:p>
+    <w:p>
+      <w:pPr>
+        <w:spacing w:after="80"/>
+      </w:pPr>
+      <w:r>
+        <w:rPr>
+          <w:b/>
+          <w:bCs/>
+          <w:sz w:val="21"/>
+          <w:szCs w:val="21"/>
+        </w:rPr>
+        <w:t xml:space="preserve">I Do:  </w:t>
+      </w:r>
+      <w:r>
+        <w:rPr>
+          <w:sz w:val="21"/>
+          <w:szCs w:val="21"/>
+        </w:rPr>
+        <w:t xml:space="preserve">A. 19</w:t>
+      </w:r>
+    </w:p>
+    <w:p>
+      <w:pPr>
+        <w:spacing w:after="80"/>
+      </w:pPr>
+      <w:r>
+        <w:rPr>
+          <w:b/>
+          <w:bCs/>
+          <w:sz w:val="21"/>
+          <w:szCs w:val="21"/>
+        </w:rPr>
+        <w:t xml:space="preserve">We Do:  </w:t>
+      </w:r>
+      <w:r>
+        <w:rPr>
+          <w:sz w:val="21"/>
+          <w:szCs w:val="21"/>
+        </w:rPr>
+        <w:t xml:space="preserve">A. 8</w:t>
+      </w:r>
+    </w:p>
+    <w:p>
+      <w:pPr>
+        <w:pStyle w:val="Heading2"/>
+        <w:spacing w:after="80" w:before="180"/>
+      </w:pPr>
+      <w:r>
+        <w:rPr>
+          <w:b/>
+          <w:bCs/>
+          <w:color w:val="12355B"/>
+          <w:sz w:val="24"/>
+          <w:szCs w:val="24"/>
+        </w:rPr>
         <w:t xml:space="preserve">Independent Practice</w:t>
       </w:r>
     </w:p>
@@ -3210,7 +3472,7 @@
           <w:sz w:val="21"/>
           <w:szCs w:val="21"/>
         </w:rPr>
-        <w:t xml:space="preserve">A)  19</w:t>
+        <w:t xml:space="preserve">A)  2n − 5</w:t>
       </w:r>
       <w:r>
         <w:rPr>
@@ -3220,7 +3482,7 @@
           <w:sz w:val="19"/>
           <w:szCs w:val="19"/>
         </w:rPr>
-        <w:t xml:space="preserve">  — 3(4) + 7 = 12 + 7 = 19.</w:t>
+        <w:t xml:space="preserve">  — Twice n is 2n. Five less than that is 2n − 5.</w:t>
       </w:r>
     </w:p>
     <w:p>
@@ -3241,7 +3503,7 @@
           <w:sz w:val="21"/>
           <w:szCs w:val="21"/>
         </w:rPr>
-        <w:t xml:space="preserve">A)  8</w:t>
+        <w:t xml:space="preserve">A)  21</w:t>
       </w:r>
       <w:r>
         <w:rPr>
@@ -3251,7 +3513,7 @@
           <w:sz w:val="19"/>
           <w:szCs w:val="19"/>
         </w:rPr>
-        <w:t xml:space="preserve">  — 20 − 2(6) = 20 − 12 = 8.</w:t>
+        <w:t xml:space="preserve">  — 4(5) + 1 = 20 + 1 = 21.</w:t>
       </w:r>
     </w:p>
     <w:p>
@@ -3272,7 +3534,7 @@
           <w:sz w:val="21"/>
           <w:szCs w:val="21"/>
         </w:rPr>
-        <w:t xml:space="preserve">A)  2n − 5</w:t>
+        <w:t xml:space="preserve">A)  19</w:t>
       </w:r>
       <w:r>
         <w:rPr>
@@ -3282,7 +3544,7 @@
           <w:sz w:val="19"/>
           <w:szCs w:val="19"/>
         </w:rPr>
-        <w:t xml:space="preserve">  — Twice n is 2n. Five less than that is 2n − 5.</w:t>
+        <w:t xml:space="preserve">  — Order of operations: 2² = 4, then 4 × 4 = 16, then 3 + 16 = 19.</w:t>
       </w:r>
     </w:p>
     <w:p>
@@ -3303,7 +3565,7 @@
           <w:sz w:val="21"/>
           <w:szCs w:val="21"/>
         </w:rPr>
-        <w:t xml:space="preserve">A)  21</w:t>
+        <w:t xml:space="preserve">A)  31</w:t>
       </w:r>
       <w:r>
         <w:rPr>
@@ -3313,7 +3575,7 @@
           <w:sz w:val="19"/>
           <w:szCs w:val="19"/>
         </w:rPr>
-        <w:t xml:space="preserve">  — 4(5) + 1 = 20 + 1 = 21.</w:t>
+        <w:t xml:space="preserve">  — (8 − 3)² = 5² = 25, then 25 + 6 = 31.</w:t>
       </w:r>
     </w:p>
     <w:p>

--- a/lessons/6-2/downloads/6-2-notes.docx
+++ b/lessons/6-2/downloads/6-2-notes.docx
@@ -1177,6 +1177,238 @@
     <w:p>
       <w:pPr>
         <w:pStyle w:val="Heading1"/>
+        <w:pBdr>
+          <w:bottom w:val="single" w:color="1FA6A2" w:sz="14" w:space="6"/>
+        </w:pBdr>
+        <w:spacing w:after="140" w:before="260"/>
+      </w:pPr>
+      <w:r>
+        <w:rPr>
+          <w:b/>
+          <w:bCs/>
+          <w:color w:val="12355B"/>
+          <w:sz w:val="30"/>
+          <w:szCs w:val="30"/>
+        </w:rPr>
+        <w:t xml:space="preserve">Guided Notes</w:t>
+      </w:r>
+    </w:p>
+    <w:p>
+      <w:pPr>
+        <w:spacing w:after="100"/>
+      </w:pPr>
+      <w:r>
+        <w:rPr>
+          <w:i/>
+          <w:iCs/>
+          <w:color w:val="5F6F80"/>
+          <w:sz w:val="19"/>
+          <w:szCs w:val="19"/>
+        </w:rPr>
+        <w:t xml:space="preserve">Fill in each blank as we go. Use the Word Bank to help you.</w:t>
+      </w:r>
+    </w:p>
+    <w:tbl>
+      <w:tblPr>
+        <w:tblW w:type="pct" w:w="100%"/>
+        <w:tblBorders>
+          <w:top w:val="single" w:color="BBD0DE" w:sz="8"/>
+          <w:left w:val="single" w:color="BBD0DE" w:sz="8"/>
+          <w:bottom w:val="single" w:color="BBD0DE" w:sz="8"/>
+          <w:right w:val="single" w:color="BBD0DE" w:sz="8"/>
+          <w:insideH w:val="single" w:color="auto" w:sz="4"/>
+          <w:insideV w:val="single" w:color="auto" w:sz="4"/>
+        </w:tblBorders>
+      </w:tblPr>
+      <w:tblGrid>
+        <w:gridCol w:w="100"/>
+      </w:tblGrid>
+      <w:tr>
+        <w:tc>
+          <w:tcPr>
+            <w:shd w:fill="EEF4F8" w:color="auto" w:val="clear"/>
+            <w:tcMar>
+              <w:top w:type="dxa" w:w="120"/>
+              <w:left w:type="dxa" w:w="180"/>
+              <w:bottom w:type="dxa" w:w="120"/>
+              <w:right w:type="dxa" w:w="180"/>
+            </w:tcMar>
+          </w:tcPr>
+          <w:p>
+            <w:pPr>
+              <w:spacing w:after="40"/>
+            </w:pPr>
+            <w:r>
+              <w:rPr>
+                <w:b/>
+                <w:bCs/>
+                <w:color w:val="1FA6A2"/>
+                <w:sz w:val="18"/>
+                <w:szCs w:val="18"/>
+              </w:rPr>
+              <w:t xml:space="preserve">WORD BANK</w:t>
+            </w:r>
+          </w:p>
+          <w:p>
+            <w:pPr>
+              <w:spacing w:after="80"/>
+            </w:pPr>
+            <w:r>
+              <w:rPr>
+                <w:b/>
+                <w:bCs/>
+                <w:sz w:val="21"/>
+                <w:szCs w:val="21"/>
+              </w:rPr>
+              <w:t xml:space="preserve">Variable      •      Expression      •      Evaluate      •      Substitute      •      Coefficient      •      Like terms</w:t>
+            </w:r>
+          </w:p>
+        </w:tc>
+      </w:tr>
+    </w:tbl>
+    <w:p>
+      <w:pPr>
+        <w:spacing w:after="80"/>
+      </w:pPr>
+      <w:r>
+        <w:t xml:space="preserve"/>
+      </w:r>
+    </w:p>
+    <w:p>
+      <w:pPr>
+        <w:spacing w:after="120" w:before="80"/>
+      </w:pPr>
+      <w:r>
+        <w:rPr>
+          <w:b/>
+          <w:bCs/>
+          <w:color w:val="12355B"/>
+          <w:sz w:val="22"/>
+          <w:szCs w:val="22"/>
+        </w:rPr>
+        <w:t xml:space="preserve">1.  </w:t>
+      </w:r>
+      <w:r>
+        <w:rPr>
+          <w:sz w:val="22"/>
+          <w:szCs w:val="22"/>
+        </w:rPr>
+        <w:t xml:space="preserve">A letter that stands for an unknown number, like x, is a ___.</w:t>
+      </w:r>
+    </w:p>
+    <w:p>
+      <w:pPr>
+        <w:spacing w:after="120" w:before="80"/>
+      </w:pPr>
+      <w:r>
+        <w:rPr>
+          <w:b/>
+          <w:bCs/>
+          <w:color w:val="12355B"/>
+          <w:sz w:val="22"/>
+          <w:szCs w:val="22"/>
+        </w:rPr>
+        <w:t xml:space="preserve">2.  </w:t>
+      </w:r>
+      <w:r>
+        <w:rPr>
+          <w:sz w:val="22"/>
+          <w:szCs w:val="22"/>
+        </w:rPr>
+        <w:t xml:space="preserve">A group of numbers, variables, and operations with no equal sign is an ___.</w:t>
+      </w:r>
+    </w:p>
+    <w:p>
+      <w:pPr>
+        <w:spacing w:after="120" w:before="80"/>
+      </w:pPr>
+      <w:r>
+        <w:rPr>
+          <w:b/>
+          <w:bCs/>
+          <w:color w:val="12355B"/>
+          <w:sz w:val="22"/>
+          <w:szCs w:val="22"/>
+        </w:rPr>
+        <w:t xml:space="preserve">3.  </w:t>
+      </w:r>
+      <w:r>
+        <w:rPr>
+          <w:sz w:val="22"/>
+          <w:szCs w:val="22"/>
+        </w:rPr>
+        <w:t xml:space="preserve">To find the value of an expression for given values is to ___ it.</w:t>
+      </w:r>
+    </w:p>
+    <w:p>
+      <w:pPr>
+        <w:spacing w:after="120" w:before="80"/>
+      </w:pPr>
+      <w:r>
+        <w:rPr>
+          <w:b/>
+          <w:bCs/>
+          <w:color w:val="12355B"/>
+          <w:sz w:val="22"/>
+          <w:szCs w:val="22"/>
+        </w:rPr>
+        <w:t xml:space="preserve">4.  </w:t>
+      </w:r>
+      <w:r>
+        <w:rPr>
+          <w:sz w:val="22"/>
+          <w:szCs w:val="22"/>
+        </w:rPr>
+        <w:t xml:space="preserve">To replace a variable with a number is to ___.</w:t>
+      </w:r>
+    </w:p>
+    <w:p>
+      <w:pPr>
+        <w:spacing w:after="120" w:before="80"/>
+      </w:pPr>
+      <w:r>
+        <w:rPr>
+          <w:b/>
+          <w:bCs/>
+          <w:color w:val="12355B"/>
+          <w:sz w:val="22"/>
+          <w:szCs w:val="22"/>
+        </w:rPr>
+        <w:t xml:space="preserve">5.  </w:t>
+      </w:r>
+      <w:r>
+        <w:rPr>
+          <w:sz w:val="22"/>
+          <w:szCs w:val="22"/>
+        </w:rPr>
+        <w:t xml:space="preserve">A number multiplied by a variable, like the 4 in 4y, is a ___.</w:t>
+      </w:r>
+    </w:p>
+    <w:p>
+      <w:pPr>
+        <w:spacing w:after="120" w:before="80"/>
+      </w:pPr>
+      <w:r>
+        <w:rPr>
+          <w:b/>
+          <w:bCs/>
+          <w:color w:val="12355B"/>
+          <w:sz w:val="22"/>
+          <w:szCs w:val="22"/>
+        </w:rPr>
+        <w:t xml:space="preserve">6.  </w:t>
+      </w:r>
+      <w:r>
+        <w:rPr>
+          <w:sz w:val="22"/>
+          <w:szCs w:val="22"/>
+        </w:rPr>
+        <w:t xml:space="preserve">Terms with the same variable part, like 2x and 6x, are ___.</w:t>
+      </w:r>
+    </w:p>
+    <w:p>
+      <w:pPr>
+        <w:pStyle w:val="Heading1"/>
         <w:pageBreakBefore/>
         <w:pBdr>
           <w:bottom w:val="single" w:color="1FA6A2" w:sz="14" w:space="6"/>
@@ -2157,6 +2389,87 @@
     </w:p>
     <w:p>
       <w:pPr>
+        <w:spacing w:after="40" w:before="80"/>
+      </w:pPr>
+      <w:r>
+        <w:rPr>
+          <w:b/>
+          <w:bCs/>
+          <w:color w:val="12355B"/>
+          <w:sz w:val="21"/>
+          <w:szCs w:val="21"/>
+        </w:rPr>
+        <w:t xml:space="preserve">4. </w:t>
+      </w:r>
+      <w:r>
+        <w:rPr>
+          <w:b/>
+          <w:bCs/>
+          <w:color w:val="6B4FA0"/>
+          <w:sz w:val="19"/>
+          <w:szCs w:val="19"/>
+        </w:rPr>
+        <w:t xml:space="preserve">[Practice] </w:t>
+      </w:r>
+      <w:r>
+        <w:rPr>
+          <w:b/>
+          <w:bCs/>
+          <w:sz w:val="21"/>
+          <w:szCs w:val="21"/>
+        </w:rPr>
+        <w:t xml:space="preserve">During practice on Evaluate Expressions, what strategy did you use when a problem felt tricky?</w:t>
+      </w:r>
+    </w:p>
+    <w:p>
+      <w:pPr>
+        <w:spacing w:after="60"/>
+      </w:pPr>
+      <w:r>
+        <w:rPr>
+          <w:color w:val="1A2733"/>
+          <w:sz w:val="21"/>
+          <w:szCs w:val="21"/>
+        </w:rPr>
+        <w:t xml:space="preserve">Start with:  First I substitute, then I do ___ because of the order of operations.</w:t>
+      </w:r>
+      <w:r>
+        <w:rPr>
+          <w:i/>
+          <w:iCs/>
+          <w:color w:val="5F6F80"/>
+          <w:sz w:val="19"/>
+          <w:szCs w:val="19"/>
+        </w:rPr>
+        <w:br/>
+        <w:t xml:space="preserve">Primero sustituyo, luego hago ___ por el orden de las operaciones.</w:t>
+      </w:r>
+    </w:p>
+    <w:p>
+      <w:pPr>
+        <w:spacing w:after="80"/>
+      </w:pPr>
+      <w:r>
+        <w:rPr>
+          <w:b/>
+          <w:bCs/>
+          <w:color w:val="12355B"/>
+          <w:sz w:val="19"/>
+          <w:szCs w:val="19"/>
+        </w:rPr>
+        <w:t xml:space="preserve">Word bank:  </w:t>
+      </w:r>
+      <w:r>
+        <w:rPr>
+          <w:color w:val="1FA6A2"/>
+          <w:sz w:val="19"/>
+          <w:szCs w:val="19"/>
+        </w:rPr>
+        <w:t xml:space="preserve">Variable,  Expression,  Evaluate,  Substitute</w:t>
+      </w:r>
+    </w:p>
+    <w:p>
+      <w:pPr>
         <w:pStyle w:val="Heading1"/>
         <w:pageBreakBefore/>
         <w:pBdr>
@@ -2498,7 +2811,7 @@
           <w:sz w:val="21"/>
           <w:szCs w:val="21"/>
         </w:rPr>
-        <w:t xml:space="preserve">Evaluate 3 + 4 × 2².</w:t>
+        <w:t xml:space="preserve">Track 1 — The beat formula is 3x + 5, where x is the number of bass drops. Evaluate 3x + 5 when x = 4.</w:t>
       </w:r>
     </w:p>
     <w:p>
@@ -2511,7 +2824,7 @@
           <w:sz w:val="20"/>
           <w:szCs w:val="20"/>
         </w:rPr>
-        <w:t xml:space="preserve">A)  19</w:t>
+        <w:t xml:space="preserve">A)  17</w:t>
       </w:r>
     </w:p>
     <w:p>
@@ -2524,7 +2837,7 @@
           <w:sz w:val="20"/>
           <w:szCs w:val="20"/>
         </w:rPr>
-        <w:t xml:space="preserve">B)  28</w:t>
+        <w:t xml:space="preserve">B)  27</w:t>
       </w:r>
     </w:p>
     <w:p>
@@ -2537,7 +2850,7 @@
           <w:sz w:val="20"/>
           <w:szCs w:val="20"/>
         </w:rPr>
-        <w:t xml:space="preserve">C)  56</w:t>
+        <w:t xml:space="preserve">C)  12</w:t>
       </w:r>
     </w:p>
     <w:p>
@@ -2550,7 +2863,7 @@
           <w:sz w:val="20"/>
           <w:szCs w:val="20"/>
         </w:rPr>
-        <w:t xml:space="preserve">D)  14</w:t>
+        <w:t xml:space="preserve">D)  21</w:t>
       </w:r>
     </w:p>
     <w:p>
@@ -2628,7 +2941,7 @@
           <w:sz w:val="21"/>
           <w:szCs w:val="21"/>
         </w:rPr>
-        <w:t xml:space="preserve">Evaluate (8 − 3)² + 6.</w:t>
+        <w:t xml:space="preserve">Track 2 — The volume mix is 2(n + 3), where n is the number of monitors. Evaluate 2(n + 3) when n = 5.</w:t>
       </w:r>
     </w:p>
     <w:p>
@@ -2641,7 +2954,7 @@
           <w:sz w:val="20"/>
           <w:szCs w:val="20"/>
         </w:rPr>
-        <w:t xml:space="preserve">A)  31</w:t>
+        <w:t xml:space="preserve">A)  16</w:t>
       </w:r>
     </w:p>
     <w:p>
@@ -2654,7 +2967,7 @@
           <w:sz w:val="20"/>
           <w:szCs w:val="20"/>
         </w:rPr>
-        <w:t xml:space="preserve">B)  19</w:t>
+        <w:t xml:space="preserve">B)  13</w:t>
       </w:r>
     </w:p>
     <w:p>
@@ -2667,7 +2980,7 @@
           <w:sz w:val="20"/>
           <w:szCs w:val="20"/>
         </w:rPr>
-        <w:t xml:space="preserve">C)  61</w:t>
+        <w:t xml:space="preserve">C)  20</w:t>
       </w:r>
     </w:p>
     <w:p>
@@ -2680,7 +2993,7 @@
           <w:sz w:val="20"/>
           <w:szCs w:val="20"/>
         </w:rPr>
-        <w:t xml:space="preserve">D)  25</w:t>
+        <w:t xml:space="preserve">D)  26</w:t>
       </w:r>
     </w:p>
     <w:p>
@@ -2753,33 +3066,7 @@
           <w:sz w:val="30"/>
           <w:szCs w:val="30"/>
         </w:rPr>
-        <w:t xml:space="preserve">Write About the Math</w:t>
-      </w:r>
-    </w:p>
-    <w:p>
-      <w:pPr>
-        <w:pStyle w:val="Heading2"/>
-        <w:spacing w:after="80" w:before="180"/>
-      </w:pPr>
-      <w:r>
-        <w:rPr>
-          <w:b/>
-          <w:bCs/>
-          <w:color w:val="12355B"/>
-          <w:sz w:val="24"/>
-          <w:szCs w:val="24"/>
-        </w:rPr>
-        <w:t xml:space="preserve">Build Strong Sentences</w:t>
-      </w:r>
-      <w:r>
-        <w:rPr>
-          <w:i/>
-          <w:iCs/>
-          <w:color w:val="B97A12"/>
-          <w:sz w:val="19"/>
-          <w:szCs w:val="19"/>
-        </w:rPr>
-        <w:t xml:space="preserve">   The Writing Revolution</w:t>
+        <w:t xml:space="preserve">Exit Ticket</w:t>
       </w:r>
     </w:p>
     <w:p>
@@ -2794,435 +3081,86 @@
           <w:sz w:val="19"/>
           <w:szCs w:val="19"/>
         </w:rPr>
-        <w:t xml:space="preserve">I can explain my steps using the words variable, expression, evaluate, and substitute.</w:t>
-      </w:r>
-    </w:p>
-    <w:p>
-      <w:pPr>
-        <w:pStyle w:val="Heading2"/>
-        <w:spacing w:after="80" w:before="180"/>
-      </w:pPr>
-      <w:r>
-        <w:rPr>
-          <w:b/>
-          <w:bCs/>
-          <w:color w:val="12355B"/>
-          <w:sz w:val="24"/>
-          <w:szCs w:val="24"/>
-        </w:rPr>
-        <w:t xml:space="preserve">1. Kernel Sentence</w:t>
-      </w:r>
-      <w:r>
-        <w:rPr>
-          <w:i/>
-          <w:iCs/>
-          <w:color w:val="1FA6A2"/>
-          <w:sz w:val="19"/>
-          <w:szCs w:val="19"/>
-        </w:rPr>
-        <w:t xml:space="preserve">   subject + verb</w:t>
-      </w:r>
-    </w:p>
-    <w:tbl>
-      <w:tblPr>
-        <w:tblW w:type="pct" w:w="100%"/>
-        <w:tblBorders>
-          <w:top w:val="single" w:color="B97A12" w:sz="8"/>
-          <w:left w:val="single" w:color="B97A12" w:sz="8"/>
-          <w:bottom w:val="single" w:color="B97A12" w:sz="8"/>
-          <w:right w:val="single" w:color="B97A12" w:sz="8"/>
-          <w:insideH w:val="single" w:color="auto" w:sz="4"/>
-          <w:insideV w:val="single" w:color="auto" w:sz="4"/>
-        </w:tblBorders>
-      </w:tblPr>
-      <w:tblGrid>
-        <w:gridCol w:w="100"/>
-      </w:tblGrid>
-      <w:tr>
-        <w:tc>
-          <w:tcPr>
-            <w:shd w:fill="FBF3E2" w:color="auto" w:val="clear"/>
-            <w:tcMar>
-              <w:top w:type="dxa" w:w="120"/>
-              <w:left w:type="dxa" w:w="180"/>
-              <w:bottom w:type="dxa" w:w="120"/>
-              <w:right w:type="dxa" w:w="180"/>
-            </w:tcMar>
-          </w:tcPr>
-          <w:p>
-            <w:pPr>
-              <w:spacing w:after="0"/>
-            </w:pPr>
-            <w:r>
-              <w:rPr>
-                <w:b/>
-                <w:bCs/>
-                <w:color w:val="1FA6A2"/>
-                <w:sz w:val="20"/>
-                <w:szCs w:val="20"/>
-              </w:rPr>
-              <w:t xml:space="preserve">Model:  </w:t>
-            </w:r>
-            <w:r>
-              <w:rPr>
-                <w:sz w:val="20"/>
-                <w:szCs w:val="20"/>
-              </w:rPr>
-              <w:t xml:space="preserve">Expression is a math phrase with numbers and letters, but no equal sign.</w:t>
-            </w:r>
-          </w:p>
-        </w:tc>
-      </w:tr>
-    </w:tbl>
+        <w:t xml:space="preserve">Answer on your own. This shows what you learned today.</w:t>
+      </w:r>
+    </w:p>
+    <w:p>
+      <w:pPr>
+        <w:spacing w:after="80" w:before="80"/>
+      </w:pPr>
+      <w:r>
+        <w:rPr>
+          <w:color w:val="B97A12"/>
+          <w:sz w:val="22"/>
+          <w:szCs w:val="22"/>
+        </w:rPr>
+        <w:t xml:space="preserve">★  </w:t>
+      </w:r>
+      <w:r>
+        <w:rPr>
+          <w:b/>
+          <w:bCs/>
+          <w:sz w:val="22"/>
+          <w:szCs w:val="22"/>
+        </w:rPr>
+        <w:t xml:space="preserve">Evaluate 5(n − 3) + 2 when n = 7.</w:t>
+      </w:r>
+    </w:p>
+    <w:p>
+      <w:pPr>
+        <w:spacing w:after="60"/>
+        <w:ind w:left="420"/>
+      </w:pPr>
+      <w:r>
+        <w:rPr>
+          <w:sz w:val="21"/>
+          <w:szCs w:val="21"/>
+        </w:rPr>
+        <w:t xml:space="preserve">A)  22</w:t>
+      </w:r>
+    </w:p>
+    <w:p>
+      <w:pPr>
+        <w:spacing w:after="60"/>
+        <w:ind w:left="420"/>
+      </w:pPr>
+      <w:r>
+        <w:rPr>
+          <w:sz w:val="21"/>
+          <w:szCs w:val="21"/>
+        </w:rPr>
+        <w:t xml:space="preserve">B)  32</w:t>
+      </w:r>
+    </w:p>
+    <w:p>
+      <w:pPr>
+        <w:spacing w:after="60"/>
+        <w:ind w:left="420"/>
+      </w:pPr>
+      <w:r>
+        <w:rPr>
+          <w:sz w:val="21"/>
+          <w:szCs w:val="21"/>
+        </w:rPr>
+        <w:t xml:space="preserve">C)  17</w:t>
+      </w:r>
+    </w:p>
+    <w:p>
+      <w:pPr>
+        <w:spacing w:after="60"/>
+        <w:ind w:left="420"/>
+      </w:pPr>
+      <w:r>
+        <w:rPr>
+          <w:sz w:val="21"/>
+          <w:szCs w:val="21"/>
+        </w:rPr>
+        <w:t xml:space="preserve">D)  36</w:t>
+      </w:r>
+    </w:p>
     <w:p>
       <w:pPr>
         <w:spacing w:after="40"/>
-      </w:pPr>
-      <w:r>
-        <w:t xml:space="preserve"/>
-      </w:r>
-    </w:p>
-    <w:p>
-      <w:pPr>
-        <w:spacing w:after="60"/>
-      </w:pPr>
-      <w:r>
-        <w:rPr>
-          <w:color w:val="1A2733"/>
-          <w:sz w:val="21"/>
-          <w:szCs w:val="21"/>
-        </w:rPr>
-        <w:t xml:space="preserve">Write a kernel sentence about expression. Use a subject and a verb.</w:t>
-      </w:r>
-      <w:r>
-        <w:rPr>
-          <w:i/>
-          <w:iCs/>
-          <w:color w:val="5F6F80"/>
-          <w:sz w:val="19"/>
-          <w:szCs w:val="19"/>
-        </w:rPr>
-        <w:br/>
-        <w:t xml:space="preserve">Escribe una oración base sobre expresión. Usa un sujeto y un verbo.</w:t>
-      </w:r>
-    </w:p>
-    <w:p>
-      <w:pPr>
-        <w:pBdr>
-          <w:bottom w:val="single" w:color="AFBECC" w:sz="6"/>
-        </w:pBdr>
-        <w:spacing w:after="30" w:before="150"/>
-      </w:pPr>
-      <w:r>
-        <w:t xml:space="preserve"/>
-      </w:r>
-    </w:p>
-    <w:p>
-      <w:pPr>
-        <w:pBdr>
-          <w:bottom w:val="single" w:color="AFBECC" w:sz="6"/>
-        </w:pBdr>
-        <w:spacing w:after="30" w:before="150"/>
-      </w:pPr>
-      <w:r>
-        <w:t xml:space="preserve"/>
-      </w:r>
-    </w:p>
-    <w:p>
-      <w:pPr>
-        <w:pStyle w:val="Heading2"/>
-        <w:spacing w:after="80" w:before="180"/>
-      </w:pPr>
-      <w:r>
-        <w:rPr>
-          <w:b/>
-          <w:bCs/>
-          <w:color w:val="12355B"/>
-          <w:sz w:val="24"/>
-          <w:szCs w:val="24"/>
-        </w:rPr>
-        <w:t xml:space="preserve">2. Sentence Expansion</w:t>
-      </w:r>
-      <w:r>
-        <w:rPr>
-          <w:i/>
-          <w:iCs/>
-          <w:color w:val="1FA6A2"/>
-          <w:sz w:val="19"/>
-          <w:szCs w:val="19"/>
-        </w:rPr>
-        <w:t xml:space="preserve">   because · but · so</w:t>
-      </w:r>
-    </w:p>
-    <w:p>
-      <w:pPr>
-        <w:spacing w:after="80"/>
-      </w:pPr>
-      <w:r>
-        <w:rPr>
-          <w:b/>
-          <w:bCs/>
-          <w:color w:val="1FA6A2"/>
-          <w:sz w:val="20"/>
-          <w:szCs w:val="20"/>
-        </w:rPr>
-        <w:t xml:space="preserve">Kernel:  </w:t>
-      </w:r>
-      <w:r>
-        <w:rPr>
-          <w:sz w:val="20"/>
-          <w:szCs w:val="20"/>
-        </w:rPr>
-        <w:t xml:space="preserve">Expression matters in math</w:t>
-      </w:r>
-    </w:p>
-    <w:p>
-      <w:pPr>
-        <w:spacing w:after="80"/>
-      </w:pPr>
-      <w:r>
-        <w:rPr>
-          <w:b/>
-          <w:bCs/>
-          <w:color w:val="12355B"/>
-          <w:sz w:val="21"/>
-          <w:szCs w:val="21"/>
-        </w:rPr>
-        <w:t xml:space="preserve">because  </w:t>
-      </w:r>
-      <w:r>
-        <w:rPr>
-          <w:sz w:val="21"/>
-          <w:szCs w:val="21"/>
-        </w:rPr>
-        <w:t xml:space="preserve">Expression matters in math because ___.</w:t>
-      </w:r>
-      <w:r>
-        <w:rPr>
-          <w:i/>
-          <w:iCs/>
-          <w:color w:val="5F6F80"/>
-          <w:sz w:val="19"/>
-          <w:szCs w:val="19"/>
-        </w:rPr>
-        <w:br/>
-        <w:t xml:space="preserve">Expresión importa en matemáticas porque ___.</w:t>
-      </w:r>
-    </w:p>
-    <w:p>
-      <w:pPr>
-        <w:pBdr>
-          <w:bottom w:val="single" w:color="AFBECC" w:sz="6"/>
-        </w:pBdr>
-        <w:spacing w:after="30" w:before="150"/>
-      </w:pPr>
-      <w:r>
-        <w:t xml:space="preserve"/>
-      </w:r>
-    </w:p>
-    <w:p>
-      <w:pPr>
-        <w:spacing w:after="80"/>
-      </w:pPr>
-      <w:r>
-        <w:rPr>
-          <w:b/>
-          <w:bCs/>
-          <w:color w:val="12355B"/>
-          <w:sz w:val="21"/>
-          <w:szCs w:val="21"/>
-        </w:rPr>
-        <w:t xml:space="preserve">but  </w:t>
-      </w:r>
-      <w:r>
-        <w:rPr>
-          <w:sz w:val="21"/>
-          <w:szCs w:val="21"/>
-        </w:rPr>
-        <w:t xml:space="preserve">Expression matters in math, but ___.</w:t>
-      </w:r>
-      <w:r>
-        <w:rPr>
-          <w:i/>
-          <w:iCs/>
-          <w:color w:val="5F6F80"/>
-          <w:sz w:val="19"/>
-          <w:szCs w:val="19"/>
-        </w:rPr>
-        <w:br/>
-        <w:t xml:space="preserve">Expresión importa en matemáticas, pero ___.</w:t>
-      </w:r>
-    </w:p>
-    <w:p>
-      <w:pPr>
-        <w:pBdr>
-          <w:bottom w:val="single" w:color="AFBECC" w:sz="6"/>
-        </w:pBdr>
-        <w:spacing w:after="30" w:before="150"/>
-      </w:pPr>
-      <w:r>
-        <w:t xml:space="preserve"/>
-      </w:r>
-    </w:p>
-    <w:p>
-      <w:pPr>
-        <w:spacing w:after="80"/>
-      </w:pPr>
-      <w:r>
-        <w:rPr>
-          <w:b/>
-          <w:bCs/>
-          <w:color w:val="12355B"/>
-          <w:sz w:val="21"/>
-          <w:szCs w:val="21"/>
-        </w:rPr>
-        <w:t xml:space="preserve">so  </w:t>
-      </w:r>
-      <w:r>
-        <w:rPr>
-          <w:sz w:val="21"/>
-          <w:szCs w:val="21"/>
-        </w:rPr>
-        <w:t xml:space="preserve">Expression matters in math, so ___.</w:t>
-      </w:r>
-      <w:r>
-        <w:rPr>
-          <w:i/>
-          <w:iCs/>
-          <w:color w:val="5F6F80"/>
-          <w:sz w:val="19"/>
-          <w:szCs w:val="19"/>
-        </w:rPr>
-        <w:br/>
-        <w:t xml:space="preserve">Expresión importa en matemáticas, entonces ___.</w:t>
-      </w:r>
-    </w:p>
-    <w:p>
-      <w:pPr>
-        <w:pBdr>
-          <w:bottom w:val="single" w:color="AFBECC" w:sz="6"/>
-        </w:pBdr>
-        <w:spacing w:after="30" w:before="150"/>
-      </w:pPr>
-      <w:r>
-        <w:t xml:space="preserve"/>
-      </w:r>
-    </w:p>
-    <w:p>
-      <w:pPr>
-        <w:pStyle w:val="Heading2"/>
-        <w:spacing w:after="80" w:before="180"/>
-      </w:pPr>
-      <w:r>
-        <w:rPr>
-          <w:b/>
-          <w:bCs/>
-          <w:color w:val="12355B"/>
-          <w:sz w:val="24"/>
-          <w:szCs w:val="24"/>
-        </w:rPr>
-        <w:t xml:space="preserve">3. Explain Your Reasoning</w:t>
-      </w:r>
-      <w:r>
-        <w:rPr>
-          <w:i/>
-          <w:iCs/>
-          <w:color w:val="1FA6A2"/>
-          <w:sz w:val="19"/>
-          <w:szCs w:val="19"/>
-        </w:rPr>
-        <w:t xml:space="preserve">   use a sentence starter</w:t>
-      </w:r>
-    </w:p>
-    <w:p>
-      <w:pPr>
-        <w:spacing w:after="60"/>
-      </w:pPr>
-      <w:r>
-        <w:rPr>
-          <w:color w:val="1A2733"/>
-          <w:sz w:val="21"/>
-          <w:szCs w:val="21"/>
-        </w:rPr>
-        <w:t xml:space="preserve">I substitute s = 5 into 150 + 12s to get ___.</w:t>
-      </w:r>
-      <w:r>
-        <w:rPr>
-          <w:i/>
-          <w:iCs/>
-          <w:color w:val="5F6F80"/>
-          <w:sz w:val="19"/>
-          <w:szCs w:val="19"/>
-        </w:rPr>
-        <w:br/>
-        <w:t xml:space="preserve">Sustituyo s = 5 en 150 + 12s para obtener ___.</w:t>
-      </w:r>
-    </w:p>
-    <w:p>
-      <w:pPr>
-        <w:spacing w:after="60"/>
-      </w:pPr>
-      <w:r>
-        <w:rPr>
-          <w:color w:val="1A2733"/>
-          <w:sz w:val="21"/>
-          <w:szCs w:val="21"/>
-        </w:rPr>
-        <w:t xml:space="preserve">One expression works for any show because s ___.</w:t>
-      </w:r>
-      <w:r>
-        <w:rPr>
-          <w:i/>
-          <w:iCs/>
-          <w:color w:val="5F6F80"/>
-          <w:sz w:val="19"/>
-          <w:szCs w:val="19"/>
-        </w:rPr>
-        <w:br/>
-        <w:t xml:space="preserve">Una expresión sirve para cualquier concierto porque s ___.</w:t>
-      </w:r>
-    </w:p>
-    <w:p>
-      <w:pPr>
-        <w:spacing w:after="60"/>
-      </w:pPr>
-      <w:r>
-        <w:rPr>
-          <w:color w:val="1A2733"/>
-          <w:sz w:val="21"/>
-          <w:szCs w:val="21"/>
-        </w:rPr>
-        <w:t xml:space="preserve">First I substitute, then I do ___ because of the order of operations.</w:t>
-      </w:r>
-      <w:r>
-        <w:rPr>
-          <w:i/>
-          <w:iCs/>
-          <w:color w:val="5F6F80"/>
-          <w:sz w:val="19"/>
-          <w:szCs w:val="19"/>
-        </w:rPr>
-        <w:br/>
-        <w:t xml:space="preserve">Primero sustituyo, luego hago ___ por el orden de las operaciones.</w:t>
-      </w:r>
-    </w:p>
-    <w:p>
-      <w:pPr>
-        <w:pBdr>
-          <w:bottom w:val="single" w:color="AFBECC" w:sz="6"/>
-        </w:pBdr>
-        <w:spacing w:after="30" w:before="150"/>
-      </w:pPr>
-      <w:r>
-        <w:t xml:space="preserve"/>
-      </w:r>
-    </w:p>
-    <w:p>
-      <w:pPr>
-        <w:pBdr>
-          <w:bottom w:val="single" w:color="AFBECC" w:sz="6"/>
-        </w:pBdr>
-        <w:spacing w:after="30" w:before="150"/>
       </w:pPr>
       <w:r>
         <w:t xml:space="preserve"/>
@@ -3245,7 +3183,7 @@
           <w:sz w:val="30"/>
           <w:szCs w:val="30"/>
         </w:rPr>
-        <w:t xml:space="preserve">Exit Ticket</w:t>
+        <w:t xml:space="preserve">Answer Key &amp; Teacher Guide</w:t>
       </w:r>
     </w:p>
     <w:p>
@@ -3260,115 +3198,245 @@
           <w:sz w:val="19"/>
           <w:szCs w:val="19"/>
         </w:rPr>
-        <w:t xml:space="preserve">Answer on your own. This shows what you learned today.</w:t>
-      </w:r>
-    </w:p>
-    <w:p>
-      <w:pPr>
-        <w:spacing w:after="80" w:before="80"/>
-      </w:pPr>
-      <w:r>
-        <w:rPr>
-          <w:color w:val="B97A12"/>
-          <w:sz w:val="22"/>
-          <w:szCs w:val="22"/>
-        </w:rPr>
-        <w:t xml:space="preserve">★  </w:t>
-      </w:r>
-      <w:r>
-        <w:rPr>
-          <w:b/>
-          <w:bCs/>
-          <w:sz w:val="22"/>
-          <w:szCs w:val="22"/>
-        </w:rPr>
-        <w:t xml:space="preserve">Evaluate 5(n − 3) + 2 when n = 7.</w:t>
-      </w:r>
-    </w:p>
-    <w:p>
-      <w:pPr>
-        <w:spacing w:after="60"/>
-        <w:ind w:left="420"/>
-      </w:pPr>
-      <w:r>
-        <w:rPr>
-          <w:sz w:val="21"/>
-          <w:szCs w:val="21"/>
-        </w:rPr>
-        <w:t xml:space="preserve">A)  22</w:t>
-      </w:r>
-    </w:p>
-    <w:p>
-      <w:pPr>
-        <w:spacing w:after="60"/>
-        <w:ind w:left="420"/>
-      </w:pPr>
-      <w:r>
-        <w:rPr>
-          <w:sz w:val="21"/>
-          <w:szCs w:val="21"/>
-        </w:rPr>
-        <w:t xml:space="preserve">B)  32</w:t>
-      </w:r>
-    </w:p>
-    <w:p>
-      <w:pPr>
-        <w:spacing w:after="60"/>
-        <w:ind w:left="420"/>
-      </w:pPr>
-      <w:r>
-        <w:rPr>
-          <w:sz w:val="21"/>
-          <w:szCs w:val="21"/>
-        </w:rPr>
-        <w:t xml:space="preserve">C)  17</w:t>
-      </w:r>
-    </w:p>
-    <w:p>
-      <w:pPr>
-        <w:spacing w:after="60"/>
-        <w:ind w:left="420"/>
-      </w:pPr>
-      <w:r>
-        <w:rPr>
-          <w:sz w:val="21"/>
-          <w:szCs w:val="21"/>
-        </w:rPr>
-        <w:t xml:space="preserve">D)  36</w:t>
-      </w:r>
-    </w:p>
-    <w:p>
-      <w:pPr>
-        <w:spacing w:after="40"/>
-      </w:pPr>
-      <w:r>
-        <w:t xml:space="preserve"/>
-      </w:r>
-    </w:p>
-    <w:p>
-      <w:pPr>
-        <w:pStyle w:val="Heading1"/>
-        <w:pageBreakBefore/>
-        <w:pBdr>
-          <w:bottom w:val="single" w:color="1FA6A2" w:sz="14" w:space="6"/>
-        </w:pBdr>
-        <w:spacing w:after="140" w:before="0"/>
-      </w:pPr>
-      <w:r>
-        <w:rPr>
-          <w:b/>
-          <w:bCs/>
-          <w:color w:val="12355B"/>
-          <w:sz w:val="30"/>
-          <w:szCs w:val="30"/>
-        </w:rPr>
-        <w:t xml:space="preserve">Answer Key &amp; Teacher Guide</w:t>
-      </w:r>
-    </w:p>
-    <w:p>
-      <w:pPr>
-        <w:spacing w:after="100"/>
-      </w:pPr>
+        <w:t xml:space="preserve">Teacher reference — remove or fold back before distributing to students.</w:t>
+      </w:r>
+    </w:p>
+    <w:p>
+      <w:pPr>
+        <w:pStyle w:val="Heading2"/>
+        <w:spacing w:after="80" w:before="180"/>
+      </w:pPr>
+      <w:r>
+        <w:rPr>
+          <w:b/>
+          <w:bCs/>
+          <w:color w:val="12355B"/>
+          <w:sz w:val="24"/>
+          <w:szCs w:val="24"/>
+        </w:rPr>
+        <w:t xml:space="preserve">Guided Notes (Fill-in)</w:t>
+      </w:r>
+    </w:p>
+    <w:p>
+      <w:pPr>
+        <w:spacing w:after="80"/>
+      </w:pPr>
+      <w:r>
+        <w:rPr>
+          <w:b/>
+          <w:bCs/>
+          <w:sz w:val="21"/>
+          <w:szCs w:val="21"/>
+        </w:rPr>
+        <w:t xml:space="preserve">Notes 1:  </w:t>
+      </w:r>
+      <w:r>
+        <w:rPr>
+          <w:sz w:val="21"/>
+          <w:szCs w:val="21"/>
+        </w:rPr>
+        <w:t xml:space="preserve">Variable</w:t>
+      </w:r>
+    </w:p>
+    <w:p>
+      <w:pPr>
+        <w:spacing w:after="80"/>
+      </w:pPr>
+      <w:r>
+        <w:rPr>
+          <w:b/>
+          <w:bCs/>
+          <w:sz w:val="21"/>
+          <w:szCs w:val="21"/>
+        </w:rPr>
+        <w:t xml:space="preserve">Notes 2:  </w:t>
+      </w:r>
+      <w:r>
+        <w:rPr>
+          <w:sz w:val="21"/>
+          <w:szCs w:val="21"/>
+        </w:rPr>
+        <w:t xml:space="preserve">Expression</w:t>
+      </w:r>
+    </w:p>
+    <w:p>
+      <w:pPr>
+        <w:spacing w:after="80"/>
+      </w:pPr>
+      <w:r>
+        <w:rPr>
+          <w:b/>
+          <w:bCs/>
+          <w:sz w:val="21"/>
+          <w:szCs w:val="21"/>
+        </w:rPr>
+        <w:t xml:space="preserve">Notes 3:  </w:t>
+      </w:r>
+      <w:r>
+        <w:rPr>
+          <w:sz w:val="21"/>
+          <w:szCs w:val="21"/>
+        </w:rPr>
+        <w:t xml:space="preserve">Evaluate</w:t>
+      </w:r>
+    </w:p>
+    <w:p>
+      <w:pPr>
+        <w:spacing w:after="80"/>
+      </w:pPr>
+      <w:r>
+        <w:rPr>
+          <w:b/>
+          <w:bCs/>
+          <w:sz w:val="21"/>
+          <w:szCs w:val="21"/>
+        </w:rPr>
+        <w:t xml:space="preserve">Notes 4:  </w:t>
+      </w:r>
+      <w:r>
+        <w:rPr>
+          <w:sz w:val="21"/>
+          <w:szCs w:val="21"/>
+        </w:rPr>
+        <w:t xml:space="preserve">Substitute</w:t>
+      </w:r>
+    </w:p>
+    <w:p>
+      <w:pPr>
+        <w:spacing w:after="80"/>
+      </w:pPr>
+      <w:r>
+        <w:rPr>
+          <w:b/>
+          <w:bCs/>
+          <w:sz w:val="21"/>
+          <w:szCs w:val="21"/>
+        </w:rPr>
+        <w:t xml:space="preserve">Notes 5:  </w:t>
+      </w:r>
+      <w:r>
+        <w:rPr>
+          <w:sz w:val="21"/>
+          <w:szCs w:val="21"/>
+        </w:rPr>
+        <w:t xml:space="preserve">Coefficient</w:t>
+      </w:r>
+    </w:p>
+    <w:p>
+      <w:pPr>
+        <w:spacing w:after="80"/>
+      </w:pPr>
+      <w:r>
+        <w:rPr>
+          <w:b/>
+          <w:bCs/>
+          <w:sz w:val="21"/>
+          <w:szCs w:val="21"/>
+        </w:rPr>
+        <w:t xml:space="preserve">Notes 6:  </w:t>
+      </w:r>
+      <w:r>
+        <w:rPr>
+          <w:sz w:val="21"/>
+          <w:szCs w:val="21"/>
+        </w:rPr>
+        <w:t xml:space="preserve">Like terms</w:t>
+      </w:r>
+    </w:p>
+    <w:p>
+      <w:pPr>
+        <w:pStyle w:val="Heading2"/>
+        <w:spacing w:after="80" w:before="180"/>
+      </w:pPr>
+      <w:r>
+        <w:rPr>
+          <w:b/>
+          <w:bCs/>
+          <w:color w:val="12355B"/>
+          <w:sz w:val="24"/>
+          <w:szCs w:val="24"/>
+        </w:rPr>
+        <w:t xml:space="preserve">Worked Notes (I Do / We Do)</w:t>
+      </w:r>
+    </w:p>
+    <w:p>
+      <w:pPr>
+        <w:spacing w:after="80"/>
+      </w:pPr>
+      <w:r>
+        <w:rPr>
+          <w:b/>
+          <w:bCs/>
+          <w:sz w:val="21"/>
+          <w:szCs w:val="21"/>
+        </w:rPr>
+        <w:t xml:space="preserve">I Do:  </w:t>
+      </w:r>
+      <w:r>
+        <w:rPr>
+          <w:sz w:val="21"/>
+          <w:szCs w:val="21"/>
+        </w:rPr>
+        <w:t xml:space="preserve">A. 19</w:t>
+      </w:r>
+    </w:p>
+    <w:p>
+      <w:pPr>
+        <w:spacing w:after="80"/>
+      </w:pPr>
+      <w:r>
+        <w:rPr>
+          <w:b/>
+          <w:bCs/>
+          <w:sz w:val="21"/>
+          <w:szCs w:val="21"/>
+        </w:rPr>
+        <w:t xml:space="preserve">We Do:  </w:t>
+      </w:r>
+      <w:r>
+        <w:rPr>
+          <w:sz w:val="21"/>
+          <w:szCs w:val="21"/>
+        </w:rPr>
+        <w:t xml:space="preserve">A. 8</w:t>
+      </w:r>
+    </w:p>
+    <w:p>
+      <w:pPr>
+        <w:pStyle w:val="Heading2"/>
+        <w:spacing w:after="80" w:before="180"/>
+      </w:pPr>
+      <w:r>
+        <w:rPr>
+          <w:b/>
+          <w:bCs/>
+          <w:color w:val="12355B"/>
+          <w:sz w:val="24"/>
+          <w:szCs w:val="24"/>
+        </w:rPr>
+        <w:t xml:space="preserve">Independent Practice</w:t>
+      </w:r>
+    </w:p>
+    <w:p>
+      <w:pPr>
+        <w:spacing w:after="80"/>
+      </w:pPr>
+      <w:r>
+        <w:rPr>
+          <w:b/>
+          <w:bCs/>
+          <w:sz w:val="21"/>
+          <w:szCs w:val="21"/>
+        </w:rPr>
+        <w:t xml:space="preserve">1.  </w:t>
+      </w:r>
+      <w:r>
+        <w:rPr>
+          <w:sz w:val="21"/>
+          <w:szCs w:val="21"/>
+        </w:rPr>
+        <w:t xml:space="preserve">A)  2n − 5</w:t>
+      </w:r>
       <w:r>
         <w:rPr>
           <w:i/>
@@ -3377,23 +3445,7 @@
           <w:sz w:val="19"/>
           <w:szCs w:val="19"/>
         </w:rPr>
-        <w:t xml:space="preserve">Teacher reference — remove or fold back before distributing to students.</w:t>
-      </w:r>
-    </w:p>
-    <w:p>
-      <w:pPr>
-        <w:pStyle w:val="Heading2"/>
-        <w:spacing w:after="80" w:before="180"/>
-      </w:pPr>
-      <w:r>
-        <w:rPr>
-          <w:b/>
-          <w:bCs/>
-          <w:color w:val="12355B"/>
-          <w:sz w:val="24"/>
-          <w:szCs w:val="24"/>
-        </w:rPr>
-        <w:t xml:space="preserve">Worked Notes (I Do / We Do)</w:t>
+        <w:t xml:space="preserve">  — Twice n is 2n. Five less than that is 2n − 5.</w:t>
       </w:r>
     </w:p>
     <w:p>
@@ -3407,72 +3459,14 @@
           <w:sz w:val="21"/>
           <w:szCs w:val="21"/>
         </w:rPr>
-        <w:t xml:space="preserve">I Do:  </w:t>
-      </w:r>
-      <w:r>
-        <w:rPr>
-          <w:sz w:val="21"/>
-          <w:szCs w:val="21"/>
-        </w:rPr>
-        <w:t xml:space="preserve">A. 19</w:t>
-      </w:r>
-    </w:p>
-    <w:p>
-      <w:pPr>
-        <w:spacing w:after="80"/>
-      </w:pPr>
-      <w:r>
-        <w:rPr>
-          <w:b/>
-          <w:bCs/>
-          <w:sz w:val="21"/>
-          <w:szCs w:val="21"/>
-        </w:rPr>
-        <w:t xml:space="preserve">We Do:  </w:t>
-      </w:r>
-      <w:r>
-        <w:rPr>
-          <w:sz w:val="21"/>
-          <w:szCs w:val="21"/>
-        </w:rPr>
-        <w:t xml:space="preserve">A. 8</w:t>
-      </w:r>
-    </w:p>
-    <w:p>
-      <w:pPr>
-        <w:pStyle w:val="Heading2"/>
-        <w:spacing w:after="80" w:before="180"/>
-      </w:pPr>
-      <w:r>
-        <w:rPr>
-          <w:b/>
-          <w:bCs/>
-          <w:color w:val="12355B"/>
-          <w:sz w:val="24"/>
-          <w:szCs w:val="24"/>
-        </w:rPr>
-        <w:t xml:space="preserve">Independent Practice</w:t>
-      </w:r>
-    </w:p>
-    <w:p>
-      <w:pPr>
-        <w:spacing w:after="80"/>
-      </w:pPr>
-      <w:r>
-        <w:rPr>
-          <w:b/>
-          <w:bCs/>
-          <w:sz w:val="21"/>
-          <w:szCs w:val="21"/>
-        </w:rPr>
-        <w:t xml:space="preserve">1.  </w:t>
-      </w:r>
-      <w:r>
-        <w:rPr>
-          <w:sz w:val="21"/>
-          <w:szCs w:val="21"/>
-        </w:rPr>
-        <w:t xml:space="preserve">A)  2n − 5</w:t>
+        <w:t xml:space="preserve">2.  </w:t>
+      </w:r>
+      <w:r>
+        <w:rPr>
+          <w:sz w:val="21"/>
+          <w:szCs w:val="21"/>
+        </w:rPr>
+        <w:t xml:space="preserve">A)  21</w:t>
       </w:r>
       <w:r>
         <w:rPr>
@@ -3482,7 +3476,7 @@
           <w:sz w:val="19"/>
           <w:szCs w:val="19"/>
         </w:rPr>
-        <w:t xml:space="preserve">  — Twice n is 2n. Five less than that is 2n − 5.</w:t>
+        <w:t xml:space="preserve">  — 4(5) + 1 = 20 + 1 = 21.</w:t>
       </w:r>
     </w:p>
     <w:p>
@@ -3496,14 +3490,14 @@
           <w:sz w:val="21"/>
           <w:szCs w:val="21"/>
         </w:rPr>
-        <w:t xml:space="preserve">2.  </w:t>
-      </w:r>
-      <w:r>
-        <w:rPr>
-          <w:sz w:val="21"/>
-          <w:szCs w:val="21"/>
-        </w:rPr>
-        <w:t xml:space="preserve">A)  21</w:t>
+        <w:t xml:space="preserve">3.  </w:t>
+      </w:r>
+      <w:r>
+        <w:rPr>
+          <w:sz w:val="21"/>
+          <w:szCs w:val="21"/>
+        </w:rPr>
+        <w:t xml:space="preserve">A)  17</w:t>
       </w:r>
       <w:r>
         <w:rPr>
@@ -3513,7 +3507,7 @@
           <w:sz w:val="19"/>
           <w:szCs w:val="19"/>
         </w:rPr>
-        <w:t xml:space="preserve">  — 4(5) + 1 = 20 + 1 = 21.</w:t>
+        <w:t xml:space="preserve">  — Substitute x = 4: 3(4) + 5. Multiply first: 3 × 4 = 12. Then add: 12 + 5 = 17.</w:t>
       </w:r>
     </w:p>
     <w:p>
@@ -3527,14 +3521,14 @@
           <w:sz w:val="21"/>
           <w:szCs w:val="21"/>
         </w:rPr>
-        <w:t xml:space="preserve">3.  </w:t>
-      </w:r>
-      <w:r>
-        <w:rPr>
-          <w:sz w:val="21"/>
-          <w:szCs w:val="21"/>
-        </w:rPr>
-        <w:t xml:space="preserve">A)  19</w:t>
+        <w:t xml:space="preserve">4.  </w:t>
+      </w:r>
+      <w:r>
+        <w:rPr>
+          <w:sz w:val="21"/>
+          <w:szCs w:val="21"/>
+        </w:rPr>
+        <w:t xml:space="preserve">A)  16</w:t>
       </w:r>
       <w:r>
         <w:rPr>
@@ -3544,7 +3538,23 @@
           <w:sz w:val="19"/>
           <w:szCs w:val="19"/>
         </w:rPr>
-        <w:t xml:space="preserve">  — Order of operations: 2² = 4, then 4 × 4 = 16, then 3 + 16 = 19.</w:t>
+        <w:t xml:space="preserve">  — Substitute n = 5: 2(5 + 3). Do the parentheses first: 5 + 3 = 8. Then multiply: 2 × 8 = 16.</w:t>
+      </w:r>
+    </w:p>
+    <w:p>
+      <w:pPr>
+        <w:pStyle w:val="Heading2"/>
+        <w:spacing w:after="80" w:before="180"/>
+      </w:pPr>
+      <w:r>
+        <w:rPr>
+          <w:b/>
+          <w:bCs/>
+          <w:color w:val="12355B"/>
+          <w:sz w:val="24"/>
+          <w:szCs w:val="24"/>
+        </w:rPr>
+        <w:t xml:space="preserve">Exit Ticket</w:t>
       </w:r>
     </w:p>
     <w:p>
@@ -3553,19 +3563,10 @@
       </w:pPr>
       <w:r>
         <w:rPr>
-          <w:b/>
-          <w:bCs/>
-          <w:sz w:val="21"/>
-          <w:szCs w:val="21"/>
-        </w:rPr>
-        <w:t xml:space="preserve">4.  </w:t>
-      </w:r>
-      <w:r>
-        <w:rPr>
-          <w:sz w:val="21"/>
-          <w:szCs w:val="21"/>
-        </w:rPr>
-        <w:t xml:space="preserve">A)  31</w:t>
+          <w:sz w:val="21"/>
+          <w:szCs w:val="21"/>
+        </w:rPr>
+        <w:t xml:space="preserve">A)  22</w:t>
       </w:r>
       <w:r>
         <w:rPr>
@@ -3575,173 +3576,7 @@
           <w:sz w:val="19"/>
           <w:szCs w:val="19"/>
         </w:rPr>
-        <w:t xml:space="preserve">  — (8 − 3)² = 5² = 25, then 25 + 6 = 31.</w:t>
-      </w:r>
-    </w:p>
-    <w:p>
-      <w:pPr>
-        <w:pStyle w:val="Heading2"/>
-        <w:spacing w:after="80" w:before="180"/>
-      </w:pPr>
-      <w:r>
-        <w:rPr>
-          <w:b/>
-          <w:bCs/>
-          <w:color w:val="12355B"/>
-          <w:sz w:val="24"/>
-          <w:szCs w:val="24"/>
-        </w:rPr>
-        <w:t xml:space="preserve">Exit Ticket</w:t>
-      </w:r>
-    </w:p>
-    <w:p>
-      <w:pPr>
-        <w:spacing w:after="80"/>
-      </w:pPr>
-      <w:r>
-        <w:rPr>
-          <w:sz w:val="21"/>
-          <w:szCs w:val="21"/>
-        </w:rPr>
-        <w:t xml:space="preserve">A)  22</w:t>
-      </w:r>
-      <w:r>
-        <w:rPr>
-          <w:i/>
-          <w:iCs/>
-          <w:color w:val="5F6F80"/>
-          <w:sz w:val="19"/>
-          <w:szCs w:val="19"/>
-        </w:rPr>
         <w:t xml:space="preserve">  — 5(7 − 3) + 2 = 5(4) + 2 = 20 + 2 = 22.</w:t>
-      </w:r>
-    </w:p>
-    <w:p>
-      <w:pPr>
-        <w:pStyle w:val="Heading2"/>
-        <w:spacing w:after="80" w:before="180"/>
-      </w:pPr>
-      <w:r>
-        <w:rPr>
-          <w:b/>
-          <w:bCs/>
-          <w:color w:val="12355B"/>
-          <w:sz w:val="24"/>
-          <w:szCs w:val="24"/>
-        </w:rPr>
-        <w:t xml:space="preserve">Writing (TWR) — what to look for</w:t>
-      </w:r>
-    </w:p>
-    <w:p>
-      <w:pPr>
-        <w:spacing w:after="80"/>
-      </w:pPr>
-      <w:r>
-        <w:rPr>
-          <w:sz w:val="20"/>
-          <w:szCs w:val="20"/>
-        </w:rPr>
-        <w:t xml:space="preserve">Kernel sentence: a complete sentence needs a subject and a verb. Example: Expression is a math phrase with numbers and letters, but no equal sign.</w:t>
-      </w:r>
-    </w:p>
-    <w:p>
-      <w:pPr>
-        <w:spacing w:after="80"/>
-      </w:pPr>
-      <w:r>
-        <w:rPr>
-          <w:sz w:val="20"/>
-          <w:szCs w:val="20"/>
-        </w:rPr>
-        <w:t xml:space="preserve">Expansion: because = reason, but = contrast/exception, so = result. Answers vary; each must keep the kernel idea.</w:t>
-      </w:r>
-    </w:p>
-    <w:p>
-      <w:pPr>
-        <w:pStyle w:val="Heading2"/>
-        <w:spacing w:after="80" w:before="180"/>
-      </w:pPr>
-      <w:r>
-        <w:rPr>
-          <w:b/>
-          <w:bCs/>
-          <w:color w:val="12355B"/>
-          <w:sz w:val="24"/>
-          <w:szCs w:val="24"/>
-        </w:rPr>
-        <w:t xml:space="preserve">Turn &amp; Talk — listen for</w:t>
-      </w:r>
-    </w:p>
-    <w:p>
-      <w:pPr>
-        <w:spacing w:after="80"/>
-      </w:pPr>
-      <w:r>
-        <w:rPr>
-          <w:b/>
-          <w:bCs/>
-          <w:sz w:val="19"/>
-          <w:szCs w:val="19"/>
-        </w:rPr>
-        <w:t xml:space="preserve">1.  </w:t>
-      </w:r>
-      <w:r>
-        <w:rPr>
-          <w:i/>
-          <w:iCs/>
-          <w:color w:val="5F6F80"/>
-          <w:sz w:val="19"/>
-          <w:szCs w:val="19"/>
-        </w:rPr>
-        <w:t xml:space="preserve">Students substitute s = 5 (150 + 12 × 5 = 210), explain 150 is the fixed venue fee and 12 is the cost per speaker, and note s can be any number.</w:t>
-      </w:r>
-    </w:p>
-    <w:p>
-      <w:pPr>
-        <w:spacing w:after="80"/>
-      </w:pPr>
-      <w:r>
-        <w:rPr>
-          <w:b/>
-          <w:bCs/>
-          <w:sz w:val="19"/>
-          <w:szCs w:val="19"/>
-        </w:rPr>
-        <w:t xml:space="preserve">2.  </w:t>
-      </w:r>
-      <w:r>
-        <w:rPr>
-          <w:i/>
-          <w:iCs/>
-          <w:color w:val="5F6F80"/>
-          <w:sz w:val="19"/>
-          <w:szCs w:val="19"/>
-        </w:rPr>
-        <w:t xml:space="preserve">A strong answer substitutes the value first, then applies the exponent before multiplying (e.g., 4 × 2² = 4 × 4 = 16, not (4 × 2)² ), citing order of operations.</w:t>
-      </w:r>
-    </w:p>
-    <w:p>
-      <w:pPr>
-        <w:spacing w:after="80"/>
-      </w:pPr>
-      <w:r>
-        <w:rPr>
-          <w:b/>
-          <w:bCs/>
-          <w:sz w:val="19"/>
-          <w:szCs w:val="19"/>
-        </w:rPr>
-        <w:t xml:space="preserve">3.  </w:t>
-      </w:r>
-      <w:r>
-        <w:rPr>
-          <w:i/>
-          <w:iCs/>
-          <w:color w:val="5F6F80"/>
-          <w:sz w:val="19"/>
-          <w:szCs w:val="19"/>
-        </w:rPr>
-        <w:t xml:space="preserve">Students evaluate 2.50 + 1.75 × 8 = 16.50 and identify 2.50 as the base fee and 1.75 as the per-mile rate.</w:t>
       </w:r>
     </w:p>
     <w:sectPr>

--- a/lessons/6-2/downloads/6-2-notes.docx
+++ b/lessons/6-2/downloads/6-2-notes.docx
@@ -3164,419 +3164,6 @@
       </w:pPr>
       <w:r>
         <w:t xml:space="preserve"/>
-      </w:r>
-    </w:p>
-    <w:p>
-      <w:pPr>
-        <w:pStyle w:val="Heading1"/>
-        <w:pageBreakBefore/>
-        <w:pBdr>
-          <w:bottom w:val="single" w:color="1FA6A2" w:sz="14" w:space="6"/>
-        </w:pBdr>
-        <w:spacing w:after="140" w:before="0"/>
-      </w:pPr>
-      <w:r>
-        <w:rPr>
-          <w:b/>
-          <w:bCs/>
-          <w:color w:val="12355B"/>
-          <w:sz w:val="30"/>
-          <w:szCs w:val="30"/>
-        </w:rPr>
-        <w:t xml:space="preserve">Answer Key &amp; Teacher Guide</w:t>
-      </w:r>
-    </w:p>
-    <w:p>
-      <w:pPr>
-        <w:spacing w:after="100"/>
-      </w:pPr>
-      <w:r>
-        <w:rPr>
-          <w:i/>
-          <w:iCs/>
-          <w:color w:val="5F6F80"/>
-          <w:sz w:val="19"/>
-          <w:szCs w:val="19"/>
-        </w:rPr>
-        <w:t xml:space="preserve">Teacher reference — remove or fold back before distributing to students.</w:t>
-      </w:r>
-    </w:p>
-    <w:p>
-      <w:pPr>
-        <w:pStyle w:val="Heading2"/>
-        <w:spacing w:after="80" w:before="180"/>
-      </w:pPr>
-      <w:r>
-        <w:rPr>
-          <w:b/>
-          <w:bCs/>
-          <w:color w:val="12355B"/>
-          <w:sz w:val="24"/>
-          <w:szCs w:val="24"/>
-        </w:rPr>
-        <w:t xml:space="preserve">Guided Notes (Fill-in)</w:t>
-      </w:r>
-    </w:p>
-    <w:p>
-      <w:pPr>
-        <w:spacing w:after="80"/>
-      </w:pPr>
-      <w:r>
-        <w:rPr>
-          <w:b/>
-          <w:bCs/>
-          <w:sz w:val="21"/>
-          <w:szCs w:val="21"/>
-        </w:rPr>
-        <w:t xml:space="preserve">Notes 1:  </w:t>
-      </w:r>
-      <w:r>
-        <w:rPr>
-          <w:sz w:val="21"/>
-          <w:szCs w:val="21"/>
-        </w:rPr>
-        <w:t xml:space="preserve">Variable</w:t>
-      </w:r>
-    </w:p>
-    <w:p>
-      <w:pPr>
-        <w:spacing w:after="80"/>
-      </w:pPr>
-      <w:r>
-        <w:rPr>
-          <w:b/>
-          <w:bCs/>
-          <w:sz w:val="21"/>
-          <w:szCs w:val="21"/>
-        </w:rPr>
-        <w:t xml:space="preserve">Notes 2:  </w:t>
-      </w:r>
-      <w:r>
-        <w:rPr>
-          <w:sz w:val="21"/>
-          <w:szCs w:val="21"/>
-        </w:rPr>
-        <w:t xml:space="preserve">Expression</w:t>
-      </w:r>
-    </w:p>
-    <w:p>
-      <w:pPr>
-        <w:spacing w:after="80"/>
-      </w:pPr>
-      <w:r>
-        <w:rPr>
-          <w:b/>
-          <w:bCs/>
-          <w:sz w:val="21"/>
-          <w:szCs w:val="21"/>
-        </w:rPr>
-        <w:t xml:space="preserve">Notes 3:  </w:t>
-      </w:r>
-      <w:r>
-        <w:rPr>
-          <w:sz w:val="21"/>
-          <w:szCs w:val="21"/>
-        </w:rPr>
-        <w:t xml:space="preserve">Evaluate</w:t>
-      </w:r>
-    </w:p>
-    <w:p>
-      <w:pPr>
-        <w:spacing w:after="80"/>
-      </w:pPr>
-      <w:r>
-        <w:rPr>
-          <w:b/>
-          <w:bCs/>
-          <w:sz w:val="21"/>
-          <w:szCs w:val="21"/>
-        </w:rPr>
-        <w:t xml:space="preserve">Notes 4:  </w:t>
-      </w:r>
-      <w:r>
-        <w:rPr>
-          <w:sz w:val="21"/>
-          <w:szCs w:val="21"/>
-        </w:rPr>
-        <w:t xml:space="preserve">Substitute</w:t>
-      </w:r>
-    </w:p>
-    <w:p>
-      <w:pPr>
-        <w:spacing w:after="80"/>
-      </w:pPr>
-      <w:r>
-        <w:rPr>
-          <w:b/>
-          <w:bCs/>
-          <w:sz w:val="21"/>
-          <w:szCs w:val="21"/>
-        </w:rPr>
-        <w:t xml:space="preserve">Notes 5:  </w:t>
-      </w:r>
-      <w:r>
-        <w:rPr>
-          <w:sz w:val="21"/>
-          <w:szCs w:val="21"/>
-        </w:rPr>
-        <w:t xml:space="preserve">Coefficient</w:t>
-      </w:r>
-    </w:p>
-    <w:p>
-      <w:pPr>
-        <w:spacing w:after="80"/>
-      </w:pPr>
-      <w:r>
-        <w:rPr>
-          <w:b/>
-          <w:bCs/>
-          <w:sz w:val="21"/>
-          <w:szCs w:val="21"/>
-        </w:rPr>
-        <w:t xml:space="preserve">Notes 6:  </w:t>
-      </w:r>
-      <w:r>
-        <w:rPr>
-          <w:sz w:val="21"/>
-          <w:szCs w:val="21"/>
-        </w:rPr>
-        <w:t xml:space="preserve">Like terms</w:t>
-      </w:r>
-    </w:p>
-    <w:p>
-      <w:pPr>
-        <w:pStyle w:val="Heading2"/>
-        <w:spacing w:after="80" w:before="180"/>
-      </w:pPr>
-      <w:r>
-        <w:rPr>
-          <w:b/>
-          <w:bCs/>
-          <w:color w:val="12355B"/>
-          <w:sz w:val="24"/>
-          <w:szCs w:val="24"/>
-        </w:rPr>
-        <w:t xml:space="preserve">Worked Notes (I Do / We Do)</w:t>
-      </w:r>
-    </w:p>
-    <w:p>
-      <w:pPr>
-        <w:spacing w:after="80"/>
-      </w:pPr>
-      <w:r>
-        <w:rPr>
-          <w:b/>
-          <w:bCs/>
-          <w:sz w:val="21"/>
-          <w:szCs w:val="21"/>
-        </w:rPr>
-        <w:t xml:space="preserve">I Do:  </w:t>
-      </w:r>
-      <w:r>
-        <w:rPr>
-          <w:sz w:val="21"/>
-          <w:szCs w:val="21"/>
-        </w:rPr>
-        <w:t xml:space="preserve">A. 19</w:t>
-      </w:r>
-    </w:p>
-    <w:p>
-      <w:pPr>
-        <w:spacing w:after="80"/>
-      </w:pPr>
-      <w:r>
-        <w:rPr>
-          <w:b/>
-          <w:bCs/>
-          <w:sz w:val="21"/>
-          <w:szCs w:val="21"/>
-        </w:rPr>
-        <w:t xml:space="preserve">We Do:  </w:t>
-      </w:r>
-      <w:r>
-        <w:rPr>
-          <w:sz w:val="21"/>
-          <w:szCs w:val="21"/>
-        </w:rPr>
-        <w:t xml:space="preserve">A. 8</w:t>
-      </w:r>
-    </w:p>
-    <w:p>
-      <w:pPr>
-        <w:pStyle w:val="Heading2"/>
-        <w:spacing w:after="80" w:before="180"/>
-      </w:pPr>
-      <w:r>
-        <w:rPr>
-          <w:b/>
-          <w:bCs/>
-          <w:color w:val="12355B"/>
-          <w:sz w:val="24"/>
-          <w:szCs w:val="24"/>
-        </w:rPr>
-        <w:t xml:space="preserve">Independent Practice</w:t>
-      </w:r>
-    </w:p>
-    <w:p>
-      <w:pPr>
-        <w:spacing w:after="80"/>
-      </w:pPr>
-      <w:r>
-        <w:rPr>
-          <w:b/>
-          <w:bCs/>
-          <w:sz w:val="21"/>
-          <w:szCs w:val="21"/>
-        </w:rPr>
-        <w:t xml:space="preserve">1.  </w:t>
-      </w:r>
-      <w:r>
-        <w:rPr>
-          <w:sz w:val="21"/>
-          <w:szCs w:val="21"/>
-        </w:rPr>
-        <w:t xml:space="preserve">A)  2n − 5</w:t>
-      </w:r>
-      <w:r>
-        <w:rPr>
-          <w:i/>
-          <w:iCs/>
-          <w:color w:val="5F6F80"/>
-          <w:sz w:val="19"/>
-          <w:szCs w:val="19"/>
-        </w:rPr>
-        <w:t xml:space="preserve">  — Twice n is 2n. Five less than that is 2n − 5.</w:t>
-      </w:r>
-    </w:p>
-    <w:p>
-      <w:pPr>
-        <w:spacing w:after="80"/>
-      </w:pPr>
-      <w:r>
-        <w:rPr>
-          <w:b/>
-          <w:bCs/>
-          <w:sz w:val="21"/>
-          <w:szCs w:val="21"/>
-        </w:rPr>
-        <w:t xml:space="preserve">2.  </w:t>
-      </w:r>
-      <w:r>
-        <w:rPr>
-          <w:sz w:val="21"/>
-          <w:szCs w:val="21"/>
-        </w:rPr>
-        <w:t xml:space="preserve">A)  21</w:t>
-      </w:r>
-      <w:r>
-        <w:rPr>
-          <w:i/>
-          <w:iCs/>
-          <w:color w:val="5F6F80"/>
-          <w:sz w:val="19"/>
-          <w:szCs w:val="19"/>
-        </w:rPr>
-        <w:t xml:space="preserve">  — 4(5) + 1 = 20 + 1 = 21.</w:t>
-      </w:r>
-    </w:p>
-    <w:p>
-      <w:pPr>
-        <w:spacing w:after="80"/>
-      </w:pPr>
-      <w:r>
-        <w:rPr>
-          <w:b/>
-          <w:bCs/>
-          <w:sz w:val="21"/>
-          <w:szCs w:val="21"/>
-        </w:rPr>
-        <w:t xml:space="preserve">3.  </w:t>
-      </w:r>
-      <w:r>
-        <w:rPr>
-          <w:sz w:val="21"/>
-          <w:szCs w:val="21"/>
-        </w:rPr>
-        <w:t xml:space="preserve">A)  17</w:t>
-      </w:r>
-      <w:r>
-        <w:rPr>
-          <w:i/>
-          <w:iCs/>
-          <w:color w:val="5F6F80"/>
-          <w:sz w:val="19"/>
-          <w:szCs w:val="19"/>
-        </w:rPr>
-        <w:t xml:space="preserve">  — Substitute x = 4: 3(4) + 5. Multiply first: 3 × 4 = 12. Then add: 12 + 5 = 17.</w:t>
-      </w:r>
-    </w:p>
-    <w:p>
-      <w:pPr>
-        <w:spacing w:after="80"/>
-      </w:pPr>
-      <w:r>
-        <w:rPr>
-          <w:b/>
-          <w:bCs/>
-          <w:sz w:val="21"/>
-          <w:szCs w:val="21"/>
-        </w:rPr>
-        <w:t xml:space="preserve">4.  </w:t>
-      </w:r>
-      <w:r>
-        <w:rPr>
-          <w:sz w:val="21"/>
-          <w:szCs w:val="21"/>
-        </w:rPr>
-        <w:t xml:space="preserve">A)  16</w:t>
-      </w:r>
-      <w:r>
-        <w:rPr>
-          <w:i/>
-          <w:iCs/>
-          <w:color w:val="5F6F80"/>
-          <w:sz w:val="19"/>
-          <w:szCs w:val="19"/>
-        </w:rPr>
-        <w:t xml:space="preserve">  — Substitute n = 5: 2(5 + 3). Do the parentheses first: 5 + 3 = 8. Then multiply: 2 × 8 = 16.</w:t>
-      </w:r>
-    </w:p>
-    <w:p>
-      <w:pPr>
-        <w:pStyle w:val="Heading2"/>
-        <w:spacing w:after="80" w:before="180"/>
-      </w:pPr>
-      <w:r>
-        <w:rPr>
-          <w:b/>
-          <w:bCs/>
-          <w:color w:val="12355B"/>
-          <w:sz w:val="24"/>
-          <w:szCs w:val="24"/>
-        </w:rPr>
-        <w:t xml:space="preserve">Exit Ticket</w:t>
-      </w:r>
-    </w:p>
-    <w:p>
-      <w:pPr>
-        <w:spacing w:after="80"/>
-      </w:pPr>
-      <w:r>
-        <w:rPr>
-          <w:sz w:val="21"/>
-          <w:szCs w:val="21"/>
-        </w:rPr>
-        <w:t xml:space="preserve">A)  22</w:t>
-      </w:r>
-      <w:r>
-        <w:rPr>
-          <w:i/>
-          <w:iCs/>
-          <w:color w:val="5F6F80"/>
-          <w:sz w:val="19"/>
-          <w:szCs w:val="19"/>
-        </w:rPr>
-        <w:t xml:space="preserve">  — 5(7 − 3) + 2 = 5(4) + 2 = 20 + 2 = 22.</w:t>
       </w:r>
     </w:p>
     <w:sectPr>

--- a/lessons/6-2/downloads/6-2-notes.docx
+++ b/lessons/6-2/downloads/6-2-notes.docx
@@ -14,7 +14,7 @@
           <w:sz w:val="18"/>
           <w:szCs w:val="18"/>
         </w:rPr>
-        <w:t xml:space="preserve">UNIT 6  ·  LESSON 2      STANDARD 6.EE.2C</w:t>
+        <w:t xml:space="preserve">UNIT 6  ·  LESSON 2      STANDARD 6.AT.6C</w:t>
       </w:r>
     </w:p>
     <w:p>
@@ -2531,6 +2531,32 @@
     </w:p>
     <w:p>
       <w:pPr>
+        <w:pStyle w:val="Heading2"/>
+        <w:spacing w:after="80" w:before="180"/>
+      </w:pPr>
+      <w:r>
+        <w:rPr>
+          <w:b/>
+          <w:bCs/>
+          <w:color w:val="12355B"/>
+          <w:sz w:val="24"/>
+          <w:szCs w:val="24"/>
+        </w:rPr>
+        <w:t xml:space="preserve">Level 1 Support</w:t>
+      </w:r>
+      <w:r>
+        <w:rPr>
+          <w:i/>
+          <w:iCs/>
+          <w:color w:val="1FA6A2"/>
+          <w:sz w:val="19"/>
+          <w:szCs w:val="19"/>
+        </w:rPr>
+        <w:t xml:space="preserve">   extra scaffolding</w:t>
+      </w:r>
+    </w:p>
+    <w:p>
+      <w:pPr>
         <w:keepNext/>
         <w:spacing w:after="60" w:before="160"/>
       </w:pPr>
@@ -2791,266 +2817,6 @@
     </w:tbl>
     <w:p>
       <w:pPr>
-        <w:keepNext/>
-        <w:spacing w:after="60" w:before="160"/>
-      </w:pPr>
-      <w:r>
-        <w:rPr>
-          <w:b/>
-          <w:bCs/>
-          <w:color w:val="12355B"/>
-          <w:sz w:val="22"/>
-          <w:szCs w:val="22"/>
-        </w:rPr>
-        <w:t xml:space="preserve">3.  </w:t>
-      </w:r>
-      <w:r>
-        <w:rPr>
-          <w:b/>
-          <w:bCs/>
-          <w:sz w:val="21"/>
-          <w:szCs w:val="21"/>
-        </w:rPr>
-        <w:t xml:space="preserve">Track 1 — The beat formula is 3x + 5, where x is the number of bass drops. Evaluate 3x + 5 when x = 4.</w:t>
-      </w:r>
-    </w:p>
-    <w:p>
-      <w:pPr>
-        <w:spacing w:after="40"/>
-        <w:ind w:left="420"/>
-      </w:pPr>
-      <w:r>
-        <w:rPr>
-          <w:sz w:val="20"/>
-          <w:szCs w:val="20"/>
-        </w:rPr>
-        <w:t xml:space="preserve">A)  17</w:t>
-      </w:r>
-    </w:p>
-    <w:p>
-      <w:pPr>
-        <w:spacing w:after="40"/>
-        <w:ind w:left="420"/>
-      </w:pPr>
-      <w:r>
-        <w:rPr>
-          <w:sz w:val="20"/>
-          <w:szCs w:val="20"/>
-        </w:rPr>
-        <w:t xml:space="preserve">B)  27</w:t>
-      </w:r>
-    </w:p>
-    <w:p>
-      <w:pPr>
-        <w:spacing w:after="40"/>
-        <w:ind w:left="420"/>
-      </w:pPr>
-      <w:r>
-        <w:rPr>
-          <w:sz w:val="20"/>
-          <w:szCs w:val="20"/>
-        </w:rPr>
-        <w:t xml:space="preserve">C)  12</w:t>
-      </w:r>
-    </w:p>
-    <w:p>
-      <w:pPr>
-        <w:spacing w:after="40"/>
-        <w:ind w:left="420"/>
-      </w:pPr>
-      <w:r>
-        <w:rPr>
-          <w:sz w:val="20"/>
-          <w:szCs w:val="20"/>
-        </w:rPr>
-        <w:t xml:space="preserve">D)  21</w:t>
-      </w:r>
-    </w:p>
-    <w:p>
-      <w:pPr>
-        <w:spacing w:after="20"/>
-      </w:pPr>
-      <w:r>
-        <w:t xml:space="preserve"/>
-      </w:r>
-    </w:p>
-    <w:tbl>
-      <w:tblPr>
-        <w:tblW w:type="pct" w:w="100%"/>
-        <w:tblBorders>
-          <w:top w:val="single" w:color="C7D2DD" w:sz="6"/>
-          <w:left w:val="single" w:color="C7D2DD" w:sz="6"/>
-          <w:bottom w:val="single" w:color="C7D2DD" w:sz="6"/>
-          <w:right w:val="single" w:color="C7D2DD" w:sz="6"/>
-          <w:insideH w:val="single" w:color="auto" w:sz="4"/>
-          <w:insideV w:val="single" w:color="auto" w:sz="4"/>
-        </w:tblBorders>
-      </w:tblPr>
-      <w:tblGrid>
-        <w:gridCol w:w="100"/>
-      </w:tblGrid>
-      <w:tr>
-        <w:tc>
-          <w:tcPr>
-            <w:shd w:fill="FBF3E2" w:color="auto" w:val="clear"/>
-            <w:tcMar>
-              <w:top w:type="dxa" w:w="60"/>
-              <w:left w:type="dxa" w:w="120"/>
-              <w:bottom w:type="dxa" w:w="60"/>
-              <w:right w:type="dxa" w:w="120"/>
-            </w:tcMar>
-          </w:tcPr>
-          <w:p>
-            <w:pPr>
-              <w:spacing w:after="0" w:line="320"/>
-            </w:pPr>
-            <w:r>
-              <w:t xml:space="preserve"/>
-            </w:r>
-          </w:p>
-          <w:p>
-            <w:pPr>
-              <w:spacing w:after="0" w:line="320"/>
-            </w:pPr>
-            <w:r>
-              <w:t xml:space="preserve"/>
-            </w:r>
-          </w:p>
-        </w:tc>
-      </w:tr>
-    </w:tbl>
-    <w:p>
-      <w:pPr>
-        <w:keepNext/>
-        <w:spacing w:after="60" w:before="160"/>
-      </w:pPr>
-      <w:r>
-        <w:rPr>
-          <w:b/>
-          <w:bCs/>
-          <w:color w:val="12355B"/>
-          <w:sz w:val="22"/>
-          <w:szCs w:val="22"/>
-        </w:rPr>
-        <w:t xml:space="preserve">4.  </w:t>
-      </w:r>
-      <w:r>
-        <w:rPr>
-          <w:b/>
-          <w:bCs/>
-          <w:sz w:val="21"/>
-          <w:szCs w:val="21"/>
-        </w:rPr>
-        <w:t xml:space="preserve">Track 2 — The volume mix is 2(n + 3), where n is the number of monitors. Evaluate 2(n + 3) when n = 5.</w:t>
-      </w:r>
-    </w:p>
-    <w:p>
-      <w:pPr>
-        <w:spacing w:after="40"/>
-        <w:ind w:left="420"/>
-      </w:pPr>
-      <w:r>
-        <w:rPr>
-          <w:sz w:val="20"/>
-          <w:szCs w:val="20"/>
-        </w:rPr>
-        <w:t xml:space="preserve">A)  16</w:t>
-      </w:r>
-    </w:p>
-    <w:p>
-      <w:pPr>
-        <w:spacing w:after="40"/>
-        <w:ind w:left="420"/>
-      </w:pPr>
-      <w:r>
-        <w:rPr>
-          <w:sz w:val="20"/>
-          <w:szCs w:val="20"/>
-        </w:rPr>
-        <w:t xml:space="preserve">B)  13</w:t>
-      </w:r>
-    </w:p>
-    <w:p>
-      <w:pPr>
-        <w:spacing w:after="40"/>
-        <w:ind w:left="420"/>
-      </w:pPr>
-      <w:r>
-        <w:rPr>
-          <w:sz w:val="20"/>
-          <w:szCs w:val="20"/>
-        </w:rPr>
-        <w:t xml:space="preserve">C)  20</w:t>
-      </w:r>
-    </w:p>
-    <w:p>
-      <w:pPr>
-        <w:spacing w:after="40"/>
-        <w:ind w:left="420"/>
-      </w:pPr>
-      <w:r>
-        <w:rPr>
-          <w:sz w:val="20"/>
-          <w:szCs w:val="20"/>
-        </w:rPr>
-        <w:t xml:space="preserve">D)  26</w:t>
-      </w:r>
-    </w:p>
-    <w:p>
-      <w:pPr>
-        <w:spacing w:after="20"/>
-      </w:pPr>
-      <w:r>
-        <w:t xml:space="preserve"/>
-      </w:r>
-    </w:p>
-    <w:tbl>
-      <w:tblPr>
-        <w:tblW w:type="pct" w:w="100%"/>
-        <w:tblBorders>
-          <w:top w:val="single" w:color="C7D2DD" w:sz="6"/>
-          <w:left w:val="single" w:color="C7D2DD" w:sz="6"/>
-          <w:bottom w:val="single" w:color="C7D2DD" w:sz="6"/>
-          <w:right w:val="single" w:color="C7D2DD" w:sz="6"/>
-          <w:insideH w:val="single" w:color="auto" w:sz="4"/>
-          <w:insideV w:val="single" w:color="auto" w:sz="4"/>
-        </w:tblBorders>
-      </w:tblPr>
-      <w:tblGrid>
-        <w:gridCol w:w="100"/>
-      </w:tblGrid>
-      <w:tr>
-        <w:tc>
-          <w:tcPr>
-            <w:shd w:fill="FBF3E2" w:color="auto" w:val="clear"/>
-            <w:tcMar>
-              <w:top w:type="dxa" w:w="60"/>
-              <w:left w:type="dxa" w:w="120"/>
-              <w:bottom w:type="dxa" w:w="60"/>
-              <w:right w:type="dxa" w:w="120"/>
-            </w:tcMar>
-          </w:tcPr>
-          <w:p>
-            <w:pPr>
-              <w:spacing w:after="0" w:line="320"/>
-            </w:pPr>
-            <w:r>
-              <w:t xml:space="preserve"/>
-            </w:r>
-          </w:p>
-          <w:p>
-            <w:pPr>
-              <w:spacing w:after="0" w:line="320"/>
-            </w:pPr>
-            <w:r>
-              <w:t xml:space="preserve"/>
-            </w:r>
-          </w:p>
-        </w:tc>
-      </w:tr>
-    </w:tbl>
-    <w:p>
-      <w:pPr>
         <w:pStyle w:val="Heading1"/>
         <w:pageBreakBefore/>
         <w:pBdr>
@@ -3129,7 +2895,7 @@
           <w:sz w:val="21"/>
           <w:szCs w:val="21"/>
         </w:rPr>
-        <w:t xml:space="preserve">B)  32</w:t>
+        <w:t xml:space="preserve">B)  34</w:t>
       </w:r>
     </w:p>
     <w:p>
@@ -3142,7 +2908,7 @@
           <w:sz w:val="21"/>
           <w:szCs w:val="21"/>
         </w:rPr>
-        <w:t xml:space="preserve">C)  17</w:t>
+        <w:t xml:space="preserve">C)  20</w:t>
       </w:r>
     </w:p>
     <w:p>
@@ -3155,7 +2921,7 @@
           <w:sz w:val="21"/>
           <w:szCs w:val="21"/>
         </w:rPr>
-        <w:t xml:space="preserve">D)  36</w:t>
+        <w:t xml:space="preserve">D)  18</w:t>
       </w:r>
     </w:p>
     <w:p>

--- a/lessons/6-2/downloads/6-2-notes.docx
+++ b/lessons/6-2/downloads/6-2-notes.docx
@@ -1404,6 +1404,1302 @@
           <w:szCs w:val="22"/>
         </w:rPr>
         <w:t xml:space="preserve">Terms with the same variable part, like 2x and 6x, are ___.</w:t>
+      </w:r>
+    </w:p>
+    <w:p>
+      <w:pPr>
+        <w:pStyle w:val="Heading1"/>
+        <w:pageBreakBefore/>
+        <w:pBdr>
+          <w:bottom w:val="single" w:color="1FA6A2" w:sz="14" w:space="6"/>
+        </w:pBdr>
+        <w:spacing w:after="140" w:before="0"/>
+      </w:pPr>
+      <w:r>
+        <w:rPr>
+          <w:b/>
+          <w:bCs/>
+          <w:color w:val="12355B"/>
+          <w:sz w:val="30"/>
+          <w:szCs w:val="30"/>
+        </w:rPr>
+        <w:t xml:space="preserve">Write About the Math</w:t>
+      </w:r>
+    </w:p>
+    <w:p>
+      <w:pPr>
+        <w:spacing w:after="100"/>
+      </w:pPr>
+      <w:r>
+        <w:rPr>
+          <w:i/>
+          <w:iCs/>
+          <w:color w:val="5F6F80"/>
+          <w:sz w:val="19"/>
+          <w:szCs w:val="19"/>
+        </w:rPr>
+        <w:t xml:space="preserve">Use the support level you need. Every level answers the same math question.</w:t>
+      </w:r>
+    </w:p>
+    <w:p>
+      <w:pPr>
+        <w:pStyle w:val="Heading2"/>
+        <w:spacing w:after="80" w:before="180"/>
+      </w:pPr>
+      <w:r>
+        <w:rPr>
+          <w:b/>
+          <w:bCs/>
+          <w:color w:val="12355B"/>
+          <w:sz w:val="24"/>
+          <w:szCs w:val="24"/>
+        </w:rPr>
+        <w:t xml:space="preserve">1. Understand the Question</w:t>
+      </w:r>
+      <w:r>
+        <w:rPr>
+          <w:i/>
+          <w:iCs/>
+          <w:color w:val="B97A12"/>
+          <w:sz w:val="19"/>
+          <w:szCs w:val="19"/>
+        </w:rPr>
+        <w:t xml:space="preserve">   explain</w:t>
+      </w:r>
+    </w:p>
+    <w:tbl>
+      <w:tblPr>
+        <w:tblW w:type="pct" w:w="100%"/>
+        <w:tblBorders>
+          <w:top w:val="single" w:color="1FA6A2" w:sz="8"/>
+          <w:left w:val="single" w:color="1FA6A2" w:sz="8"/>
+          <w:bottom w:val="single" w:color="1FA6A2" w:sz="8"/>
+          <w:right w:val="single" w:color="1FA6A2" w:sz="8"/>
+          <w:insideH w:val="single" w:color="auto" w:sz="4"/>
+          <w:insideV w:val="single" w:color="auto" w:sz="4"/>
+        </w:tblBorders>
+      </w:tblPr>
+      <w:tblGrid>
+        <w:gridCol w:w="100"/>
+      </w:tblGrid>
+      <w:tr>
+        <w:tc>
+          <w:tcPr>
+            <w:shd w:fill="E6F4F3" w:color="auto" w:val="clear"/>
+            <w:tcMar>
+              <w:top w:type="dxa" w:w="120"/>
+              <w:left w:type="dxa" w:w="180"/>
+              <w:bottom w:type="dxa" w:w="120"/>
+              <w:right w:type="dxa" w:w="180"/>
+            </w:tcMar>
+          </w:tcPr>
+          <w:p>
+            <w:pPr>
+              <w:spacing w:after="60"/>
+            </w:pPr>
+            <w:r>
+              <w:rPr>
+                <w:color w:val="1A2733"/>
+                <w:sz w:val="21"/>
+                <w:szCs w:val="21"/>
+              </w:rPr>
+              <w:t xml:space="preserve">When you evaluate an expression like 4x² + 3, what order do you follow, and why must you square before you multiply?</w:t>
+            </w:r>
+          </w:p>
+          <w:p>
+            <w:pPr>
+              <w:spacing w:after="0"/>
+            </w:pPr>
+            <w:r>
+              <w:rPr>
+                <w:b/>
+                <w:bCs/>
+                <w:color w:val="12355B"/>
+                <w:sz w:val="20"/>
+                <w:szCs w:val="20"/>
+              </w:rPr>
+              <w:t xml:space="preserve">Your job:  </w:t>
+            </w:r>
+            <w:r>
+              <w:rPr>
+                <w:sz w:val="20"/>
+                <w:szCs w:val="20"/>
+              </w:rPr>
+              <w:t xml:space="preserve">Answer the question. Use math evidence. Explain how the evidence proves your answer.</w:t>
+            </w:r>
+            <w:r>
+              <w:rPr>
+                <w:i/>
+                <w:iCs/>
+                <w:color w:val="5F6F80"/>
+                <w:sz w:val="18"/>
+                <w:szCs w:val="18"/>
+              </w:rPr>
+              <w:br/>
+              <w:t xml:space="preserve">Responde la pregunta. Usa evidencia matemática. Explica cómo la evidencia demuestra tu respuesta.</w:t>
+            </w:r>
+          </w:p>
+        </w:tc>
+      </w:tr>
+    </w:tbl>
+    <w:p>
+      <w:pPr>
+        <w:pStyle w:val="Heading2"/>
+        <w:spacing w:after="80" w:before="180"/>
+      </w:pPr>
+      <w:r>
+        <w:rPr>
+          <w:b/>
+          <w:bCs/>
+          <w:color w:val="12355B"/>
+          <w:sz w:val="24"/>
+          <w:szCs w:val="24"/>
+        </w:rPr>
+        <w:t xml:space="preserve">2. Plan Your Math Words</w:t>
+      </w:r>
+      <w:r>
+        <w:rPr>
+          <w:i/>
+          <w:iCs/>
+          <w:color w:val="1FA6A2"/>
+          <w:sz w:val="19"/>
+          <w:szCs w:val="19"/>
+        </w:rPr>
+        <w:t xml:space="preserve">   check at least two</w:t>
+      </w:r>
+    </w:p>
+    <w:p>
+      <w:pPr>
+        <w:spacing w:after="60"/>
+      </w:pPr>
+      <w:r>
+        <w:rPr>
+          <w:b/>
+          <w:bCs/>
+          <w:color w:val="1FA6A2"/>
+          <w:sz w:val="22"/>
+          <w:szCs w:val="22"/>
+        </w:rPr>
+        <w:t xml:space="preserve">☐  </w:t>
+      </w:r>
+      <w:r>
+        <w:rPr>
+          <w:b/>
+          <w:bCs/>
+          <w:color w:val="12355B"/>
+          <w:sz w:val="20"/>
+          <w:szCs w:val="20"/>
+        </w:rPr>
+        <w:t xml:space="preserve">Variable — </w:t>
+      </w:r>
+      <w:r>
+        <w:rPr>
+          <w:sz w:val="20"/>
+          <w:szCs w:val="20"/>
+        </w:rPr>
+        <w:t xml:space="preserve">A letter that stands for an unknown number.</w:t>
+      </w:r>
+      <w:r>
+        <w:rPr>
+          <w:i/>
+          <w:iCs/>
+          <w:color w:val="5F6F80"/>
+          <w:sz w:val="18"/>
+          <w:szCs w:val="18"/>
+        </w:rPr>
+        <w:br/>
+        <w:t xml:space="preserve">Variable — Una letra que representa un número desconocido.</w:t>
+      </w:r>
+    </w:p>
+    <w:p>
+      <w:pPr>
+        <w:spacing w:after="60"/>
+      </w:pPr>
+      <w:r>
+        <w:rPr>
+          <w:b/>
+          <w:bCs/>
+          <w:color w:val="1FA6A2"/>
+          <w:sz w:val="22"/>
+          <w:szCs w:val="22"/>
+        </w:rPr>
+        <w:t xml:space="preserve">☐  </w:t>
+      </w:r>
+      <w:r>
+        <w:rPr>
+          <w:b/>
+          <w:bCs/>
+          <w:color w:val="12355B"/>
+          <w:sz w:val="20"/>
+          <w:szCs w:val="20"/>
+        </w:rPr>
+        <w:t xml:space="preserve">Expression — </w:t>
+      </w:r>
+      <w:r>
+        <w:rPr>
+          <w:sz w:val="20"/>
+          <w:szCs w:val="20"/>
+        </w:rPr>
+        <w:t xml:space="preserve">A math phrase with numbers and letters, but no equal sign.</w:t>
+      </w:r>
+      <w:r>
+        <w:rPr>
+          <w:i/>
+          <w:iCs/>
+          <w:color w:val="5F6F80"/>
+          <w:sz w:val="18"/>
+          <w:szCs w:val="18"/>
+        </w:rPr>
+        <w:br/>
+        <w:t xml:space="preserve">Expresión — Una frase matemática con números y letras, pero sin signo igual.</w:t>
+      </w:r>
+    </w:p>
+    <w:p>
+      <w:pPr>
+        <w:spacing w:after="60"/>
+      </w:pPr>
+      <w:r>
+        <w:rPr>
+          <w:b/>
+          <w:bCs/>
+          <w:color w:val="1FA6A2"/>
+          <w:sz w:val="22"/>
+          <w:szCs w:val="22"/>
+        </w:rPr>
+        <w:t xml:space="preserve">☐  </w:t>
+      </w:r>
+      <w:r>
+        <w:rPr>
+          <w:b/>
+          <w:bCs/>
+          <w:color w:val="12355B"/>
+          <w:sz w:val="20"/>
+          <w:szCs w:val="20"/>
+        </w:rPr>
+        <w:t xml:space="preserve">Evaluate — </w:t>
+      </w:r>
+      <w:r>
+        <w:rPr>
+          <w:sz w:val="20"/>
+          <w:szCs w:val="20"/>
+        </w:rPr>
+        <w:t xml:space="preserve">To find the value by putting numbers in for the letters.</w:t>
+      </w:r>
+      <w:r>
+        <w:rPr>
+          <w:i/>
+          <w:iCs/>
+          <w:color w:val="5F6F80"/>
+          <w:sz w:val="18"/>
+          <w:szCs w:val="18"/>
+        </w:rPr>
+        <w:br/>
+        <w:t xml:space="preserve">Evaluar — Encontrar el valor poniendo números en lugar de las letras.</w:t>
+      </w:r>
+    </w:p>
+    <w:p>
+      <w:pPr>
+        <w:spacing w:after="60"/>
+      </w:pPr>
+      <w:r>
+        <w:rPr>
+          <w:b/>
+          <w:bCs/>
+          <w:color w:val="1FA6A2"/>
+          <w:sz w:val="22"/>
+          <w:szCs w:val="22"/>
+        </w:rPr>
+        <w:t xml:space="preserve">☐  </w:t>
+      </w:r>
+      <w:r>
+        <w:rPr>
+          <w:b/>
+          <w:bCs/>
+          <w:color w:val="12355B"/>
+          <w:sz w:val="20"/>
+          <w:szCs w:val="20"/>
+        </w:rPr>
+        <w:t xml:space="preserve">Substitute — </w:t>
+      </w:r>
+      <w:r>
+        <w:rPr>
+          <w:sz w:val="20"/>
+          <w:szCs w:val="20"/>
+        </w:rPr>
+        <w:t xml:space="preserve">To put a number in place of a letter.</w:t>
+      </w:r>
+      <w:r>
+        <w:rPr>
+          <w:i/>
+          <w:iCs/>
+          <w:color w:val="5F6F80"/>
+          <w:sz w:val="18"/>
+          <w:szCs w:val="18"/>
+        </w:rPr>
+        <w:br/>
+        <w:t xml:space="preserve">Sustituir — Poner un número en lugar de una letra.</w:t>
+      </w:r>
+    </w:p>
+    <w:p>
+      <w:pPr>
+        <w:spacing w:after="60"/>
+      </w:pPr>
+      <w:r>
+        <w:rPr>
+          <w:b/>
+          <w:bCs/>
+          <w:color w:val="1FA6A2"/>
+          <w:sz w:val="22"/>
+          <w:szCs w:val="22"/>
+        </w:rPr>
+        <w:t xml:space="preserve">☐  </w:t>
+      </w:r>
+      <w:r>
+        <w:rPr>
+          <w:b/>
+          <w:bCs/>
+          <w:color w:val="12355B"/>
+          <w:sz w:val="20"/>
+          <w:szCs w:val="20"/>
+        </w:rPr>
+        <w:t xml:space="preserve">Coefficient — </w:t>
+      </w:r>
+      <w:r>
+        <w:rPr>
+          <w:sz w:val="20"/>
+          <w:szCs w:val="20"/>
+        </w:rPr>
+        <w:t xml:space="preserve">The number in front of a letter, like the 3 in 3x.</w:t>
+      </w:r>
+      <w:r>
+        <w:rPr>
+          <w:i/>
+          <w:iCs/>
+          <w:color w:val="5F6F80"/>
+          <w:sz w:val="18"/>
+          <w:szCs w:val="18"/>
+        </w:rPr>
+        <w:br/>
+        <w:t xml:space="preserve">Coeficiente — El número frente a una letra, como el 3 en 3x.</w:t>
+      </w:r>
+    </w:p>
+    <w:tbl>
+      <w:tblPr>
+        <w:tblW w:type="pct" w:w="100%"/>
+        <w:tblBorders>
+          <w:top w:val="single" w:color="1FA6A2" w:sz="8"/>
+          <w:left w:val="single" w:color="1FA6A2" w:sz="8"/>
+          <w:bottom w:val="single" w:color="1FA6A2" w:sz="8"/>
+          <w:right w:val="single" w:color="1FA6A2" w:sz="8"/>
+          <w:insideH w:val="single" w:color="auto" w:sz="4"/>
+          <w:insideV w:val="single" w:color="auto" w:sz="4"/>
+        </w:tblBorders>
+      </w:tblPr>
+      <w:tblGrid>
+        <w:gridCol w:w="100"/>
+      </w:tblGrid>
+      <w:tr>
+        <w:tc>
+          <w:tcPr>
+            <w:shd w:fill="F7FFFD" w:color="auto" w:val="clear"/>
+            <w:tcMar>
+              <w:top w:type="dxa" w:w="120"/>
+              <w:left w:type="dxa" w:w="180"/>
+              <w:bottom w:type="dxa" w:w="120"/>
+              <w:right w:type="dxa" w:w="180"/>
+            </w:tcMar>
+          </w:tcPr>
+          <w:p>
+            <w:pPr>
+              <w:spacing w:after="50"/>
+            </w:pPr>
+            <w:r>
+              <w:rPr>
+                <w:b/>
+                <w:bCs/>
+                <w:color w:val="1FA6A2"/>
+                <w:sz w:val="20"/>
+                <w:szCs w:val="20"/>
+              </w:rPr>
+              <w:t xml:space="preserve">Say it first:  </w:t>
+            </w:r>
+            <w:r>
+              <w:rPr>
+                <w:sz w:val="20"/>
+                <w:szCs w:val="20"/>
+              </w:rPr>
+              <w:t xml:space="preserve">Say your idea to a partner or quietly to yourself before you write.</w:t>
+            </w:r>
+          </w:p>
+          <w:p>
+            <w:pPr>
+              <w:spacing w:after="60"/>
+            </w:pPr>
+            <w:r>
+              <w:rPr>
+                <w:color w:val="1A2733"/>
+                <w:sz w:val="21"/>
+                <w:szCs w:val="21"/>
+              </w:rPr>
+              <w:t xml:space="preserve">First I substitute, then I do ___ because of the order of operations.</w:t>
+            </w:r>
+            <w:r>
+              <w:rPr>
+                <w:i/>
+                <w:iCs/>
+                <w:color w:val="5F6F80"/>
+                <w:sz w:val="19"/>
+                <w:szCs w:val="19"/>
+              </w:rPr>
+              <w:br/>
+              <w:t xml:space="preserve">Primero sustituyo, luego hago ___ por el orden de las operaciones.</w:t>
+            </w:r>
+          </w:p>
+        </w:tc>
+      </w:tr>
+    </w:tbl>
+    <w:p>
+      <w:pPr>
+        <w:pStyle w:val="Heading2"/>
+        <w:spacing w:after="80" w:before="180"/>
+      </w:pPr>
+      <w:r>
+        <w:rPr>
+          <w:b/>
+          <w:bCs/>
+          <w:color w:val="12355B"/>
+          <w:sz w:val="24"/>
+          <w:szCs w:val="24"/>
+        </w:rPr>
+        <w:t xml:space="preserve">3. Build Your Explanation</w:t>
+      </w:r>
+      <w:r>
+        <w:rPr>
+          <w:i/>
+          <w:iCs/>
+          <w:color w:val="B97A12"/>
+          <w:sz w:val="19"/>
+          <w:szCs w:val="19"/>
+        </w:rPr>
+        <w:t xml:space="preserve">   choose your support</w:t>
+      </w:r>
+    </w:p>
+    <w:tbl>
+      <w:tblPr>
+        <w:tblW w:type="pct" w:w="100%"/>
+        <w:tblBorders>
+          <w:top w:val="single" w:color="BBD0DE" w:sz="8"/>
+          <w:left w:val="single" w:color="BBD0DE" w:sz="8"/>
+          <w:bottom w:val="single" w:color="BBD0DE" w:sz="8"/>
+          <w:right w:val="single" w:color="BBD0DE" w:sz="8"/>
+          <w:insideH w:val="single" w:color="auto" w:sz="4"/>
+          <w:insideV w:val="single" w:color="auto" w:sz="4"/>
+        </w:tblBorders>
+      </w:tblPr>
+      <w:tblGrid>
+        <w:gridCol w:w="100"/>
+      </w:tblGrid>
+      <w:tr>
+        <w:tc>
+          <w:tcPr>
+            <w:shd w:fill="EEF4F8" w:color="auto" w:val="clear"/>
+            <w:tcMar>
+              <w:top w:type="dxa" w:w="120"/>
+              <w:left w:type="dxa" w:w="180"/>
+              <w:bottom w:type="dxa" w:w="120"/>
+              <w:right w:type="dxa" w:w="180"/>
+            </w:tcMar>
+          </w:tcPr>
+          <w:p>
+            <w:pPr>
+              <w:spacing w:after="50"/>
+            </w:pPr>
+            <w:r>
+              <w:rPr>
+                <w:i/>
+                <w:iCs/>
+                <w:color w:val="5F6F80"/>
+                <w:sz w:val="19"/>
+                <w:szCs w:val="19"/>
+              </w:rPr>
+              <w:t xml:space="preserve">This model shows the parts of an explanation. It does not answer your writing question.</w:t>
+            </w:r>
+          </w:p>
+          <w:p>
+            <w:pPr>
+              <w:spacing w:after="80"/>
+            </w:pPr>
+            <w:r>
+              <w:rPr>
+                <w:b/>
+                <w:bCs/>
+                <w:color w:val="12355B"/>
+                <w:sz w:val="19"/>
+                <w:szCs w:val="19"/>
+              </w:rPr>
+              <w:t xml:space="preserve">Claim:  </w:t>
+            </w:r>
+            <w:r>
+              <w:rPr>
+                <w:sz w:val="19"/>
+                <w:szCs w:val="19"/>
+              </w:rPr>
+              <w:t xml:space="preserve">Substitute the number of speakers for s, then evaluate.</w:t>
+            </w:r>
+          </w:p>
+          <w:p>
+            <w:pPr>
+              <w:spacing w:after="80"/>
+            </w:pPr>
+            <w:r>
+              <w:rPr>
+                <w:b/>
+                <w:bCs/>
+                <w:color w:val="12355B"/>
+                <w:sz w:val="19"/>
+                <w:szCs w:val="19"/>
+              </w:rPr>
+              <w:t xml:space="preserve">Evidence:  </w:t>
+            </w:r>
+            <w:r>
+              <w:rPr>
+                <w:sz w:val="19"/>
+                <w:szCs w:val="19"/>
+              </w:rPr>
+              <w:t xml:space="preserve">Students substitute s = 5 (150 + 12 × 5 = 210), explain 150 is the fixed venue fee and 12 is the cost per speaker, and note s can be any number.</w:t>
+            </w:r>
+          </w:p>
+          <w:p>
+            <w:pPr>
+              <w:spacing w:after="80"/>
+            </w:pPr>
+            <w:r>
+              <w:rPr>
+                <w:b/>
+                <w:bCs/>
+                <w:color w:val="12355B"/>
+                <w:sz w:val="19"/>
+                <w:szCs w:val="19"/>
+              </w:rPr>
+              <w:t xml:space="preserve">Reasoning:  </w:t>
+            </w:r>
+            <w:r>
+              <w:rPr>
+                <w:sz w:val="19"/>
+                <w:szCs w:val="19"/>
+              </w:rPr>
+              <w:t xml:space="preserve">This evidence connects the definition of expression to the mathematical claim.</w:t>
+            </w:r>
+          </w:p>
+        </w:tc>
+      </w:tr>
+    </w:tbl>
+    <w:p>
+      <w:pPr>
+        <w:pStyle w:val="Heading2"/>
+        <w:spacing w:after="80" w:before="180"/>
+      </w:pPr>
+      <w:r>
+        <w:rPr>
+          <w:b/>
+          <w:bCs/>
+          <w:color w:val="12355B"/>
+          <w:sz w:val="24"/>
+          <w:szCs w:val="24"/>
+        </w:rPr>
+        <w:t xml:space="preserve">Start</w:t>
+      </w:r>
+      <w:r>
+        <w:rPr>
+          <w:i/>
+          <w:iCs/>
+          <w:color w:val="1FA6A2"/>
+          <w:sz w:val="19"/>
+          <w:szCs w:val="19"/>
+        </w:rPr>
+        <w:t xml:space="preserve">   Most language support</w:t>
+      </w:r>
+    </w:p>
+    <w:p>
+      <w:pPr>
+        <w:spacing w:after="60"/>
+      </w:pPr>
+      <w:r>
+        <w:rPr>
+          <w:color w:val="1A2733"/>
+          <w:sz w:val="21"/>
+          <w:szCs w:val="21"/>
+        </w:rPr>
+        <w:t xml:space="preserve">Complete the frames. Use the word bank.</w:t>
+      </w:r>
+      <w:r>
+        <w:rPr>
+          <w:i/>
+          <w:iCs/>
+          <w:color w:val="5F6F80"/>
+          <w:sz w:val="19"/>
+          <w:szCs w:val="19"/>
+        </w:rPr>
+        <w:br/>
+        <w:t xml:space="preserve">Completa las oraciones. Usa el banco de palabras.</w:t>
+      </w:r>
+    </w:p>
+    <w:p>
+      <w:pPr>
+        <w:spacing w:after="60"/>
+      </w:pPr>
+      <w:r>
+        <w:rPr>
+          <w:color w:val="1A2733"/>
+          <w:sz w:val="21"/>
+          <w:szCs w:val="21"/>
+        </w:rPr>
+        <w:t xml:space="preserve">First I substitute, then I do ___ because of the order of operations.</w:t>
+      </w:r>
+      <w:r>
+        <w:rPr>
+          <w:i/>
+          <w:iCs/>
+          <w:color w:val="5F6F80"/>
+          <w:sz w:val="19"/>
+          <w:szCs w:val="19"/>
+        </w:rPr>
+        <w:br/>
+        <w:t xml:space="preserve">Primero sustituyo, luego hago ___ por el orden de las operaciones.</w:t>
+      </w:r>
+    </w:p>
+    <w:p>
+      <w:pPr>
+        <w:spacing w:after="60"/>
+      </w:pPr>
+      <w:r>
+        <w:rPr>
+          <w:color w:val="1A2733"/>
+          <w:sz w:val="21"/>
+          <w:szCs w:val="21"/>
+        </w:rPr>
+        <w:t xml:space="preserve">I must square before multiplying because ___.</w:t>
+      </w:r>
+      <w:r>
+        <w:rPr>
+          <w:i/>
+          <w:iCs/>
+          <w:color w:val="5F6F80"/>
+          <w:sz w:val="19"/>
+          <w:szCs w:val="19"/>
+        </w:rPr>
+        <w:br/>
+        <w:t xml:space="preserve">Debo elevar al cuadrado antes de multiplicar porque ___.</w:t>
+      </w:r>
+    </w:p>
+    <w:tbl>
+      <w:tblPr>
+        <w:tblW w:type="pct" w:w="100%"/>
+        <w:tblBorders>
+          <w:top w:val="single" w:color="C7D2DD" w:sz="6"/>
+          <w:left w:val="single" w:color="C7D2DD" w:sz="6"/>
+          <w:bottom w:val="single" w:color="C7D2DD" w:sz="6"/>
+          <w:right w:val="single" w:color="C7D2DD" w:sz="6"/>
+          <w:insideH w:val="single" w:color="auto" w:sz="4"/>
+          <w:insideV w:val="single" w:color="auto" w:sz="4"/>
+        </w:tblBorders>
+      </w:tblPr>
+      <w:tblGrid>
+        <w:gridCol w:w="100"/>
+      </w:tblGrid>
+      <w:tr>
+        <w:tc>
+          <w:tcPr>
+            <w:shd w:fill="FBF3E2" w:color="auto" w:val="clear"/>
+            <w:tcMar>
+              <w:top w:type="dxa" w:w="60"/>
+              <w:left w:type="dxa" w:w="120"/>
+              <w:bottom w:type="dxa" w:w="60"/>
+              <w:right w:type="dxa" w:w="120"/>
+            </w:tcMar>
+          </w:tcPr>
+          <w:p>
+            <w:pPr>
+              <w:spacing w:after="0" w:line="320"/>
+            </w:pPr>
+            <w:r>
+              <w:t xml:space="preserve"/>
+            </w:r>
+          </w:p>
+          <w:p>
+            <w:pPr>
+              <w:spacing w:after="0" w:line="320"/>
+            </w:pPr>
+            <w:r>
+              <w:t xml:space="preserve"/>
+            </w:r>
+          </w:p>
+          <w:p>
+            <w:pPr>
+              <w:spacing w:after="0" w:line="320"/>
+            </w:pPr>
+            <w:r>
+              <w:t xml:space="preserve"/>
+            </w:r>
+          </w:p>
+        </w:tc>
+      </w:tr>
+    </w:tbl>
+    <w:p>
+      <w:pPr>
+        <w:pStyle w:val="Heading2"/>
+        <w:spacing w:after="80" w:before="180"/>
+      </w:pPr>
+      <w:r>
+        <w:rPr>
+          <w:b/>
+          <w:bCs/>
+          <w:color w:val="12355B"/>
+          <w:sz w:val="24"/>
+          <w:szCs w:val="24"/>
+        </w:rPr>
+        <w:t xml:space="preserve">Build</w:t>
+      </w:r>
+      <w:r>
+        <w:rPr>
+          <w:i/>
+          <w:iCs/>
+          <w:color w:val="B97A12"/>
+          <w:sz w:val="19"/>
+          <w:szCs w:val="19"/>
+        </w:rPr>
+        <w:t xml:space="preserve">   Some language support</w:t>
+      </w:r>
+    </w:p>
+    <w:p>
+      <w:pPr>
+        <w:spacing w:after="60"/>
+      </w:pPr>
+      <w:r>
+        <w:rPr>
+          <w:color w:val="1A2733"/>
+          <w:sz w:val="21"/>
+          <w:szCs w:val="21"/>
+        </w:rPr>
+        <w:t xml:space="preserve">Write two connected sentences. Use because, so, or but.</w:t>
+      </w:r>
+      <w:r>
+        <w:rPr>
+          <w:i/>
+          <w:iCs/>
+          <w:color w:val="5F6F80"/>
+          <w:sz w:val="19"/>
+          <w:szCs w:val="19"/>
+        </w:rPr>
+        <w:br/>
+        <w:t xml:space="preserve">Escribe dos oraciones conectadas. Usa porque, entonces o pero.</w:t>
+      </w:r>
+    </w:p>
+    <w:p>
+      <w:pPr>
+        <w:spacing w:after="60"/>
+      </w:pPr>
+      <w:r>
+        <w:rPr>
+          <w:color w:val="1A2733"/>
+          <w:sz w:val="21"/>
+          <w:szCs w:val="21"/>
+        </w:rPr>
+        <w:t xml:space="preserve">My claim is ___.</w:t>
+      </w:r>
+      <w:r>
+        <w:rPr>
+          <w:i/>
+          <w:iCs/>
+          <w:color w:val="5F6F80"/>
+          <w:sz w:val="19"/>
+          <w:szCs w:val="19"/>
+        </w:rPr>
+        <w:br/>
+        <w:t xml:space="preserve">Mi afirmación es ___.</w:t>
+      </w:r>
+    </w:p>
+    <w:p>
+      <w:pPr>
+        <w:spacing w:after="60"/>
+      </w:pPr>
+      <w:r>
+        <w:rPr>
+          <w:color w:val="1A2733"/>
+          <w:sz w:val="21"/>
+          <w:szCs w:val="21"/>
+        </w:rPr>
+        <w:t xml:space="preserve">I know because ___.</w:t>
+      </w:r>
+      <w:r>
+        <w:rPr>
+          <w:i/>
+          <w:iCs/>
+          <w:color w:val="5F6F80"/>
+          <w:sz w:val="19"/>
+          <w:szCs w:val="19"/>
+        </w:rPr>
+        <w:br/>
+        <w:t xml:space="preserve">Lo sé porque ___.</w:t>
+      </w:r>
+    </w:p>
+    <w:p>
+      <w:pPr>
+        <w:spacing w:after="60"/>
+      </w:pPr>
+      <w:r>
+        <w:rPr>
+          <w:color w:val="1A2733"/>
+          <w:sz w:val="21"/>
+          <w:szCs w:val="21"/>
+        </w:rPr>
+        <w:t xml:space="preserve">So ___.</w:t>
+      </w:r>
+      <w:r>
+        <w:rPr>
+          <w:i/>
+          <w:iCs/>
+          <w:color w:val="5F6F80"/>
+          <w:sz w:val="19"/>
+          <w:szCs w:val="19"/>
+        </w:rPr>
+        <w:br/>
+        <w:t xml:space="preserve">Entonces ___.</w:t>
+      </w:r>
+    </w:p>
+    <w:tbl>
+      <w:tblPr>
+        <w:tblW w:type="pct" w:w="100%"/>
+        <w:tblBorders>
+          <w:top w:val="single" w:color="C7D2DD" w:sz="6"/>
+          <w:left w:val="single" w:color="C7D2DD" w:sz="6"/>
+          <w:bottom w:val="single" w:color="C7D2DD" w:sz="6"/>
+          <w:right w:val="single" w:color="C7D2DD" w:sz="6"/>
+          <w:insideH w:val="single" w:color="auto" w:sz="4"/>
+          <w:insideV w:val="single" w:color="auto" w:sz="4"/>
+        </w:tblBorders>
+      </w:tblPr>
+      <w:tblGrid>
+        <w:gridCol w:w="100"/>
+      </w:tblGrid>
+      <w:tr>
+        <w:tc>
+          <w:tcPr>
+            <w:shd w:fill="FBF3E2" w:color="auto" w:val="clear"/>
+            <w:tcMar>
+              <w:top w:type="dxa" w:w="60"/>
+              <w:left w:type="dxa" w:w="120"/>
+              <w:bottom w:type="dxa" w:w="60"/>
+              <w:right w:type="dxa" w:w="120"/>
+            </w:tcMar>
+          </w:tcPr>
+          <w:p>
+            <w:pPr>
+              <w:spacing w:after="0" w:line="320"/>
+            </w:pPr>
+            <w:r>
+              <w:t xml:space="preserve"/>
+            </w:r>
+          </w:p>
+          <w:p>
+            <w:pPr>
+              <w:spacing w:after="0" w:line="320"/>
+            </w:pPr>
+            <w:r>
+              <w:t xml:space="preserve"/>
+            </w:r>
+          </w:p>
+          <w:p>
+            <w:pPr>
+              <w:spacing w:after="0" w:line="320"/>
+            </w:pPr>
+            <w:r>
+              <w:t xml:space="preserve"/>
+            </w:r>
+          </w:p>
+        </w:tc>
+      </w:tr>
+    </w:tbl>
+    <w:p>
+      <w:pPr>
+        <w:pStyle w:val="Heading2"/>
+        <w:spacing w:after="80" w:before="180"/>
+      </w:pPr>
+      <w:r>
+        <w:rPr>
+          <w:b/>
+          <w:bCs/>
+          <w:color w:val="12355B"/>
+          <w:sz w:val="24"/>
+          <w:szCs w:val="24"/>
+        </w:rPr>
+        <w:t xml:space="preserve">Explain</w:t>
+      </w:r>
+      <w:r>
+        <w:rPr>
+          <w:i/>
+          <w:iCs/>
+          <w:color w:val="B97A12"/>
+          <w:sz w:val="19"/>
+          <w:szCs w:val="19"/>
+        </w:rPr>
+        <w:t xml:space="preserve">   Light language support</w:t>
+      </w:r>
+    </w:p>
+    <w:p>
+      <w:pPr>
+        <w:spacing w:after="60"/>
+      </w:pPr>
+      <w:r>
+        <w:rPr>
+          <w:color w:val="1A2733"/>
+          <w:sz w:val="21"/>
+          <w:szCs w:val="21"/>
+        </w:rPr>
+        <w:t xml:space="preserve">Write a claim, give math evidence, and explain your reasoning.</w:t>
+      </w:r>
+      <w:r>
+        <w:rPr>
+          <w:i/>
+          <w:iCs/>
+          <w:color w:val="5F6F80"/>
+          <w:sz w:val="19"/>
+          <w:szCs w:val="19"/>
+        </w:rPr>
+        <w:br/>
+        <w:t xml:space="preserve">Escribe una afirmación, da evidencia matemática y explica tu razonamiento.</w:t>
+      </w:r>
+    </w:p>
+    <w:p>
+      <w:pPr>
+        <w:spacing w:after="60"/>
+      </w:pPr>
+      <w:r>
+        <w:rPr>
+          <w:color w:val="1A2733"/>
+          <w:sz w:val="21"/>
+          <w:szCs w:val="21"/>
+        </w:rPr>
+        <w:t xml:space="preserve">My claim is ___.</w:t>
+      </w:r>
+      <w:r>
+        <w:rPr>
+          <w:i/>
+          <w:iCs/>
+          <w:color w:val="5F6F80"/>
+          <w:sz w:val="19"/>
+          <w:szCs w:val="19"/>
+        </w:rPr>
+        <w:br/>
+        <w:t xml:space="preserve">Mi afirmación es ___.</w:t>
+      </w:r>
+    </w:p>
+    <w:p>
+      <w:pPr>
+        <w:spacing w:after="60"/>
+      </w:pPr>
+      <w:r>
+        <w:rPr>
+          <w:color w:val="1A2733"/>
+          <w:sz w:val="21"/>
+          <w:szCs w:val="21"/>
+        </w:rPr>
+        <w:t xml:space="preserve">My math evidence is ___.</w:t>
+      </w:r>
+      <w:r>
+        <w:rPr>
+          <w:i/>
+          <w:iCs/>
+          <w:color w:val="5F6F80"/>
+          <w:sz w:val="19"/>
+          <w:szCs w:val="19"/>
+        </w:rPr>
+        <w:br/>
+        <w:t xml:space="preserve">Mi evidencia matemática es ___.</w:t>
+      </w:r>
+    </w:p>
+    <w:p>
+      <w:pPr>
+        <w:spacing w:after="60"/>
+      </w:pPr>
+      <w:r>
+        <w:rPr>
+          <w:color w:val="1A2733"/>
+          <w:sz w:val="21"/>
+          <w:szCs w:val="21"/>
+        </w:rPr>
+        <w:t xml:space="preserve">This proves ___ because ___.</w:t>
+      </w:r>
+      <w:r>
+        <w:rPr>
+          <w:i/>
+          <w:iCs/>
+          <w:color w:val="5F6F80"/>
+          <w:sz w:val="19"/>
+          <w:szCs w:val="19"/>
+        </w:rPr>
+        <w:br/>
+        <w:t xml:space="preserve">Esto demuestra ___ porque ___.</w:t>
+      </w:r>
+    </w:p>
+    <w:tbl>
+      <w:tblPr>
+        <w:tblW w:type="pct" w:w="100%"/>
+        <w:tblBorders>
+          <w:top w:val="single" w:color="C7D2DD" w:sz="6"/>
+          <w:left w:val="single" w:color="C7D2DD" w:sz="6"/>
+          <w:bottom w:val="single" w:color="C7D2DD" w:sz="6"/>
+          <w:right w:val="single" w:color="C7D2DD" w:sz="6"/>
+          <w:insideH w:val="single" w:color="auto" w:sz="4"/>
+          <w:insideV w:val="single" w:color="auto" w:sz="4"/>
+        </w:tblBorders>
+      </w:tblPr>
+      <w:tblGrid>
+        <w:gridCol w:w="100"/>
+      </w:tblGrid>
+      <w:tr>
+        <w:tc>
+          <w:tcPr>
+            <w:shd w:fill="FBF3E2" w:color="auto" w:val="clear"/>
+            <w:tcMar>
+              <w:top w:type="dxa" w:w="60"/>
+              <w:left w:type="dxa" w:w="120"/>
+              <w:bottom w:type="dxa" w:w="60"/>
+              <w:right w:type="dxa" w:w="120"/>
+            </w:tcMar>
+          </w:tcPr>
+          <w:p>
+            <w:pPr>
+              <w:spacing w:after="0" w:line="320"/>
+            </w:pPr>
+            <w:r>
+              <w:t xml:space="preserve"/>
+            </w:r>
+          </w:p>
+          <w:p>
+            <w:pPr>
+              <w:spacing w:after="0" w:line="320"/>
+            </w:pPr>
+            <w:r>
+              <w:t xml:space="preserve"/>
+            </w:r>
+          </w:p>
+          <w:p>
+            <w:pPr>
+              <w:spacing w:after="0" w:line="320"/>
+            </w:pPr>
+            <w:r>
+              <w:t xml:space="preserve"/>
+            </w:r>
+          </w:p>
+          <w:p>
+            <w:pPr>
+              <w:spacing w:after="0" w:line="320"/>
+            </w:pPr>
+            <w:r>
+              <w:t xml:space="preserve"/>
+            </w:r>
+          </w:p>
+          <w:p>
+            <w:pPr>
+              <w:spacing w:after="0" w:line="320"/>
+            </w:pPr>
+            <w:r>
+              <w:t xml:space="preserve"/>
+            </w:r>
+          </w:p>
+        </w:tc>
+      </w:tr>
+    </w:tbl>
+    <w:p>
+      <w:pPr>
+        <w:pStyle w:val="Heading2"/>
+        <w:spacing w:after="80" w:before="180"/>
+      </w:pPr>
+      <w:r>
+        <w:rPr>
+          <w:b/>
+          <w:bCs/>
+          <w:color w:val="12355B"/>
+          <w:sz w:val="24"/>
+          <w:szCs w:val="24"/>
+        </w:rPr>
+        <w:t xml:space="preserve">4. Check Your Explanation</w:t>
+      </w:r>
+      <w:r>
+        <w:rPr>
+          <w:i/>
+          <w:iCs/>
+          <w:color w:val="1FA6A2"/>
+          <w:sz w:val="19"/>
+          <w:szCs w:val="19"/>
+        </w:rPr>
+        <w:t xml:space="preserve">   five quick checks</w:t>
+      </w:r>
+    </w:p>
+    <w:p>
+      <w:pPr>
+        <w:spacing w:after="80"/>
+      </w:pPr>
+      <w:r>
+        <w:rPr>
+          <w:b/>
+          <w:bCs/>
+          <w:color w:val="1FA6A2"/>
+          <w:sz w:val="22"/>
+          <w:szCs w:val="22"/>
+        </w:rPr>
+        <w:t xml:space="preserve">☐  </w:t>
+      </w:r>
+      <w:r>
+        <w:rPr>
+          <w:sz w:val="20"/>
+          <w:szCs w:val="20"/>
+        </w:rPr>
+        <w:t xml:space="preserve">I answered the question.</w:t>
+      </w:r>
+      <w:r>
+        <w:rPr>
+          <w:i/>
+          <w:iCs/>
+          <w:color w:val="5F6F80"/>
+          <w:sz w:val="18"/>
+          <w:szCs w:val="18"/>
+        </w:rPr>
+        <w:br/>
+        <w:t xml:space="preserve">Respondí la pregunta.</w:t>
+      </w:r>
+    </w:p>
+    <w:p>
+      <w:pPr>
+        <w:spacing w:after="80"/>
+      </w:pPr>
+      <w:r>
+        <w:rPr>
+          <w:b/>
+          <w:bCs/>
+          <w:color w:val="1FA6A2"/>
+          <w:sz w:val="22"/>
+          <w:szCs w:val="22"/>
+        </w:rPr>
+        <w:t xml:space="preserve">☐  </w:t>
+      </w:r>
+      <w:r>
+        <w:rPr>
+          <w:sz w:val="20"/>
+          <w:szCs w:val="20"/>
+        </w:rPr>
+        <w:t xml:space="preserve">I used math evidence: numbers, an equation, a model, or a comparison.</w:t>
+      </w:r>
+      <w:r>
+        <w:rPr>
+          <w:i/>
+          <w:iCs/>
+          <w:color w:val="5F6F80"/>
+          <w:sz w:val="18"/>
+          <w:szCs w:val="18"/>
+        </w:rPr>
+        <w:br/>
+        <w:t xml:space="preserve">Usé evidencia matemática: números, una ecuación, un modelo o una comparación.</w:t>
+      </w:r>
+    </w:p>
+    <w:p>
+      <w:pPr>
+        <w:spacing w:after="80"/>
+      </w:pPr>
+      <w:r>
+        <w:rPr>
+          <w:b/>
+          <w:bCs/>
+          <w:color w:val="1FA6A2"/>
+          <w:sz w:val="22"/>
+          <w:szCs w:val="22"/>
+        </w:rPr>
+        <w:t xml:space="preserve">☐  </w:t>
+      </w:r>
+      <w:r>
+        <w:rPr>
+          <w:sz w:val="20"/>
+          <w:szCs w:val="20"/>
+        </w:rPr>
+        <w:t xml:space="preserve">I explained how the evidence proves my answer.</w:t>
+      </w:r>
+      <w:r>
+        <w:rPr>
+          <w:i/>
+          <w:iCs/>
+          <w:color w:val="5F6F80"/>
+          <w:sz w:val="18"/>
+          <w:szCs w:val="18"/>
+        </w:rPr>
+        <w:br/>
+        <w:t xml:space="preserve">Expliqué cómo la evidencia demuestra mi respuesta.</w:t>
+      </w:r>
+    </w:p>
+    <w:p>
+      <w:pPr>
+        <w:spacing w:after="80"/>
+      </w:pPr>
+      <w:r>
+        <w:rPr>
+          <w:b/>
+          <w:bCs/>
+          <w:color w:val="1FA6A2"/>
+          <w:sz w:val="22"/>
+          <w:szCs w:val="22"/>
+        </w:rPr>
+        <w:t xml:space="preserve">☐  </w:t>
+      </w:r>
+      <w:r>
+        <w:rPr>
+          <w:sz w:val="20"/>
+          <w:szCs w:val="20"/>
+        </w:rPr>
+        <w:t xml:space="preserve">I used at least two math words.</w:t>
+      </w:r>
+      <w:r>
+        <w:rPr>
+          <w:i/>
+          <w:iCs/>
+          <w:color w:val="5F6F80"/>
+          <w:sz w:val="18"/>
+          <w:szCs w:val="18"/>
+        </w:rPr>
+        <w:br/>
+        <w:t xml:space="preserve">Usé por lo menos dos palabras matemáticas.</w:t>
+      </w:r>
+    </w:p>
+    <w:p>
+      <w:pPr>
+        <w:spacing w:after="80"/>
+      </w:pPr>
+      <w:r>
+        <w:rPr>
+          <w:b/>
+          <w:bCs/>
+          <w:color w:val="1FA6A2"/>
+          <w:sz w:val="22"/>
+          <w:szCs w:val="22"/>
+        </w:rPr>
+        <w:t xml:space="preserve">☐  </w:t>
+      </w:r>
+      <w:r>
+        <w:rPr>
+          <w:sz w:val="20"/>
+          <w:szCs w:val="20"/>
+        </w:rPr>
+        <w:t xml:space="preserve">I reread complete sentences and punctuation.</w:t>
+      </w:r>
+      <w:r>
+        <w:rPr>
+          <w:i/>
+          <w:iCs/>
+          <w:color w:val="5F6F80"/>
+          <w:sz w:val="18"/>
+          <w:szCs w:val="18"/>
+        </w:rPr>
+        <w:br/>
+        <w:t xml:space="preserve">Volví a leer mis oraciones completas y la puntuación.</w:t>
       </w:r>
     </w:p>
     <w:p>

--- a/lessons/6-2/downloads/6-2-notes.docx
+++ b/lessons/6-2/downloads/6-2-notes.docx
@@ -180,7 +180,7 @@
                 <w:sz w:val="20"/>
                 <w:szCs w:val="20"/>
               </w:rPr>
-              <w:t xml:space="preserve">I can divide a fraction by a fraction by multiplying by the reciprocal and simplifying.</w:t>
+              <w:t xml:space="preserve">I can divide a fraction by a fraction and divide with mixed numbers by multiplying by the reciprocal.</w:t>
             </w:r>
           </w:p>
           <w:p>
@@ -202,7 +202,7 @@
                 <w:sz w:val="20"/>
                 <w:szCs w:val="20"/>
               </w:rPr>
-              <w:t xml:space="preserve">I can explain my steps using the words dividend, divisor, reciprocal, quotient, and simplify.</w:t>
+              <w:t xml:space="preserve">I can explain the steps using the words reciprocal, improper fraction, mixed number, and simplify.</w:t>
             </w:r>
           </w:p>
         </w:tc>
@@ -1174,6 +1174,314 @@
         </w:tc>
       </w:tr>
     </w:tbl>
+    <w:tbl>
+      <w:tblPr>
+        <w:tblW w:type="pct" w:w="100%"/>
+        <w:tblBorders>
+          <w:top w:val="none" w:color="FFFFFF" w:sz="0"/>
+          <w:left w:val="none" w:color="FFFFFF" w:sz="0"/>
+          <w:bottom w:val="single" w:color="C7D2DD" w:sz="4"/>
+          <w:right w:val="none" w:color="FFFFFF" w:sz="0"/>
+          <w:insideH w:val="none" w:color="FFFFFF" w:sz="0"/>
+          <w:insideV w:val="none" w:color="FFFFFF" w:sz="0"/>
+        </w:tblBorders>
+      </w:tblPr>
+      <w:tblGrid>
+        <w:gridCol w:w="1800"/>
+        <w:gridCol w:w="7560"/>
+      </w:tblGrid>
+      <w:tr>
+        <w:trPr>
+          <w:cantSplit/>
+        </w:trPr>
+        <w:tc>
+          <w:tcPr>
+            <w:tcW w:type="dxa" w:w="1800"/>
+            <w:tcMar>
+              <w:top w:type="dxa" w:w="100"/>
+              <w:left w:type="dxa" w:w="40"/>
+              <w:bottom w:type="dxa" w:w="100"/>
+              <w:right w:type="dxa" w:w="120"/>
+            </w:tcMar>
+            <w:vAlign w:val="center"/>
+          </w:tcPr>
+          <w:p>
+            <w:pPr>
+              <w:spacing w:after="0"/>
+              <w:jc w:val="center"/>
+            </w:pPr>
+            <w:r>
+              <w:drawing>
+                <wp:inline distT="0" distB="0" distL="0" distR="0">
+                  <wp:extent cx="1047750" cy="790575"/>
+                  <wp:effectExtent t="0" r="0" b="0" l="0"/>
+                  <wp:docPr id="1" name="" descr="" title=""/>
+                  <wp:cNvGraphicFramePr>
+                    <a:graphicFrameLocks xmlns:a="http://schemas.openxmlformats.org/drawingml/2006/main" noChangeAspect="1"/>
+                  </wp:cNvGraphicFramePr>
+                  <a:graphic xmlns:a="http://schemas.openxmlformats.org/drawingml/2006/main">
+                    <a:graphicData uri="http://schemas.openxmlformats.org/drawingml/2006/picture">
+                      <pic:pic xmlns:pic="http://schemas.openxmlformats.org/drawingml/2006/picture">
+                        <pic:nvPicPr>
+                          <pic:cNvPr id="0" name="" descr=""/>
+                          <pic:cNvPicPr>
+                            <a:picLocks noChangeAspect="1" noChangeArrowheads="1"/>
+                          </pic:cNvPicPr>
+                        </pic:nvPicPr>
+                        <pic:blipFill>
+                          <a:blip r:embed="rId15" cstate="none"/>
+                          <a:srcRect/>
+                          <a:stretch>
+                            <a:fillRect/>
+                          </a:stretch>
+                        </pic:blipFill>
+                        <pic:spPr bwMode="auto">
+                          <a:xfrm>
+                            <a:off x="0" y="0"/>
+                            <a:ext cx="1047750" cy="790575"/>
+                          </a:xfrm>
+                          <a:prstGeom prst="rect">
+                            <a:avLst/>
+                          </a:prstGeom>
+                        </pic:spPr>
+                      </pic:pic>
+                    </a:graphicData>
+                  </a:graphic>
+                </wp:inline>
+              </w:drawing>
+            </w:r>
+          </w:p>
+        </w:tc>
+        <w:tc>
+          <w:tcPr>
+            <w:tcW w:type="dxa" w:w="7560"/>
+            <w:tcMar>
+              <w:top w:type="dxa" w:w="100"/>
+              <w:left w:type="dxa" w:w="40"/>
+              <w:bottom w:type="dxa" w:w="100"/>
+              <w:right w:type="dxa" w:w="40"/>
+            </w:tcMar>
+            <w:vAlign w:val="center"/>
+          </w:tcPr>
+          <w:p>
+            <w:pPr>
+              <w:spacing w:after="50"/>
+            </w:pPr>
+            <w:r>
+              <w:rPr>
+                <w:b/>
+                <w:bCs/>
+                <w:color w:val="12355B"/>
+                <w:sz w:val="24"/>
+                <w:szCs w:val="24"/>
+              </w:rPr>
+              <w:t xml:space="preserve">Mixed number</w:t>
+            </w:r>
+            <w:r>
+              <w:rPr>
+                <w:i/>
+                <w:iCs/>
+                <w:color w:val="5F6F80"/>
+                <w:sz w:val="19"/>
+                <w:szCs w:val="19"/>
+              </w:rPr>
+              <w:t xml:space="preserve">   Número mixto</w:t>
+            </w:r>
+          </w:p>
+          <w:p>
+            <w:pPr>
+              <w:spacing w:after="40"/>
+            </w:pPr>
+            <w:r>
+              <w:rPr>
+                <w:sz w:val="21"/>
+                <w:szCs w:val="21"/>
+              </w:rPr>
+              <w:t xml:space="preserve">A whole number and a fraction written together, like 2 1/2. It must be rewritten as an improper fraction before dividing.</w:t>
+            </w:r>
+          </w:p>
+          <w:p>
+            <w:pPr>
+              <w:spacing w:after="0"/>
+            </w:pPr>
+            <w:r>
+              <w:rPr>
+                <w:b/>
+                <w:bCs/>
+                <w:color w:val="1FA6A2"/>
+                <w:sz w:val="18"/>
+                <w:szCs w:val="18"/>
+              </w:rPr>
+              <w:t xml:space="preserve">Example:  </w:t>
+            </w:r>
+            <w:r>
+              <w:rPr>
+                <w:i/>
+                <w:iCs/>
+                <w:color w:val="5F6F80"/>
+                <w:sz w:val="18"/>
+                <w:szCs w:val="18"/>
+              </w:rPr>
+              <w:t xml:space="preserve">2 1/2 = 5/2</w:t>
+            </w:r>
+          </w:p>
+        </w:tc>
+      </w:tr>
+    </w:tbl>
+    <w:tbl>
+      <w:tblPr>
+        <w:tblW w:type="pct" w:w="100%"/>
+        <w:tblBorders>
+          <w:top w:val="none" w:color="FFFFFF" w:sz="0"/>
+          <w:left w:val="none" w:color="FFFFFF" w:sz="0"/>
+          <w:bottom w:val="single" w:color="C7D2DD" w:sz="4"/>
+          <w:right w:val="none" w:color="FFFFFF" w:sz="0"/>
+          <w:insideH w:val="none" w:color="FFFFFF" w:sz="0"/>
+          <w:insideV w:val="none" w:color="FFFFFF" w:sz="0"/>
+        </w:tblBorders>
+      </w:tblPr>
+      <w:tblGrid>
+        <w:gridCol w:w="1800"/>
+        <w:gridCol w:w="7560"/>
+      </w:tblGrid>
+      <w:tr>
+        <w:trPr>
+          <w:cantSplit/>
+        </w:trPr>
+        <w:tc>
+          <w:tcPr>
+            <w:tcW w:type="dxa" w:w="1800"/>
+            <w:tcMar>
+              <w:top w:type="dxa" w:w="100"/>
+              <w:left w:type="dxa" w:w="40"/>
+              <w:bottom w:type="dxa" w:w="100"/>
+              <w:right w:type="dxa" w:w="120"/>
+            </w:tcMar>
+            <w:vAlign w:val="center"/>
+          </w:tcPr>
+          <w:p>
+            <w:pPr>
+              <w:spacing w:after="0"/>
+              <w:jc w:val="center"/>
+            </w:pPr>
+            <w:r>
+              <w:drawing>
+                <wp:inline distT="0" distB="0" distL="0" distR="0">
+                  <wp:extent cx="1047750" cy="790575"/>
+                  <wp:effectExtent t="0" r="0" b="0" l="0"/>
+                  <wp:docPr id="1" name="" descr="" title=""/>
+                  <wp:cNvGraphicFramePr>
+                    <a:graphicFrameLocks xmlns:a="http://schemas.openxmlformats.org/drawingml/2006/main" noChangeAspect="1"/>
+                  </wp:cNvGraphicFramePr>
+                  <a:graphic xmlns:a="http://schemas.openxmlformats.org/drawingml/2006/main">
+                    <a:graphicData uri="http://schemas.openxmlformats.org/drawingml/2006/picture">
+                      <pic:pic xmlns:pic="http://schemas.openxmlformats.org/drawingml/2006/picture">
+                        <pic:nvPicPr>
+                          <pic:cNvPr id="0" name="" descr=""/>
+                          <pic:cNvPicPr>
+                            <a:picLocks noChangeAspect="1" noChangeArrowheads="1"/>
+                          </pic:cNvPicPr>
+                        </pic:nvPicPr>
+                        <pic:blipFill>
+                          <a:blip r:embed="rId16" cstate="none"/>
+                          <a:srcRect/>
+                          <a:stretch>
+                            <a:fillRect/>
+                          </a:stretch>
+                        </pic:blipFill>
+                        <pic:spPr bwMode="auto">
+                          <a:xfrm>
+                            <a:off x="0" y="0"/>
+                            <a:ext cx="1047750" cy="790575"/>
+                          </a:xfrm>
+                          <a:prstGeom prst="rect">
+                            <a:avLst/>
+                          </a:prstGeom>
+                        </pic:spPr>
+                      </pic:pic>
+                    </a:graphicData>
+                  </a:graphic>
+                </wp:inline>
+              </w:drawing>
+            </w:r>
+          </w:p>
+        </w:tc>
+        <w:tc>
+          <w:tcPr>
+            <w:tcW w:type="dxa" w:w="7560"/>
+            <w:tcMar>
+              <w:top w:type="dxa" w:w="100"/>
+              <w:left w:type="dxa" w:w="40"/>
+              <w:bottom w:type="dxa" w:w="100"/>
+              <w:right w:type="dxa" w:w="40"/>
+            </w:tcMar>
+            <w:vAlign w:val="center"/>
+          </w:tcPr>
+          <w:p>
+            <w:pPr>
+              <w:spacing w:after="50"/>
+            </w:pPr>
+            <w:r>
+              <w:rPr>
+                <w:b/>
+                <w:bCs/>
+                <w:color w:val="12355B"/>
+                <w:sz w:val="24"/>
+                <w:szCs w:val="24"/>
+              </w:rPr>
+              <w:t xml:space="preserve">Improper fraction</w:t>
+            </w:r>
+            <w:r>
+              <w:rPr>
+                <w:i/>
+                <w:iCs/>
+                <w:color w:val="5F6F80"/>
+                <w:sz w:val="19"/>
+                <w:szCs w:val="19"/>
+              </w:rPr>
+              <w:t xml:space="preserve">   Fracción impropia</w:t>
+            </w:r>
+          </w:p>
+          <w:p>
+            <w:pPr>
+              <w:spacing w:after="40"/>
+            </w:pPr>
+            <w:r>
+              <w:rPr>
+                <w:sz w:val="21"/>
+                <w:szCs w:val="21"/>
+              </w:rPr>
+              <w:t xml:space="preserve">A fraction whose numerator is greater than or equal to its denominator, like 5/2.</w:t>
+            </w:r>
+          </w:p>
+          <w:p>
+            <w:pPr>
+              <w:spacing w:after="0"/>
+            </w:pPr>
+            <w:r>
+              <w:rPr>
+                <w:b/>
+                <w:bCs/>
+                <w:color w:val="1FA6A2"/>
+                <w:sz w:val="18"/>
+                <w:szCs w:val="18"/>
+              </w:rPr>
+              <w:t xml:space="preserve">Example:  </w:t>
+            </w:r>
+            <w:r>
+              <w:rPr>
+                <w:i/>
+                <w:iCs/>
+                <w:color w:val="5F6F80"/>
+                <w:sz w:val="18"/>
+                <w:szCs w:val="18"/>
+              </w:rPr>
+              <w:t xml:space="preserve">5/2 is the same amount as 2 1/2</w:t>
+            </w:r>
+          </w:p>
+        </w:tc>
+      </w:tr>
+    </w:tbl>
     <w:p>
       <w:pPr>
         <w:pStyle w:val="Heading1"/>
@@ -1260,7 +1568,7 @@
                 <w:sz w:val="21"/>
                 <w:szCs w:val="21"/>
               </w:rPr>
-              <w:t xml:space="preserve">Divide Fractions      •      Dividend      •      Divisor      •      Reciprocal      •      Quotient      •      Simplify</w:t>
+              <w:t xml:space="preserve">Divide Fractions      •      Dividend      •      Divisor      •      Reciprocal      •      Quotient      •      Simplify      •      Mixed number      •      Improper fraction</w:t>
             </w:r>
           </w:p>
         </w:tc>
@@ -1293,7 +1601,7 @@
           <w:sz w:val="22"/>
           <w:szCs w:val="22"/>
         </w:rPr>
-        <w:t xml:space="preserve">__________  —  Multiply the first fraction by the reciprocal of the second fraction.</w:t>
+        <w:t xml:space="preserve">Keep the first fraction, change ÷ to ×, and flip the ___.</w:t>
       </w:r>
     </w:p>
     <w:p>
@@ -1404,6 +1712,50 @@
           <w:szCs w:val="22"/>
         </w:rPr>
         <w:t xml:space="preserve">Writing a fraction in its smallest equal form, like 4/8 = 1/2, is to ___ it.</w:t>
+      </w:r>
+    </w:p>
+    <w:p>
+      <w:pPr>
+        <w:spacing w:after="120" w:before="80"/>
+      </w:pPr>
+      <w:r>
+        <w:rPr>
+          <w:b/>
+          <w:bCs/>
+          <w:color w:val="12355B"/>
+          <w:sz w:val="22"/>
+          <w:szCs w:val="22"/>
+        </w:rPr>
+        <w:t xml:space="preserve">7.  </w:t>
+      </w:r>
+      <w:r>
+        <w:rPr>
+          <w:sz w:val="22"/>
+          <w:szCs w:val="22"/>
+        </w:rPr>
+        <w:t xml:space="preserve">A whole number and a fraction written together is a ___ ___.</w:t>
+      </w:r>
+    </w:p>
+    <w:p>
+      <w:pPr>
+        <w:spacing w:after="120" w:before="80"/>
+      </w:pPr>
+      <w:r>
+        <w:rPr>
+          <w:b/>
+          <w:bCs/>
+          <w:color w:val="12355B"/>
+          <w:sz w:val="22"/>
+          <w:szCs w:val="22"/>
+        </w:rPr>
+        <w:t xml:space="preserve">8.  </w:t>
+      </w:r>
+      <w:r>
+        <w:rPr>
+          <w:sz w:val="22"/>
+          <w:szCs w:val="22"/>
+        </w:rPr>
+        <w:t xml:space="preserve">A fraction whose numerator is at least its denominator is an ___ ___.</w:t>
       </w:r>
     </w:p>
     <w:p>
@@ -1988,7 +2340,7 @@
                 <w:sz w:val="19"/>
                 <w:szCs w:val="19"/>
               </w:rPr>
-              <w:t xml:space="preserve">This evidence connects the definition of divide fractions to the mathematical claim.</w:t>
+              <w:t xml:space="preserve">This evidence connects the definition of mixed number to the mathematical claim.</w:t>
             </w:r>
           </w:p>
         </w:tc>
@@ -4014,7 +4366,7 @@
           <w:sz w:val="21"/>
           <w:szCs w:val="21"/>
         </w:rPr>
-        <w:t xml:space="preserve">What is 2/3 ÷ 1/3?</w:t>
+        <w:t xml:space="preserve">What is the first step in evaluating 2 1/2 ÷ 1/4?</w:t>
       </w:r>
     </w:p>
     <w:p>
@@ -4027,7 +4379,7 @@
           <w:sz w:val="20"/>
           <w:szCs w:val="20"/>
         </w:rPr>
-        <w:t xml:space="preserve">A)  2</w:t>
+        <w:t xml:space="preserve">A)  Rewrite 2 1/2 as the improper fraction 5/2</w:t>
       </w:r>
     </w:p>
     <w:p>
@@ -4040,7 +4392,7 @@
           <w:sz w:val="20"/>
           <w:szCs w:val="20"/>
         </w:rPr>
-        <w:t xml:space="preserve">B)  2/9</w:t>
+        <w:t xml:space="preserve">B)  Flip 2 1/2 to 1/2 2</w:t>
       </w:r>
     </w:p>
     <w:p>
@@ -4053,7 +4405,7 @@
           <w:sz w:val="20"/>
           <w:szCs w:val="20"/>
         </w:rPr>
-        <w:t xml:space="preserve">C)  1/2</w:t>
+        <w:t xml:space="preserve">C)  Divide 2 by 1/4 and ignore the half</w:t>
       </w:r>
     </w:p>
     <w:p>
@@ -4066,7 +4418,7 @@
           <w:sz w:val="20"/>
           <w:szCs w:val="20"/>
         </w:rPr>
-        <w:t xml:space="preserve">D)  6</w:t>
+        <w:t xml:space="preserve">D)  Add 2 + 1/2 + 1/4</w:t>
       </w:r>
     </w:p>
     <w:p>
@@ -4124,6 +4476,136 @@
     </w:tbl>
     <w:p>
       <w:pPr>
+        <w:keepNext/>
+        <w:spacing w:after="60" w:before="160"/>
+      </w:pPr>
+      <w:r>
+        <w:rPr>
+          <w:b/>
+          <w:bCs/>
+          <w:color w:val="12355B"/>
+          <w:sz w:val="22"/>
+          <w:szCs w:val="22"/>
+        </w:rPr>
+        <w:t xml:space="preserve">3.  </w:t>
+      </w:r>
+      <w:r>
+        <w:rPr>
+          <w:b/>
+          <w:bCs/>
+          <w:sz w:val="21"/>
+          <w:szCs w:val="21"/>
+        </w:rPr>
+        <w:t xml:space="preserve">What is 2/3 ÷ 1/3?</w:t>
+      </w:r>
+    </w:p>
+    <w:p>
+      <w:pPr>
+        <w:spacing w:after="40"/>
+        <w:ind w:left="420"/>
+      </w:pPr>
+      <w:r>
+        <w:rPr>
+          <w:sz w:val="20"/>
+          <w:szCs w:val="20"/>
+        </w:rPr>
+        <w:t xml:space="preserve">A)  2</w:t>
+      </w:r>
+    </w:p>
+    <w:p>
+      <w:pPr>
+        <w:spacing w:after="40"/>
+        <w:ind w:left="420"/>
+      </w:pPr>
+      <w:r>
+        <w:rPr>
+          <w:sz w:val="20"/>
+          <w:szCs w:val="20"/>
+        </w:rPr>
+        <w:t xml:space="preserve">B)  2/9</w:t>
+      </w:r>
+    </w:p>
+    <w:p>
+      <w:pPr>
+        <w:spacing w:after="40"/>
+        <w:ind w:left="420"/>
+      </w:pPr>
+      <w:r>
+        <w:rPr>
+          <w:sz w:val="20"/>
+          <w:szCs w:val="20"/>
+        </w:rPr>
+        <w:t xml:space="preserve">C)  1/2</w:t>
+      </w:r>
+    </w:p>
+    <w:p>
+      <w:pPr>
+        <w:spacing w:after="40"/>
+        <w:ind w:left="420"/>
+      </w:pPr>
+      <w:r>
+        <w:rPr>
+          <w:sz w:val="20"/>
+          <w:szCs w:val="20"/>
+        </w:rPr>
+        <w:t xml:space="preserve">D)  6</w:t>
+      </w:r>
+    </w:p>
+    <w:p>
+      <w:pPr>
+        <w:spacing w:after="20"/>
+      </w:pPr>
+      <w:r>
+        <w:t xml:space="preserve"/>
+      </w:r>
+    </w:p>
+    <w:tbl>
+      <w:tblPr>
+        <w:tblW w:type="pct" w:w="100%"/>
+        <w:tblBorders>
+          <w:top w:val="single" w:color="C7D2DD" w:sz="6"/>
+          <w:left w:val="single" w:color="C7D2DD" w:sz="6"/>
+          <w:bottom w:val="single" w:color="C7D2DD" w:sz="6"/>
+          <w:right w:val="single" w:color="C7D2DD" w:sz="6"/>
+          <w:insideH w:val="single" w:color="auto" w:sz="4"/>
+          <w:insideV w:val="single" w:color="auto" w:sz="4"/>
+        </w:tblBorders>
+      </w:tblPr>
+      <w:tblGrid>
+        <w:gridCol w:w="100"/>
+      </w:tblGrid>
+      <w:tr>
+        <w:tc>
+          <w:tcPr>
+            <w:shd w:fill="FBF3E2" w:color="auto" w:val="clear"/>
+            <w:tcMar>
+              <w:top w:type="dxa" w:w="60"/>
+              <w:left w:type="dxa" w:w="120"/>
+              <w:bottom w:type="dxa" w:w="60"/>
+              <w:right w:type="dxa" w:w="120"/>
+            </w:tcMar>
+          </w:tcPr>
+          <w:p>
+            <w:pPr>
+              <w:spacing w:after="0" w:line="320"/>
+            </w:pPr>
+            <w:r>
+              <w:t xml:space="preserve"/>
+            </w:r>
+          </w:p>
+          <w:p>
+            <w:pPr>
+              <w:spacing w:after="0" w:line="320"/>
+            </w:pPr>
+            <w:r>
+              <w:t xml:space="preserve"/>
+            </w:r>
+          </w:p>
+        </w:tc>
+      </w:tr>
+    </w:tbl>
+    <w:p>
+      <w:pPr>
         <w:pStyle w:val="Heading2"/>
         <w:spacing w:after="80" w:before="180"/>
       </w:pPr>
@@ -4161,7 +4643,7 @@
           <w:sz w:val="22"/>
           <w:szCs w:val="22"/>
         </w:rPr>
-        <w:t xml:space="preserve">3.  </w:t>
+        <w:t xml:space="preserve">4.  </w:t>
       </w:r>
       <w:r>
         <w:rPr>

--- a/lessons/6-2/downloads/6-2-notes.docx
+++ b/lessons/6-2/downloads/6-2-notes.docx
@@ -219,10 +219,12 @@
     <w:p>
       <w:pPr>
         <w:pStyle w:val="Heading1"/>
+        <w:keepNext/>
+        <w:keepLines/>
         <w:pBdr>
           <w:bottom w:val="single" w:color="1FA6A2" w:sz="14" w:space="6"/>
         </w:pBdr>
-        <w:spacing w:after="140" w:before="260"/>
+        <w:spacing w:after="140" w:before="300"/>
       </w:pPr>
       <w:r>
         <w:rPr>
@@ -1485,10 +1487,12 @@
     <w:p>
       <w:pPr>
         <w:pStyle w:val="Heading1"/>
+        <w:keepNext/>
+        <w:keepLines/>
         <w:pBdr>
           <w:bottom w:val="single" w:color="1FA6A2" w:sz="14" w:space="6"/>
         </w:pBdr>
-        <w:spacing w:after="140" w:before="260"/>
+        <w:spacing w:after="140" w:before="300"/>
       </w:pPr>
       <w:r>
         <w:rPr>
@@ -1584,7 +1588,8 @@
     </w:p>
     <w:p>
       <w:pPr>
-        <w:spacing w:after="120" w:before="80"/>
+        <w:keepLines/>
+        <w:spacing w:after="260" w:before="200"/>
       </w:pPr>
       <w:r>
         <w:rPr>
@@ -1601,12 +1606,27 @@
           <w:sz w:val="22"/>
           <w:szCs w:val="22"/>
         </w:rPr>
-        <w:t xml:space="preserve">Keep the first fraction, change ÷ to ×, and flip the ___.</w:t>
-      </w:r>
-    </w:p>
-    <w:p>
-      <w:pPr>
-        <w:spacing w:after="120" w:before="80"/>
+        <w:t xml:space="preserve">Keep the first fraction, change ÷ to ×, and flip the </w:t>
+      </w:r>
+      <w:r>
+        <w:rPr>
+          <w:sz w:val="22"/>
+          <w:szCs w:val="22"/>
+        </w:rPr>
+        <w:t xml:space="preserve">________________</w:t>
+      </w:r>
+      <w:r>
+        <w:rPr>
+          <w:sz w:val="22"/>
+          <w:szCs w:val="22"/>
+        </w:rPr>
+        <w:t xml:space="preserve">.</w:t>
+      </w:r>
+    </w:p>
+    <w:p>
+      <w:pPr>
+        <w:keepLines/>
+        <w:spacing w:after="260" w:before="200"/>
       </w:pPr>
       <w:r>
         <w:rPr>
@@ -1623,12 +1643,27 @@
           <w:sz w:val="22"/>
           <w:szCs w:val="22"/>
         </w:rPr>
-        <w:t xml:space="preserve">In 3/4 ÷ 1/2, the fraction 3/4 being divided is the ___.</w:t>
-      </w:r>
-    </w:p>
-    <w:p>
-      <w:pPr>
-        <w:spacing w:after="120" w:before="80"/>
+        <w:t xml:space="preserve">In 3/4 ÷ 1/2, the fraction 3/4 being divided is the </w:t>
+      </w:r>
+      <w:r>
+        <w:rPr>
+          <w:sz w:val="22"/>
+          <w:szCs w:val="22"/>
+        </w:rPr>
+        <w:t xml:space="preserve">________________</w:t>
+      </w:r>
+      <w:r>
+        <w:rPr>
+          <w:sz w:val="22"/>
+          <w:szCs w:val="22"/>
+        </w:rPr>
+        <w:t xml:space="preserve">.</w:t>
+      </w:r>
+    </w:p>
+    <w:p>
+      <w:pPr>
+        <w:keepLines/>
+        <w:spacing w:after="260" w:before="200"/>
       </w:pPr>
       <w:r>
         <w:rPr>
@@ -1645,12 +1680,27 @@
           <w:sz w:val="22"/>
           <w:szCs w:val="22"/>
         </w:rPr>
-        <w:t xml:space="preserve">In 3/4 ÷ 1/2, the fraction 1/2 we divide by is the ___.</w:t>
-      </w:r>
-    </w:p>
-    <w:p>
-      <w:pPr>
-        <w:spacing w:after="120" w:before="80"/>
+        <w:t xml:space="preserve">In 3/4 ÷ 1/2, the fraction 1/2 we divide by is the </w:t>
+      </w:r>
+      <w:r>
+        <w:rPr>
+          <w:sz w:val="22"/>
+          <w:szCs w:val="22"/>
+        </w:rPr>
+        <w:t xml:space="preserve">________________</w:t>
+      </w:r>
+      <w:r>
+        <w:rPr>
+          <w:sz w:val="22"/>
+          <w:szCs w:val="22"/>
+        </w:rPr>
+        <w:t xml:space="preserve">.</w:t>
+      </w:r>
+    </w:p>
+    <w:p>
+      <w:pPr>
+        <w:keepLines/>
+        <w:spacing w:after="260" w:before="200"/>
       </w:pPr>
       <w:r>
         <w:rPr>
@@ -1667,12 +1717,27 @@
           <w:sz w:val="22"/>
           <w:szCs w:val="22"/>
         </w:rPr>
-        <w:t xml:space="preserve">To divide by 1/2, I multiply by its ___, which is 2.</w:t>
-      </w:r>
-    </w:p>
-    <w:p>
-      <w:pPr>
-        <w:spacing w:after="120" w:before="80"/>
+        <w:t xml:space="preserve">To divide by 1/2, I multiply by its </w:t>
+      </w:r>
+      <w:r>
+        <w:rPr>
+          <w:sz w:val="22"/>
+          <w:szCs w:val="22"/>
+        </w:rPr>
+        <w:t xml:space="preserve">________________</w:t>
+      </w:r>
+      <w:r>
+        <w:rPr>
+          <w:sz w:val="22"/>
+          <w:szCs w:val="22"/>
+        </w:rPr>
+        <w:t xml:space="preserve">, which is 2.</w:t>
+      </w:r>
+    </w:p>
+    <w:p>
+      <w:pPr>
+        <w:keepLines/>
+        <w:spacing w:after="260" w:before="200"/>
       </w:pPr>
       <w:r>
         <w:rPr>
@@ -1689,12 +1754,27 @@
           <w:sz w:val="22"/>
           <w:szCs w:val="22"/>
         </w:rPr>
-        <w:t xml:space="preserve">The answer to a division problem is the ___.</w:t>
-      </w:r>
-    </w:p>
-    <w:p>
-      <w:pPr>
-        <w:spacing w:after="120" w:before="80"/>
+        <w:t xml:space="preserve">The answer to a division problem is the </w:t>
+      </w:r>
+      <w:r>
+        <w:rPr>
+          <w:sz w:val="22"/>
+          <w:szCs w:val="22"/>
+        </w:rPr>
+        <w:t xml:space="preserve">________________</w:t>
+      </w:r>
+      <w:r>
+        <w:rPr>
+          <w:sz w:val="22"/>
+          <w:szCs w:val="22"/>
+        </w:rPr>
+        <w:t xml:space="preserve">.</w:t>
+      </w:r>
+    </w:p>
+    <w:p>
+      <w:pPr>
+        <w:keepLines/>
+        <w:spacing w:after="260" w:before="200"/>
       </w:pPr>
       <w:r>
         <w:rPr>
@@ -1711,12 +1791,27 @@
           <w:sz w:val="22"/>
           <w:szCs w:val="22"/>
         </w:rPr>
-        <w:t xml:space="preserve">Writing a fraction in its smallest equal form, like 4/8 = 1/2, is to ___ it.</w:t>
-      </w:r>
-    </w:p>
-    <w:p>
-      <w:pPr>
-        <w:spacing w:after="120" w:before="80"/>
+        <w:t xml:space="preserve">Writing a fraction in its smallest equal form, like 4/8 = 1/2, is to </w:t>
+      </w:r>
+      <w:r>
+        <w:rPr>
+          <w:sz w:val="22"/>
+          <w:szCs w:val="22"/>
+        </w:rPr>
+        <w:t xml:space="preserve">________________</w:t>
+      </w:r>
+      <w:r>
+        <w:rPr>
+          <w:sz w:val="22"/>
+          <w:szCs w:val="22"/>
+        </w:rPr>
+        <w:t xml:space="preserve"> it.</w:t>
+      </w:r>
+    </w:p>
+    <w:p>
+      <w:pPr>
+        <w:keepLines/>
+        <w:spacing w:after="260" w:before="200"/>
       </w:pPr>
       <w:r>
         <w:rPr>
@@ -1733,12 +1828,41 @@
           <w:sz w:val="22"/>
           <w:szCs w:val="22"/>
         </w:rPr>
-        <w:t xml:space="preserve">A whole number and a fraction written together is a ___ ___.</w:t>
-      </w:r>
-    </w:p>
-    <w:p>
-      <w:pPr>
-        <w:spacing w:after="120" w:before="80"/>
+        <w:t xml:space="preserve">A whole number and a fraction written together is a </w:t>
+      </w:r>
+      <w:r>
+        <w:rPr>
+          <w:sz w:val="22"/>
+          <w:szCs w:val="22"/>
+        </w:rPr>
+        <w:t xml:space="preserve">________________</w:t>
+      </w:r>
+      <w:r>
+        <w:rPr>
+          <w:sz w:val="22"/>
+          <w:szCs w:val="22"/>
+        </w:rPr>
+        <w:t xml:space="preserve"> </w:t>
+      </w:r>
+      <w:r>
+        <w:rPr>
+          <w:sz w:val="22"/>
+          <w:szCs w:val="22"/>
+        </w:rPr>
+        <w:t xml:space="preserve">________________</w:t>
+      </w:r>
+      <w:r>
+        <w:rPr>
+          <w:sz w:val="22"/>
+          <w:szCs w:val="22"/>
+        </w:rPr>
+        <w:t xml:space="preserve">.</w:t>
+      </w:r>
+    </w:p>
+    <w:p>
+      <w:pPr>
+        <w:keepLines/>
+        <w:spacing w:after="260" w:before="200"/>
       </w:pPr>
       <w:r>
         <w:rPr>
@@ -1755,17 +1879,46 @@
           <w:sz w:val="22"/>
           <w:szCs w:val="22"/>
         </w:rPr>
-        <w:t xml:space="preserve">A fraction whose numerator is at least its denominator is an ___ ___.</w:t>
+        <w:t xml:space="preserve">A fraction whose numerator is at least its denominator is an </w:t>
+      </w:r>
+      <w:r>
+        <w:rPr>
+          <w:sz w:val="22"/>
+          <w:szCs w:val="22"/>
+        </w:rPr>
+        <w:t xml:space="preserve">________________</w:t>
+      </w:r>
+      <w:r>
+        <w:rPr>
+          <w:sz w:val="22"/>
+          <w:szCs w:val="22"/>
+        </w:rPr>
+        <w:t xml:space="preserve"> </w:t>
+      </w:r>
+      <w:r>
+        <w:rPr>
+          <w:sz w:val="22"/>
+          <w:szCs w:val="22"/>
+        </w:rPr>
+        <w:t xml:space="preserve">________________</w:t>
+      </w:r>
+      <w:r>
+        <w:rPr>
+          <w:sz w:val="22"/>
+          <w:szCs w:val="22"/>
+        </w:rPr>
+        <w:t xml:space="preserve">.</w:t>
       </w:r>
     </w:p>
     <w:p>
       <w:pPr>
         <w:pStyle w:val="Heading1"/>
-        <w:pageBreakBefore/>
+        <w:keepNext/>
+        <w:keepLines/>
         <w:pBdr>
           <w:bottom w:val="single" w:color="1FA6A2" w:sz="14" w:space="6"/>
         </w:pBdr>
-        <w:spacing w:after="140" w:before="0"/>
+        <w:spacing w:after="140" w:before="300"/>
       </w:pPr>
       <w:r>
         <w:rPr>
@@ -3046,11 +3199,12 @@
     <w:p>
       <w:pPr>
         <w:pStyle w:val="Heading1"/>
-        <w:pageBreakBefore/>
+        <w:keepNext/>
+        <w:keepLines/>
         <w:pBdr>
           <w:bottom w:val="single" w:color="1FA6A2" w:sz="14" w:space="6"/>
         </w:pBdr>
-        <w:spacing w:after="140" w:before="0"/>
+        <w:spacing w:after="140" w:before="300"/>
       </w:pPr>
       <w:r>
         <w:rPr>
@@ -3405,11 +3559,12 @@
     <w:p>
       <w:pPr>
         <w:pStyle w:val="Heading1"/>
-        <w:pageBreakBefore/>
+        <w:keepNext/>
+        <w:keepLines/>
         <w:pBdr>
           <w:bottom w:val="single" w:color="1FA6A2" w:sz="14" w:space="6"/>
         </w:pBdr>
-        <w:spacing w:after="140" w:before="0"/>
+        <w:spacing w:after="140" w:before="300"/>
       </w:pPr>
       <w:r>
         <w:rPr>
@@ -4130,11 +4285,12 @@
     <w:p>
       <w:pPr>
         <w:pStyle w:val="Heading1"/>
-        <w:pageBreakBefore/>
+        <w:keepNext/>
+        <w:keepLines/>
         <w:pBdr>
           <w:bottom w:val="single" w:color="1FA6A2" w:sz="14" w:space="6"/>
         </w:pBdr>
-        <w:spacing w:after="140" w:before="0"/>
+        <w:spacing w:after="140" w:before="300"/>
       </w:pPr>
       <w:r>
         <w:rPr>
@@ -4763,11 +4919,12 @@
     <w:p>
       <w:pPr>
         <w:pStyle w:val="Heading1"/>
-        <w:pageBreakBefore/>
+        <w:keepNext/>
+        <w:keepLines/>
         <w:pBdr>
           <w:bottom w:val="single" w:color="1FA6A2" w:sz="14" w:space="6"/>
         </w:pBdr>
-        <w:spacing w:after="140" w:before="0"/>
+        <w:spacing w:after="140" w:before="300"/>
       </w:pPr>
       <w:r>
         <w:rPr>

--- a/lessons/6-2/downloads/6-2-notes.docx
+++ b/lessons/6-2/downloads/6-2-notes.docx
@@ -529,7 +529,7 @@
                 <w:sz w:val="21"/>
                 <w:szCs w:val="21"/>
               </w:rPr>
-              <w:t xml:space="preserve">The number you are splitting up in a division problem.</w:t>
+              <w:t xml:space="preserve">The total number being divided into equal groups (the number inside the division bracket).</w:t>
             </w:r>
           </w:p>
           <w:p>
@@ -683,7 +683,7 @@
                 <w:sz w:val="21"/>
                 <w:szCs w:val="21"/>
               </w:rPr>
-              <w:t xml:space="preserve">The number you split by in a division problem.</w:t>
+              <w:t xml:space="preserve">The number of equal groups you are dividing into (the number outside the division bracket).</w:t>
             </w:r>
           </w:p>
           <w:p>
@@ -1145,7 +1145,7 @@
                 <w:sz w:val="21"/>
                 <w:szCs w:val="21"/>
               </w:rPr>
-              <w:t xml:space="preserve">To make a fraction smaller using the same parts, like 2/4 = 1/2.</w:t>
+              <w:t xml:space="preserve">To write a fraction with smaller numbers that names the same amount, like 2/4 = 1/2.</w:t>
             </w:r>
           </w:p>
           <w:p>
@@ -1791,7 +1791,7 @@
           <w:sz w:val="22"/>
           <w:szCs w:val="22"/>
         </w:rPr>
-        <w:t xml:space="preserve">Writing a fraction in its smallest equal form, like 4/8 = 1/2, is to </w:t>
+        <w:t xml:space="preserve">Writing a fraction with smaller numbers that names the same amount, like 4/8 = 1/2, is to </w:t>
       </w:r>
       <w:r>
         <w:rPr>
@@ -1929,47 +1929,6 @@
           <w:szCs w:val="30"/>
         </w:rPr>
         <w:t xml:space="preserve">Write About the Math</w:t>
-      </w:r>
-    </w:p>
-    <w:p>
-      <w:pPr>
-        <w:spacing w:after="100"/>
-      </w:pPr>
-      <w:r>
-        <w:rPr>
-          <w:i/>
-          <w:iCs/>
-          <w:color w:val="5F6F80"/>
-          <w:sz w:val="19"/>
-          <w:szCs w:val="19"/>
-        </w:rPr>
-        <w:t xml:space="preserve">Use the support level you need. Every level answers the same math question.</w:t>
-      </w:r>
-    </w:p>
-    <w:p>
-      <w:pPr>
-        <w:pStyle w:val="Heading2"/>
-        <w:spacing w:after="80" w:before="180"/>
-      </w:pPr>
-      <w:r>
-        <w:rPr>
-          <w:b/>
-          <w:bCs/>
-          <w:color w:val="12355B"/>
-          <w:sz w:val="24"/>
-          <w:szCs w:val="24"/>
-        </w:rPr>
-        <w:t xml:space="preserve">1. Understand the Question</w:t>
-      </w:r>
-      <w:r>
-        <w:rPr>
-          <w:i/>
-          <w:iCs/>
-          <w:color w:val="B97A12"/>
-          <w:sz w:val="19"/>
-          <w:szCs w:val="19"/>
-        </w:rPr>
-        <w:t xml:space="preserve">   explain</w:t>
       </w:r>
     </w:p>
     <w:tbl>
@@ -2010,38 +1969,16 @@
               </w:rPr>
               <w:t xml:space="preserve">How does dividing fractions help the carpenter?</w:t>
             </w:r>
-          </w:p>
-          <w:p>
-            <w:pPr>
-              <w:spacing w:after="0"/>
-            </w:pPr>
-            <w:r>
-              <w:rPr>
-                <w:b/>
-                <w:bCs/>
-                <w:color w:val="12355B"/>
-                <w:sz w:val="20"/>
-                <w:szCs w:val="20"/>
-              </w:rPr>
-              <w:t xml:space="preserve">Your job:  </w:t>
-            </w:r>
-            <w:r>
-              <w:rPr>
-                <w:sz w:val="20"/>
-                <w:szCs w:val="20"/>
-              </w:rPr>
-              <w:t xml:space="preserve">Answer the question. Use math evidence. Explain how the evidence proves your answer.</w:t>
-            </w:r>
             <w:r>
               <w:rPr>
                 <w:i/>
                 <w:iCs/>
                 <w:color w:val="5F6F80"/>
-                <w:sz w:val="18"/>
-                <w:szCs w:val="18"/>
+                <w:sz w:val="19"/>
+                <w:szCs w:val="19"/>
               </w:rPr>
               <w:br/>
-              <w:t xml:space="preserve">Responde la pregunta. Usa evidencia matemática. Explica cómo la evidencia demuestra tu respuesta.</w:t>
+              <w:t xml:space="preserve">¿Cómo ayuda dividir fracciones a la carpintera?</w:t>
             </w:r>
           </w:p>
         </w:tc>
@@ -2049,33 +1986,22 @@
     </w:tbl>
     <w:p>
       <w:pPr>
-        <w:pStyle w:val="Heading2"/>
-        <w:spacing w:after="80" w:before="180"/>
-      </w:pPr>
-      <w:r>
-        <w:rPr>
-          <w:b/>
-          <w:bCs/>
-          <w:color w:val="12355B"/>
-          <w:sz w:val="24"/>
-          <w:szCs w:val="24"/>
-        </w:rPr>
-        <w:t xml:space="preserve">2. Plan Your Math Words</w:t>
-      </w:r>
+        <w:spacing w:after="100"/>
+      </w:pPr>
       <w:r>
         <w:rPr>
           <w:i/>
           <w:iCs/>
-          <w:color w:val="1FA6A2"/>
+          <w:color w:val="5F6F80"/>
           <w:sz w:val="19"/>
           <w:szCs w:val="19"/>
         </w:rPr>
-        <w:t xml:space="preserve">   check at least two</w:t>
-      </w:r>
-    </w:p>
-    <w:p>
-      <w:pPr>
-        <w:spacing w:after="60"/>
+        <w:t xml:space="preserve">Say your answer to a partner first. Then write it, using at least two of these words:</w:t>
+      </w:r>
+    </w:p>
+    <w:p>
+      <w:pPr>
+        <w:spacing w:after="40"/>
       </w:pPr>
       <w:r>
         <w:rPr>
@@ -2095,14 +2021,7 @@
           <w:sz w:val="20"/>
           <w:szCs w:val="20"/>
         </w:rPr>
-        <w:t xml:space="preserve">Divide Fractions — </w:t>
-      </w:r>
-      <w:r>
-        <w:rPr>
-          <w:sz w:val="20"/>
-          <w:szCs w:val="20"/>
-        </w:rPr>
-        <w:t xml:space="preserve">Multiply the first fraction by the reciprocal of the second fraction.</w:t>
+        <w:t xml:space="preserve">Dividend</w:t>
       </w:r>
       <w:r>
         <w:rPr>
@@ -2112,13 +2031,12 @@
           <w:sz w:val="18"/>
           <w:szCs w:val="18"/>
         </w:rPr>
-        <w:br/>
-        <w:t xml:space="preserve">Dividir fracciones — Multiplicar la primera fracción por el recíproco de la segunda fracción.</w:t>
-      </w:r>
-    </w:p>
-    <w:p>
-      <w:pPr>
-        <w:spacing w:after="60"/>
+        <w:t xml:space="preserve">  ·  Dividendo</w:t>
+      </w:r>
+    </w:p>
+    <w:p>
+      <w:pPr>
+        <w:spacing w:after="40"/>
       </w:pPr>
       <w:r>
         <w:rPr>
@@ -2138,14 +2056,7 @@
           <w:sz w:val="20"/>
           <w:szCs w:val="20"/>
         </w:rPr>
-        <w:t xml:space="preserve">Dividend — </w:t>
-      </w:r>
-      <w:r>
-        <w:rPr>
-          <w:sz w:val="20"/>
-          <w:szCs w:val="20"/>
-        </w:rPr>
-        <w:t xml:space="preserve">The number you are splitting up in a division problem.</w:t>
+        <w:t xml:space="preserve">Divisor</w:t>
       </w:r>
       <w:r>
         <w:rPr>
@@ -2155,13 +2066,12 @@
           <w:sz w:val="18"/>
           <w:szCs w:val="18"/>
         </w:rPr>
-        <w:br/>
-        <w:t xml:space="preserve">Dividendo — El número que estás repartiendo en una división.</w:t>
-      </w:r>
-    </w:p>
-    <w:p>
-      <w:pPr>
-        <w:spacing w:after="60"/>
+        <w:t xml:space="preserve">  ·  Divisor</w:t>
+      </w:r>
+    </w:p>
+    <w:p>
+      <w:pPr>
+        <w:spacing w:after="40"/>
       </w:pPr>
       <w:r>
         <w:rPr>
@@ -2181,14 +2091,7 @@
           <w:sz w:val="20"/>
           <w:szCs w:val="20"/>
         </w:rPr>
-        <w:t xml:space="preserve">Divisor — </w:t>
-      </w:r>
-      <w:r>
-        <w:rPr>
-          <w:sz w:val="20"/>
-          <w:szCs w:val="20"/>
-        </w:rPr>
-        <w:t xml:space="preserve">The number you split by in a division problem.</w:t>
+        <w:t xml:space="preserve">Reciprocal</w:t>
       </w:r>
       <w:r>
         <w:rPr>
@@ -2198,13 +2101,12 @@
           <w:sz w:val="18"/>
           <w:szCs w:val="18"/>
         </w:rPr>
-        <w:br/>
-        <w:t xml:space="preserve">Divisor — El número entre el que divides en una división.</w:t>
-      </w:r>
-    </w:p>
-    <w:p>
-      <w:pPr>
-        <w:spacing w:after="60"/>
+        <w:t xml:space="preserve">  ·  Recíproco</w:t>
+      </w:r>
+    </w:p>
+    <w:p>
+      <w:pPr>
+        <w:spacing w:after="40"/>
       </w:pPr>
       <w:r>
         <w:rPr>
@@ -2224,14 +2126,7 @@
           <w:sz w:val="20"/>
           <w:szCs w:val="20"/>
         </w:rPr>
-        <w:t xml:space="preserve">Reciprocal — </w:t>
-      </w:r>
-      <w:r>
-        <w:rPr>
-          <w:sz w:val="20"/>
-          <w:szCs w:val="20"/>
-        </w:rPr>
-        <w:t xml:space="preserve">A fraction turned upside down.</w:t>
+        <w:t xml:space="preserve">Quotient</w:t>
       </w:r>
       <w:r>
         <w:rPr>
@@ -2241,13 +2136,12 @@
           <w:sz w:val="18"/>
           <w:szCs w:val="18"/>
         </w:rPr>
-        <w:br/>
-        <w:t xml:space="preserve">Recíproco — Una fracción volteada de arriba abajo.</w:t>
-      </w:r>
-    </w:p>
-    <w:p>
-      <w:pPr>
-        <w:spacing w:after="60"/>
+        <w:t xml:space="preserve">  ·  Cociente</w:t>
+      </w:r>
+    </w:p>
+    <w:p>
+      <w:pPr>
+        <w:spacing w:after="40"/>
       </w:pPr>
       <w:r>
         <w:rPr>
@@ -2267,14 +2161,7 @@
           <w:sz w:val="20"/>
           <w:szCs w:val="20"/>
         </w:rPr>
-        <w:t xml:space="preserve">Quotient — </w:t>
-      </w:r>
-      <w:r>
-        <w:rPr>
-          <w:sz w:val="20"/>
-          <w:szCs w:val="20"/>
-        </w:rPr>
-        <w:t xml:space="preserve">The answer when you divide.</w:t>
+        <w:t xml:space="preserve">Simplify</w:t>
       </w:r>
       <w:r>
         <w:rPr>
@@ -2284,109 +2171,7 @@
           <w:sz w:val="18"/>
           <w:szCs w:val="18"/>
         </w:rPr>
-        <w:br/>
-        <w:t xml:space="preserve">Cociente — La respuesta cuando divides.</w:t>
-      </w:r>
-    </w:p>
-    <w:tbl>
-      <w:tblPr>
-        <w:tblW w:type="pct" w:w="100%"/>
-        <w:tblBorders>
-          <w:top w:val="single" w:color="1FA6A2" w:sz="8"/>
-          <w:left w:val="single" w:color="1FA6A2" w:sz="8"/>
-          <w:bottom w:val="single" w:color="1FA6A2" w:sz="8"/>
-          <w:right w:val="single" w:color="1FA6A2" w:sz="8"/>
-          <w:insideH w:val="single" w:color="auto" w:sz="4"/>
-          <w:insideV w:val="single" w:color="auto" w:sz="4"/>
-        </w:tblBorders>
-      </w:tblPr>
-      <w:tblGrid>
-        <w:gridCol w:w="100"/>
-      </w:tblGrid>
-      <w:tr>
-        <w:tc>
-          <w:tcPr>
-            <w:shd w:fill="F7FFFD" w:color="auto" w:val="clear"/>
-            <w:tcMar>
-              <w:top w:type="dxa" w:w="120"/>
-              <w:left w:type="dxa" w:w="180"/>
-              <w:bottom w:type="dxa" w:w="120"/>
-              <w:right w:type="dxa" w:w="180"/>
-            </w:tcMar>
-          </w:tcPr>
-          <w:p>
-            <w:pPr>
-              <w:spacing w:after="50"/>
-            </w:pPr>
-            <w:r>
-              <w:rPr>
-                <w:b/>
-                <w:bCs/>
-                <w:color w:val="1FA6A2"/>
-                <w:sz w:val="20"/>
-                <w:szCs w:val="20"/>
-              </w:rPr>
-              <w:t xml:space="preserve">Say it first:  </w:t>
-            </w:r>
-            <w:r>
-              <w:rPr>
-                <w:sz w:val="20"/>
-                <w:szCs w:val="20"/>
-              </w:rPr>
-              <w:t xml:space="preserve">Say your idea to a partner or quietly to yourself before you write.</w:t>
-            </w:r>
-          </w:p>
-          <w:p>
-            <w:pPr>
-              <w:spacing w:after="60"/>
-            </w:pPr>
-            <w:r>
-              <w:rPr>
-                <w:color w:val="1A2733"/>
-                <w:sz w:val="21"/>
-                <w:szCs w:val="21"/>
-              </w:rPr>
-              <w:t xml:space="preserve">The carpenter can cut ___ pieces because 5/6 ÷ 1/12 = ___.</w:t>
-            </w:r>
-            <w:r>
-              <w:rPr>
-                <w:i/>
-                <w:iCs/>
-                <w:color w:val="5F6F80"/>
-                <w:sz w:val="19"/>
-                <w:szCs w:val="19"/>
-              </w:rPr>
-              <w:br/>
-              <w:t xml:space="preserve">Di tu respuesta primero: Mi respuesta es ___ porque ___.</w:t>
-            </w:r>
-          </w:p>
-        </w:tc>
-      </w:tr>
-    </w:tbl>
-    <w:p>
-      <w:pPr>
-        <w:pStyle w:val="Heading2"/>
-        <w:spacing w:after="80" w:before="180"/>
-      </w:pPr>
-      <w:r>
-        <w:rPr>
-          <w:b/>
-          <w:bCs/>
-          <w:color w:val="12355B"/>
-          <w:sz w:val="24"/>
-          <w:szCs w:val="24"/>
-        </w:rPr>
-        <w:t xml:space="preserve">3. Build Your Explanation</w:t>
-      </w:r>
-      <w:r>
-        <w:rPr>
-          <w:i/>
-          <w:iCs/>
-          <w:color w:val="B97A12"/>
-          <w:sz w:val="19"/>
-          <w:szCs w:val="19"/>
-        </w:rPr>
-        <w:t xml:space="preserve">   choose your support</w:t>
+        <w:t xml:space="preserve">  ·  Simplificar</w:t>
       </w:r>
     </w:p>
     <w:tbl>
@@ -2417,21 +2202,6 @@
           </w:tcPr>
           <w:p>
             <w:pPr>
-              <w:spacing w:after="50"/>
-            </w:pPr>
-            <w:r>
-              <w:rPr>
-                <w:i/>
-                <w:iCs/>
-                <w:color w:val="5F6F80"/>
-                <w:sz w:val="19"/>
-                <w:szCs w:val="19"/>
-              </w:rPr>
-              <w:t xml:space="preserve">This model shows the parts of an explanation. It does not answer your writing question.</w:t>
-            </w:r>
-          </w:p>
-          <w:p>
-            <w:pPr>
               <w:spacing w:after="80"/>
             </w:pPr>
             <w:r>
@@ -2442,58 +2212,14 @@
                 <w:sz w:val="19"/>
                 <w:szCs w:val="19"/>
               </w:rPr>
-              <w:t xml:space="preserve">Claim:  </w:t>
+              <w:t xml:space="preserve">Model:  </w:t>
             </w:r>
             <w:r>
               <w:rPr>
                 <w:sz w:val="19"/>
                 <w:szCs w:val="19"/>
               </w:rPr>
-              <w:t xml:space="preserve">She will get many portions because 1/8 pound is much smaller than 3/4 pound.</w:t>
-            </w:r>
-          </w:p>
-          <w:p>
-            <w:pPr>
-              <w:spacing w:after="80"/>
-            </w:pPr>
-            <w:r>
-              <w:rPr>
-                <w:b/>
-                <w:bCs/>
-                <w:color w:val="12355B"/>
-                <w:sz w:val="19"/>
-                <w:szCs w:val="19"/>
-              </w:rPr>
-              <w:t xml:space="preserve">Evidence:  </w:t>
-            </w:r>
-            <w:r>
-              <w:rPr>
-                <w:sz w:val="19"/>
-                <w:szCs w:val="19"/>
-              </w:rPr>
-              <w:t xml:space="preserve">Students recognize the divisor 1/8 is smaller than the dividend 3/4, so the quotient is greater than 1.</w:t>
-            </w:r>
-          </w:p>
-          <w:p>
-            <w:pPr>
-              <w:spacing w:after="80"/>
-            </w:pPr>
-            <w:r>
-              <w:rPr>
-                <w:b/>
-                <w:bCs/>
-                <w:color w:val="12355B"/>
-                <w:sz w:val="19"/>
-                <w:szCs w:val="19"/>
-              </w:rPr>
-              <w:t xml:space="preserve">Reasoning:  </w:t>
-            </w:r>
-            <w:r>
-              <w:rPr>
-                <w:sz w:val="19"/>
-                <w:szCs w:val="19"/>
-              </w:rPr>
-              <w:t xml:space="preserve">This evidence connects the definition of mixed number to the mathematical claim.</w:t>
+              <w:t xml:space="preserve">She will get many portions because 1/8 pound is much smaller than 3/4 pound. — Students recognize the divisor 1/8 is smaller than the dividend 3/4, so the quotient is greater than 1.</w:t>
             </w:r>
           </w:p>
         </w:tc>
@@ -2572,7 +2298,7 @@
           <w:sz w:val="21"/>
           <w:szCs w:val="21"/>
         </w:rPr>
-        <w:t xml:space="preserve">My answer is ___.</w:t>
+        <w:t xml:space="preserve">My answer is ___ because ___.</w:t>
       </w:r>
       <w:r>
         <w:rPr>
@@ -2583,7 +2309,7 @@
           <w:szCs w:val="19"/>
         </w:rPr>
         <w:br/>
-        <w:t xml:space="preserve">Mi respuesta es ___.</w:t>
+        <w:t xml:space="preserve">Mi respuesta es ___ porque ___.</w:t>
       </w:r>
     </w:p>
     <w:tbl>
@@ -2723,7 +2449,7 @@
           <w:sz w:val="21"/>
           <w:szCs w:val="21"/>
         </w:rPr>
-        <w:t xml:space="preserve">I know because ___.</w:t>
+        <w:t xml:space="preserve">My evidence is ___, so ___.</w:t>
       </w:r>
       <w:r>
         <w:rPr>
@@ -2734,31 +2460,7 @@
           <w:szCs w:val="19"/>
         </w:rPr>
         <w:br/>
-        <w:t xml:space="preserve">Lo sé porque ___.</w:t>
-      </w:r>
-    </w:p>
-    <w:p>
-      <w:pPr>
-        <w:spacing w:after="60"/>
-      </w:pPr>
-      <w:r>
-        <w:rPr>
-          <w:color w:val="1A2733"/>
-          <w:sz w:val="21"/>
-          <w:szCs w:val="21"/>
-        </w:rPr>
-        <w:t xml:space="preserve">So ___.</w:t>
-      </w:r>
-      <w:r>
-        <w:rPr>
-          <w:i/>
-          <w:iCs/>
-          <w:color w:val="5F6F80"/>
-          <w:sz w:val="19"/>
-          <w:szCs w:val="19"/>
-        </w:rPr>
-        <w:br/>
-        <w:t xml:space="preserve">Entonces ___.</w:t>
+        <w:t xml:space="preserve">Mi evidencia es ___, entonces ___.</w:t>
       </w:r>
     </w:p>
     <w:tbl>
@@ -2864,78 +2566,6 @@
         <w:t xml:space="preserve">Escribe una afirmación, da evidencia matemática y explica tu razonamiento.</w:t>
       </w:r>
     </w:p>
-    <w:p>
-      <w:pPr>
-        <w:spacing w:after="60"/>
-      </w:pPr>
-      <w:r>
-        <w:rPr>
-          <w:color w:val="1A2733"/>
-          <w:sz w:val="21"/>
-          <w:szCs w:val="21"/>
-        </w:rPr>
-        <w:t xml:space="preserve">My claim is ___.</w:t>
-      </w:r>
-      <w:r>
-        <w:rPr>
-          <w:i/>
-          <w:iCs/>
-          <w:color w:val="5F6F80"/>
-          <w:sz w:val="19"/>
-          <w:szCs w:val="19"/>
-        </w:rPr>
-        <w:br/>
-        <w:t xml:space="preserve">Mi afirmación es ___.</w:t>
-      </w:r>
-    </w:p>
-    <w:p>
-      <w:pPr>
-        <w:spacing w:after="60"/>
-      </w:pPr>
-      <w:r>
-        <w:rPr>
-          <w:color w:val="1A2733"/>
-          <w:sz w:val="21"/>
-          <w:szCs w:val="21"/>
-        </w:rPr>
-        <w:t xml:space="preserve">My math evidence is ___.</w:t>
-      </w:r>
-      <w:r>
-        <w:rPr>
-          <w:i/>
-          <w:iCs/>
-          <w:color w:val="5F6F80"/>
-          <w:sz w:val="19"/>
-          <w:szCs w:val="19"/>
-        </w:rPr>
-        <w:br/>
-        <w:t xml:space="preserve">Mi evidencia matemática es ___.</w:t>
-      </w:r>
-    </w:p>
-    <w:p>
-      <w:pPr>
-        <w:spacing w:after="60"/>
-      </w:pPr>
-      <w:r>
-        <w:rPr>
-          <w:color w:val="1A2733"/>
-          <w:sz w:val="21"/>
-          <w:szCs w:val="21"/>
-        </w:rPr>
-        <w:t xml:space="preserve">This proves ___ because ___.</w:t>
-      </w:r>
-      <w:r>
-        <w:rPr>
-          <w:i/>
-          <w:iCs/>
-          <w:color w:val="5F6F80"/>
-          <w:sz w:val="19"/>
-          <w:szCs w:val="19"/>
-        </w:rPr>
-        <w:br/>
-        <w:t xml:space="preserve">Esto demuestra ___ porque ___.</w:t>
-      </w:r>
-    </w:p>
     <w:tbl>
       <w:tblPr>
         <w:tblW w:type="pct" w:w="100%"/>
@@ -3018,7 +2648,7 @@
           <w:sz w:val="24"/>
           <w:szCs w:val="24"/>
         </w:rPr>
-        <w:t xml:space="preserve">4. Check Your Explanation</w:t>
+        <w:t xml:space="preserve">Check Your Explanation</w:t>
       </w:r>
       <w:r>
         <w:rPr>
@@ -3028,7 +2658,7 @@
           <w:sz w:val="19"/>
           <w:szCs w:val="19"/>
         </w:rPr>
-        <w:t xml:space="preserve">   five quick checks</w:t>
+        <w:t xml:space="preserve">   three quick checks</w:t>
       </w:r>
     </w:p>
     <w:p>
@@ -3052,17 +2682,6 @@
         </w:rPr>
         <w:t xml:space="preserve">I answered the question.</w:t>
       </w:r>
-      <w:r>
-        <w:rPr>
-          <w:i/>
-          <w:iCs/>
-          <w:color w:val="5F6F80"/>
-          <w:sz w:val="18"/>
-          <w:szCs w:val="18"/>
-        </w:rPr>
-        <w:br/>
-        <w:t xml:space="preserve">Respondí la pregunta.</w:t>
-      </w:r>
     </w:p>
     <w:p>
       <w:pPr>
@@ -3083,18 +2702,7 @@
           <w:sz w:val="20"/>
           <w:szCs w:val="20"/>
         </w:rPr>
-        <w:t xml:space="preserve">I used math evidence: numbers, an equation, a model, or a comparison.</w:t>
-      </w:r>
-      <w:r>
-        <w:rPr>
-          <w:i/>
-          <w:iCs/>
-          <w:color w:val="5F6F80"/>
-          <w:sz w:val="18"/>
-          <w:szCs w:val="18"/>
-        </w:rPr>
-        <w:br/>
-        <w:t xml:space="preserve">Usé evidencia matemática: números, una ecuación, un modelo o una comparación.</w:t>
+        <w:t xml:space="preserve">I used math evidence: numbers, an equation, or a model.</w:t>
       </w:r>
     </w:p>
     <w:p>
@@ -3116,84 +2724,7 @@
           <w:sz w:val="20"/>
           <w:szCs w:val="20"/>
         </w:rPr>
-        <w:t xml:space="preserve">I explained how the evidence proves my answer.</w:t>
-      </w:r>
-      <w:r>
-        <w:rPr>
-          <w:i/>
-          <w:iCs/>
-          <w:color w:val="5F6F80"/>
-          <w:sz w:val="18"/>
-          <w:szCs w:val="18"/>
-        </w:rPr>
-        <w:br/>
-        <w:t xml:space="preserve">Expliqué cómo la evidencia demuestra mi respuesta.</w:t>
-      </w:r>
-    </w:p>
-    <w:p>
-      <w:pPr>
-        <w:spacing w:after="80"/>
-      </w:pPr>
-      <w:r>
-        <w:rPr>
-          <w:b/>
-          <w:bCs/>
-          <w:color w:val="1FA6A2"/>
-          <w:sz w:val="22"/>
-          <w:szCs w:val="22"/>
-        </w:rPr>
-        <w:t xml:space="preserve">☐  </w:t>
-      </w:r>
-      <w:r>
-        <w:rPr>
-          <w:sz w:val="20"/>
-          <w:szCs w:val="20"/>
-        </w:rPr>
         <w:t xml:space="preserve">I used at least two math words.</w:t>
-      </w:r>
-      <w:r>
-        <w:rPr>
-          <w:i/>
-          <w:iCs/>
-          <w:color w:val="5F6F80"/>
-          <w:sz w:val="18"/>
-          <w:szCs w:val="18"/>
-        </w:rPr>
-        <w:br/>
-        <w:t xml:space="preserve">Usé por lo menos dos palabras matemáticas.</w:t>
-      </w:r>
-    </w:p>
-    <w:p>
-      <w:pPr>
-        <w:spacing w:after="80"/>
-      </w:pPr>
-      <w:r>
-        <w:rPr>
-          <w:b/>
-          <w:bCs/>
-          <w:color w:val="1FA6A2"/>
-          <w:sz w:val="22"/>
-          <w:szCs w:val="22"/>
-        </w:rPr>
-        <w:t xml:space="preserve">☐  </w:t>
-      </w:r>
-      <w:r>
-        <w:rPr>
-          <w:sz w:val="20"/>
-          <w:szCs w:val="20"/>
-        </w:rPr>
-        <w:t xml:space="preserve">I reread complete sentences and punctuation.</w:t>
-      </w:r>
-      <w:r>
-        <w:rPr>
-          <w:i/>
-          <w:iCs/>
-          <w:color w:val="5F6F80"/>
-          <w:sz w:val="18"/>
-          <w:szCs w:val="18"/>
-        </w:rPr>
-        <w:br/>
-        <w:t xml:space="preserve">Volví a leer mis oraciones completas y la puntuación.</w:t>
       </w:r>
     </w:p>
     <w:p>
